--- a/Sprawozdanie.docx
+++ b/Sprawozdanie.docx
@@ -7,7 +7,7 @@
         <w:pStyle w:val="Tytu"/>
       </w:pPr>
       <w:r>
-        <w:t>Sztuczne sieci neuronowe</w:t>
+        <w:t>SSN</w:t>
       </w:r>
     </w:p>
     <w:p>
@@ -15,60 +15,6 @@
         <w:pStyle w:val="Nagwek1"/>
       </w:pPr>
       <w:r>
-        <w:t>Opis</w:t>
-      </w:r>
-    </w:p>
-    <w:p>
-      <w:pPr>
-        <w:pStyle w:val="Nagwek1"/>
-      </w:pPr>
-      <w:r>
-        <w:t>Przegląd literatury</w:t>
-      </w:r>
-    </w:p>
-    <w:p>
-      <w:pPr>
-        <w:pStyle w:val="Nagwek1"/>
-      </w:pPr>
-      <w:r>
-        <w:t>Analiza</w:t>
-      </w:r>
-    </w:p>
-    <w:p>
-      <w:pPr>
-        <w:pStyle w:val="Nagwek1"/>
-      </w:pPr>
-      <w:r>
-        <w:t>Podsumowanie i wnioski</w:t>
-      </w:r>
-    </w:p>
-    <w:p>
-      <w:pPr>
-        <w:rPr>
-          <w:rFonts w:asciiTheme="majorHAnsi" w:eastAsiaTheme="majorEastAsia" w:hAnsiTheme="majorHAnsi" w:cstheme="majorBidi"/>
-          <w:color w:val="0F4761" w:themeColor="accent1" w:themeShade="BF"/>
-          <w:sz w:val="40"/>
-          <w:szCs w:val="40"/>
-        </w:rPr>
-      </w:pPr>
-      <w:r>
-        <w:br w:type="page"/>
-      </w:r>
-    </w:p>
-    <w:p>
-      <w:pPr>
-        <w:pStyle w:val="Tytu"/>
-      </w:pPr>
-      <w:r>
-        <w:lastRenderedPageBreak/>
-        <w:t>SSN</w:t>
-      </w:r>
-    </w:p>
-    <w:p>
-      <w:pPr>
-        <w:pStyle w:val="Nagwek1"/>
-      </w:pPr>
-      <w:r>
         <w:t>Opis podjętych do rozwiązania problemów</w:t>
       </w:r>
     </w:p>
@@ -85,15 +31,7 @@
         <w:t>Przewidujemy ilość godzin snu na podstawie zmiennych t</w:t>
       </w:r>
       <w:r>
-        <w:t xml:space="preserve">akich jak: wiek, płeć, dzienny czas ekranowy, dzienny czas używania telefonu, dzienny czas używania laptopa, dzienny czas używania tableta,  dzienny czas oglądania telewizji, dzienny czas korzystania z social mediów, dzienny czas związany z pracą, godziny poświęcone na rozrywkę, godziny poświęcone na granie, jakość snu, ocena nastroju, poziom stresu, godziny aktywności fizycznej w tygodniu, typ miejsca zamieszkania, ocena zdrowia psychicznego,  używanie aplikacji </w:t>
-      </w:r>
-      <w:proofErr w:type="spellStart"/>
-      <w:r>
-        <w:t>wellness</w:t>
-      </w:r>
-      <w:proofErr w:type="spellEnd"/>
-      <w:r>
-        <w:t>, czy dana osoba zdrowo się odżywia, spożycie kofeiny w miligramach na dzień, tygodniowy wynik lęku, minuty uważności na dzień.</w:t>
+        <w:t>akich jak: wiek, płeć, dzienny czas ekranowy, dzienny czas używania telefonu, dzienny czas używania laptopa, dzienny czas używania tableta,  dzienny czas oglądania telewizji, dzienny czas korzystania z social mediów, dzienny czas związany z pracą, godziny poświęcone na rozrywkę, godziny poświęcone na granie, jakość snu, ocena nastroju, poziom stresu, godziny aktywności fizycznej w tygodniu, typ miejsca zamieszkania, ocena zdrowia psychicznego,  używanie aplikacji wellness, czy dana osoba zdrowo się odżywia, spożycie kofeiny w miligramach na dzień, tygodniowy wynik lęku, minuty uważności na dzień.</w:t>
       </w:r>
     </w:p>
     <w:p>
@@ -118,11 +56,9 @@
         </w:numPr>
         <w:spacing w:line="278" w:lineRule="auto"/>
       </w:pPr>
-      <w:proofErr w:type="spellStart"/>
       <w:r>
         <w:t>mental_health_score</w:t>
       </w:r>
-      <w:proofErr w:type="spellEnd"/>
       <w:r>
         <w:t xml:space="preserve"> &lt; 0.4</w:t>
       </w:r>
@@ -136,11 +72,9 @@
         </w:numPr>
         <w:spacing w:line="278" w:lineRule="auto"/>
       </w:pPr>
-      <w:proofErr w:type="spellStart"/>
       <w:r>
         <w:t>stress_level</w:t>
       </w:r>
-      <w:proofErr w:type="spellEnd"/>
       <w:r>
         <w:t xml:space="preserve"> &gt; 0.7</w:t>
       </w:r>
@@ -154,11 +88,9 @@
         </w:numPr>
         <w:spacing w:line="278" w:lineRule="auto"/>
       </w:pPr>
-      <w:proofErr w:type="spellStart"/>
       <w:r>
         <w:t>weekly_anxiety_score</w:t>
       </w:r>
-      <w:proofErr w:type="spellEnd"/>
       <w:r>
         <w:t xml:space="preserve"> &gt; 0.8</w:t>
       </w:r>
@@ -181,60 +113,94 @@
     </w:p>
     <w:p>
       <w:r>
-        <w:t xml:space="preserve">Ze względu na to, że nasz </w:t>
-      </w:r>
-      <w:proofErr w:type="spellStart"/>
-      <w:r>
-        <w:t>dataset</w:t>
-      </w:r>
-      <w:proofErr w:type="spellEnd"/>
-      <w:r>
-        <w:t xml:space="preserve"> jest nowy, na stronie kaggle.com (z której pochodzi </w:t>
-      </w:r>
-      <w:proofErr w:type="spellStart"/>
-      <w:r>
-        <w:t>dataset</w:t>
-      </w:r>
-      <w:proofErr w:type="spellEnd"/>
-      <w:r>
-        <w:t xml:space="preserve">) nie ma opracowań, które poruszały by ten sam problem co nasz projekt. Inni użytkownicy najczęściej przewidują </w:t>
-      </w:r>
-      <w:proofErr w:type="spellStart"/>
-      <w:r>
-        <w:t>mental_health_score</w:t>
-      </w:r>
-      <w:proofErr w:type="spellEnd"/>
-      <w:r>
-        <w:t xml:space="preserve">, jeśli chodzi o model regresyjny (my przewidujemy ilość godzin snu). Jeśli chodzi o model klasyfikacyjny, są dwie prace poruszające ten temat, lecz jedna zawiera trzy kategorie, które przewiduje (nasz projekt zawiera dwie), a druga dzieli zmienną na podstawie mediany z </w:t>
-      </w:r>
-      <w:proofErr w:type="spellStart"/>
-      <w:r>
-        <w:t>mental_health_score</w:t>
-      </w:r>
-      <w:proofErr w:type="spellEnd"/>
-      <w:r>
-        <w:t xml:space="preserve">, przy czym my wykorzystujemy do tego dane mówiące również o poziomie stresu i tygodniowego wyniku niepokoju. Biorąc to pod uwagę, nie mamy literatury, z którą możemy porównać nasze wyniki.  </w:t>
-      </w:r>
-    </w:p>
-    <w:p>
-      <w:pPr>
-        <w:pStyle w:val="Tytu"/>
-      </w:pPr>
-    </w:p>
-    <w:p>
-      <w:pPr>
-        <w:pStyle w:val="Tytu"/>
-      </w:pPr>
-      <w:r>
-        <w:t>ML</w:t>
-      </w:r>
-    </w:p>
-    <w:p>
-      <w:pPr>
-        <w:pStyle w:val="Nagwek1"/>
-      </w:pPr>
-      <w:r>
-        <w:t>Opis wybranych metod uczenia maszynowego</w:t>
+        <w:t xml:space="preserve">Ze względu na to, że nasz dataset jest nowy, na stronie kaggle.com (z której pochodzi dataset) nie ma opracowań, które poruszały by ten sam problem co nasz projekt. Inni użytkownicy najczęściej przewidują mental_health_score, jeśli chodzi o model regresyjny (my przewidujemy ilość godzin snu). Jeśli chodzi o model klasyfikacyjny, są dwie prace poruszające ten temat, lecz jedna zawiera trzy kategorie, które przewiduje (nasz projekt zawiera dwie), a druga dzieli zmienną na podstawie mediany z mental_health_score, przy czym my wykorzystujemy do tego dane mówiące również o poziomie stresu i tygodniowego wyniku niepokoju. Biorąc to pod uwagę, nie mamy literatury, z którą możemy porównać nasze wyniki.  </w:t>
+      </w:r>
+    </w:p>
+    <w:p>
+      <w:pPr>
+        <w:pStyle w:val="Nagwek2"/>
+      </w:pPr>
+      <w:r>
+        <w:t>Analiza wpływu różnych parametrów wybranych metod na skuteczność działania sieci</w:t>
+      </w:r>
+    </w:p>
+    <w:p>
+      <w:pPr>
+        <w:pStyle w:val="Nagwek3"/>
+      </w:pPr>
+      <w:r>
+        <w:t>Model regresji</w:t>
+      </w:r>
+    </w:p>
+    <w:p>
+      <w:r>
+        <w:t>W ramach eksperymentu przeprowadzono analizę wpływu wybranych parametrów modelu sieci neuronowej na jakość predykcji długości snu. Badania wykonano w oparciu o autorską implementację sieci neuronowej w języku Python, wykorzystującą propagację w przód i wstecz oraz optymalizację gradientową z momentum.</w:t>
+      </w:r>
+    </w:p>
+    <w:p>
+      <w:r>
+        <w:t>W analizie zmieniano kluczowe parametry modelu:</w:t>
+      </w:r>
+    </w:p>
+    <w:p>
+      <w:pPr>
+        <w:numPr>
+          <w:ilvl w:val="0"/>
+          <w:numId w:val="21"/>
+        </w:numPr>
+      </w:pPr>
+      <w:r>
+        <w:lastRenderedPageBreak/>
+        <w:t xml:space="preserve">współczynnik uczenia (learning rate): 0.01, 0.008, 0.005, 0.001 </w:t>
+      </w:r>
+    </w:p>
+    <w:p>
+      <w:pPr>
+        <w:numPr>
+          <w:ilvl w:val="0"/>
+          <w:numId w:val="21"/>
+        </w:numPr>
+      </w:pPr>
+      <w:r>
+        <w:t xml:space="preserve">liczba neuronów w warstwie ukrytej (hidden units): 64, 128, 256, 512 </w:t>
+      </w:r>
+    </w:p>
+    <w:p>
+      <w:pPr>
+        <w:numPr>
+          <w:ilvl w:val="0"/>
+          <w:numId w:val="21"/>
+        </w:numPr>
+      </w:pPr>
+      <w:r>
+        <w:t xml:space="preserve">rozmiar batcha: 16, 32, 64, 128 </w:t>
+      </w:r>
+    </w:p>
+    <w:p>
+      <w:pPr>
+        <w:numPr>
+          <w:ilvl w:val="0"/>
+          <w:numId w:val="21"/>
+        </w:numPr>
+      </w:pPr>
+      <w:r>
+        <w:t xml:space="preserve">architekturę sieci (liczbę warstw) </w:t>
+      </w:r>
+    </w:p>
+    <w:p>
+      <w:pPr>
+        <w:numPr>
+          <w:ilvl w:val="0"/>
+          <w:numId w:val="21"/>
+        </w:numPr>
+      </w:pPr>
+      <w:r>
+        <w:t xml:space="preserve">funkcję aktywacji </w:t>
+      </w:r>
+    </w:p>
+    <w:p>
+      <w:r>
+        <w:t>Jako miarę jakości modelu przyjęto średni błąd bezwzględny (MAE).</w:t>
       </w:r>
     </w:p>
     <w:p>
@@ -249,63 +215,3634 @@
           <w:b/>
           <w:bCs/>
         </w:rPr>
-        <w:t>1. Regresja Logistyczna (</w:t>
-      </w:r>
-      <w:proofErr w:type="spellStart"/>
-      <w:r>
+        <w:t>Wpływ architektury sieci</w:t>
+      </w:r>
+    </w:p>
+    <w:p>
+      <w:r>
+        <w:t>Najlepsze wyniki uzyskano dla najprostszej architektury [29, 1], która osiągnęła najniższy błąd testowy (MAE ≈ 0.138). Wraz ze wzrostem liczby warstw i neuronów obserwowano pogorszenie wyników.</w:t>
+      </w:r>
+    </w:p>
+    <w:p>
+      <w:r>
+        <w:t>Wskazuje to, że bardziej złożone modele prowadziły do przeuczenia (overfittingu) i nie poprawiały zdolności generalizacji.</w:t>
+      </w:r>
+    </w:p>
+    <w:p>
+      <w:pPr>
         <w:rPr>
           <w:b/>
           <w:bCs/>
         </w:rPr>
-        <w:t>Logistic</w:t>
-      </w:r>
-      <w:proofErr w:type="spellEnd"/>
+      </w:pPr>
       <w:r>
         <w:rPr>
           <w:b/>
           <w:bCs/>
         </w:rPr>
-        <w:t xml:space="preserve"> </w:t>
-      </w:r>
-      <w:proofErr w:type="spellStart"/>
-      <w:r>
+        <w:t>Wpływ współczynnika uczenia</w:t>
+      </w:r>
+    </w:p>
+    <w:p>
+      <w:r>
+        <w:t>Najlepsze wyniki uzyskano dla learning rate = 0.01. Wraz ze zmniejszaniem tej wartości jakość modelu wyraźnie się pogarszała. Dla bardzo małych wartości (0.001 oraz 0.0005) model uczył się zbyt wolno, co skutkowało wysokim błędem.</w:t>
+      </w:r>
+    </w:p>
+    <w:p>
+      <w:r>
+        <w:t>Oznacza to, że odpowiednio wysoka dynamika uczenia jest kluczowa dla skutecznej optymalizacji.</w:t>
+      </w:r>
+    </w:p>
+    <w:p>
+      <w:pPr>
         <w:rPr>
           <w:b/>
           <w:bCs/>
         </w:rPr>
-        <w:t>Regression</w:t>
-      </w:r>
-      <w:proofErr w:type="spellEnd"/>
+      </w:pPr>
       <w:r>
         <w:rPr>
           <w:b/>
           <w:bCs/>
         </w:rPr>
-        <w:t>)</w:t>
-      </w:r>
-    </w:p>
-    <w:p>
-      <w:r>
-        <w:lastRenderedPageBreak/>
-        <w:t xml:space="preserve">Mimo nazwy "regresja", jest to podstawowy model </w:t>
-      </w:r>
-      <w:r>
+        <w:t>Wpływ batch size</w:t>
+      </w:r>
+    </w:p>
+    <w:p>
+      <w:r>
+        <w:t>Najlepsze wyniki uzyskano dla najmniejszego batch size (16). Wraz ze wzrostem batch size następowało systematyczne pogorszenie wyników.</w:t>
+      </w:r>
+    </w:p>
+    <w:p>
+      <w:r>
+        <w:t>Wynika to z faktu, że mniejsze batch’e pozwalają na częstszą aktualizację wag, co poprawia zdolność modelu do dopasowania się do danych.</w:t>
+      </w:r>
+    </w:p>
+    <w:p>
+      <w:pPr>
         <w:rPr>
           <w:b/>
           <w:bCs/>
         </w:rPr>
+      </w:pPr>
+      <w:r>
+        <w:rPr>
+          <w:b/>
+          <w:bCs/>
+        </w:rPr>
+        <w:t>Wpływ liczby neuronów</w:t>
+      </w:r>
+    </w:p>
+    <w:p>
+      <w:r>
+        <w:t>W przeciwieństwie do początkowych założeń, zwiększanie liczby neuronów nie prowadziło do poprawy wyników. Najlepsze rezultaty uzyskano dla prostych modeli lub umiarkowanej liczby neuronów (ok. 128).</w:t>
+      </w:r>
+    </w:p>
+    <w:p>
+      <w:r>
+        <w:t>Większe modele (256–512 neuronów) często osiągały gorsze wyniki, co wskazuje na nadmierne dopasowanie do danych treningowych.</w:t>
+      </w:r>
+    </w:p>
+    <w:p>
+      <w:pPr>
+        <w:rPr>
+          <w:b/>
+          <w:bCs/>
+        </w:rPr>
+      </w:pPr>
+      <w:r>
+        <w:rPr>
+          <w:b/>
+          <w:bCs/>
+        </w:rPr>
+        <w:t>Wpływ funkcji aktywacji</w:t>
+      </w:r>
+    </w:p>
+    <w:p>
+      <w:r>
+        <w:t>Najlepsze wyniki uzyskano dla funkcji sigmoid, która osiągnęła najniższy błąd testowy. Funkcje ReLU i Leaky ReLU dawały nieco gorsze rezultaty, natomiast funkcja tanh okazała się najmniej efektywna.</w:t>
+      </w:r>
+    </w:p>
+    <w:p>
+      <w:pPr>
+        <w:rPr>
+          <w:b/>
+          <w:bCs/>
+        </w:rPr>
+      </w:pPr>
+      <w:r>
+        <w:rPr>
+          <w:b/>
+          <w:bCs/>
+        </w:rPr>
+        <w:t>Wpływ podziału danych</w:t>
+      </w:r>
+    </w:p>
+    <w:p>
+      <w:r>
+        <w:lastRenderedPageBreak/>
+        <w:t>Wraz ze zwiększaniem liczby danych treningowych (do 1800 obserwacji) obserwowano poprawę jakości modelu. Najlepszy wynik uzyskano dla największego zbioru treningowego, co wskazuje na istotną rolę ilości danych w procesie uczenia.</w:t>
+      </w:r>
+    </w:p>
+    <w:p>
+      <w:pPr>
+        <w:rPr>
+          <w:b/>
+          <w:bCs/>
+        </w:rPr>
+      </w:pPr>
+      <w:r>
+        <w:rPr>
+          <w:b/>
+          <w:bCs/>
+        </w:rPr>
+        <w:t>Podsumowanie</w:t>
+      </w:r>
+    </w:p>
+    <w:p>
+      <w:r>
+        <w:t>Najlepsze wyniki uzyskano dla konfiguracji:</w:t>
+      </w:r>
+    </w:p>
+    <w:p>
+      <w:pPr>
+        <w:numPr>
+          <w:ilvl w:val="0"/>
+          <w:numId w:val="22"/>
+        </w:numPr>
+      </w:pPr>
+      <w:r>
+        <w:t xml:space="preserve">learning rate = 0.01 </w:t>
+      </w:r>
+    </w:p>
+    <w:p>
+      <w:pPr>
+        <w:numPr>
+          <w:ilvl w:val="0"/>
+          <w:numId w:val="22"/>
+        </w:numPr>
+      </w:pPr>
+      <w:r>
+        <w:t xml:space="preserve">batch size = 16 </w:t>
+      </w:r>
+    </w:p>
+    <w:p>
+      <w:pPr>
+        <w:numPr>
+          <w:ilvl w:val="0"/>
+          <w:numId w:val="22"/>
+        </w:numPr>
+      </w:pPr>
+      <w:r>
+        <w:t xml:space="preserve">liczba neuronów ≈ 128 </w:t>
+      </w:r>
+    </w:p>
+    <w:p>
+      <w:pPr>
+        <w:numPr>
+          <w:ilvl w:val="0"/>
+          <w:numId w:val="22"/>
+        </w:numPr>
+      </w:pPr>
+      <w:r>
+        <w:t xml:space="preserve">prosta architektura (bez wielu warstw ukrytych) </w:t>
+      </w:r>
+    </w:p>
+    <w:p>
+      <w:r>
+        <w:t xml:space="preserve">Najlepszy osiągnięty wynik wynosił około </w:t>
+      </w:r>
+      <w:r>
+        <w:rPr>
+          <w:b/>
+          <w:bCs/>
+        </w:rPr>
+        <w:t>MAE ≈ 0.138–0.168</w:t>
+      </w:r>
+      <w:r>
+        <w:t>.</w:t>
+      </w:r>
+    </w:p>
+    <w:p>
+      <w:r>
+        <w:t>Wyniki wskazują, że dla analizowanego problemu kluczowe znaczenie ma:</w:t>
+      </w:r>
+    </w:p>
+    <w:p>
+      <w:pPr>
+        <w:numPr>
+          <w:ilvl w:val="0"/>
+          <w:numId w:val="23"/>
+        </w:numPr>
+      </w:pPr>
+      <w:r>
+        <w:t xml:space="preserve">stosunkowo wysoki współczynnik uczenia </w:t>
+      </w:r>
+    </w:p>
+    <w:p>
+      <w:pPr>
+        <w:numPr>
+          <w:ilvl w:val="0"/>
+          <w:numId w:val="23"/>
+        </w:numPr>
+      </w:pPr>
+      <w:r>
+        <w:t xml:space="preserve">mały batch size </w:t>
+      </w:r>
+    </w:p>
+    <w:p>
+      <w:pPr>
+        <w:numPr>
+          <w:ilvl w:val="0"/>
+          <w:numId w:val="23"/>
+        </w:numPr>
+      </w:pPr>
+      <w:r>
+        <w:t xml:space="preserve">ograniczona złożoność modelu </w:t>
+      </w:r>
+    </w:p>
+    <w:p>
+      <w:r>
+        <w:t>Zbyt rozbudowane sieci neuronowe prowadziły do przeuczenia i pogorszenia jakości predykcji.</w:t>
+      </w:r>
+    </w:p>
+    <w:p>
+      <w:pPr>
+        <w:rPr>
+          <w:b/>
+          <w:bCs/>
+        </w:rPr>
+      </w:pPr>
+      <w:r>
+        <w:rPr>
+          <w:b/>
+          <w:bCs/>
+        </w:rPr>
+        <w:t>Najlepsze wyniki</w:t>
+      </w:r>
+    </w:p>
+    <w:p>
+      <w:pPr>
+        <w:rPr>
+          <w:b/>
+          <w:bCs/>
+        </w:rPr>
+      </w:pPr>
+      <w:r>
+        <w:rPr>
+          <w:b/>
+          <w:bCs/>
+        </w:rPr>
+        <w:t>Grid search</w:t>
+      </w:r>
+    </w:p>
+    <w:tbl>
+      <w:tblPr>
+        <w:tblW w:w="0" w:type="auto"/>
+        <w:tblCellSpacing w:w="15" w:type="dxa"/>
+        <w:tblCellMar>
+          <w:top w:w="15" w:type="dxa"/>
+          <w:left w:w="15" w:type="dxa"/>
+          <w:bottom w:w="15" w:type="dxa"/>
+          <w:right w:w="15" w:type="dxa"/>
+        </w:tblCellMar>
+        <w:tblLook w:val="04A0" w:firstRow="1" w:lastRow="0" w:firstColumn="1" w:lastColumn="0" w:noHBand="0" w:noVBand="1"/>
+      </w:tblPr>
+      <w:tblGrid>
+        <w:gridCol w:w="1374"/>
+        <w:gridCol w:w="1297"/>
+        <w:gridCol w:w="1046"/>
+        <w:gridCol w:w="1380"/>
+      </w:tblGrid>
+      <w:tr>
+        <w:trPr>
+          <w:tblHeader/>
+          <w:tblCellSpacing w:w="15" w:type="dxa"/>
+        </w:trPr>
+        <w:tc>
+          <w:tcPr>
+            <w:tcW w:w="0" w:type="auto"/>
+            <w:vAlign w:val="center"/>
+            <w:hideMark/>
+          </w:tcPr>
+          <w:p>
+            <w:r>
+              <w:t>Learning Rate</w:t>
+            </w:r>
+          </w:p>
+        </w:tc>
+        <w:tc>
+          <w:tcPr>
+            <w:tcW w:w="0" w:type="auto"/>
+            <w:vAlign w:val="center"/>
+            <w:hideMark/>
+          </w:tcPr>
+          <w:p>
+            <w:r>
+              <w:t>Hidden Units</w:t>
+            </w:r>
+          </w:p>
+        </w:tc>
+        <w:tc>
+          <w:tcPr>
+            <w:tcW w:w="0" w:type="auto"/>
+            <w:vAlign w:val="center"/>
+            <w:hideMark/>
+          </w:tcPr>
+          <w:p>
+            <w:r>
+              <w:t>Batch Size</w:t>
+            </w:r>
+          </w:p>
+        </w:tc>
+        <w:tc>
+          <w:tcPr>
+            <w:tcW w:w="0" w:type="auto"/>
+            <w:vAlign w:val="center"/>
+            <w:hideMark/>
+          </w:tcPr>
+          <w:p>
+            <w:r>
+              <w:t>MAE</w:t>
+            </w:r>
+          </w:p>
+        </w:tc>
+      </w:tr>
+      <w:tr>
+        <w:trPr>
+          <w:tblCellSpacing w:w="15" w:type="dxa"/>
+        </w:trPr>
+        <w:tc>
+          <w:tcPr>
+            <w:tcW w:w="0" w:type="auto"/>
+            <w:vAlign w:val="center"/>
+            <w:hideMark/>
+          </w:tcPr>
+          <w:p>
+            <w:r>
+              <w:t>0.01</w:t>
+            </w:r>
+          </w:p>
+        </w:tc>
+        <w:tc>
+          <w:tcPr>
+            <w:tcW w:w="0" w:type="auto"/>
+            <w:vAlign w:val="center"/>
+            <w:hideMark/>
+          </w:tcPr>
+          <w:p>
+            <w:r>
+              <w:t>128</w:t>
+            </w:r>
+          </w:p>
+        </w:tc>
+        <w:tc>
+          <w:tcPr>
+            <w:tcW w:w="0" w:type="auto"/>
+            <w:vAlign w:val="center"/>
+            <w:hideMark/>
+          </w:tcPr>
+          <w:p>
+            <w:r>
+              <w:t>16</w:t>
+            </w:r>
+          </w:p>
+        </w:tc>
+        <w:tc>
+          <w:tcPr>
+            <w:tcW w:w="0" w:type="auto"/>
+            <w:vAlign w:val="center"/>
+            <w:hideMark/>
+          </w:tcPr>
+          <w:p>
+            <w:r>
+              <w:t>0.1679 (BEST)</w:t>
+            </w:r>
+          </w:p>
+        </w:tc>
+      </w:tr>
+      <w:tr>
+        <w:trPr>
+          <w:tblCellSpacing w:w="15" w:type="dxa"/>
+        </w:trPr>
+        <w:tc>
+          <w:tcPr>
+            <w:tcW w:w="0" w:type="auto"/>
+            <w:vAlign w:val="center"/>
+            <w:hideMark/>
+          </w:tcPr>
+          <w:p>
+            <w:r>
+              <w:t>0.01</w:t>
+            </w:r>
+          </w:p>
+        </w:tc>
+        <w:tc>
+          <w:tcPr>
+            <w:tcW w:w="0" w:type="auto"/>
+            <w:vAlign w:val="center"/>
+            <w:hideMark/>
+          </w:tcPr>
+          <w:p>
+            <w:r>
+              <w:t>512</w:t>
+            </w:r>
+          </w:p>
+        </w:tc>
+        <w:tc>
+          <w:tcPr>
+            <w:tcW w:w="0" w:type="auto"/>
+            <w:vAlign w:val="center"/>
+            <w:hideMark/>
+          </w:tcPr>
+          <w:p>
+            <w:r>
+              <w:t>16</w:t>
+            </w:r>
+          </w:p>
+        </w:tc>
+        <w:tc>
+          <w:tcPr>
+            <w:tcW w:w="0" w:type="auto"/>
+            <w:vAlign w:val="center"/>
+            <w:hideMark/>
+          </w:tcPr>
+          <w:p>
+            <w:r>
+              <w:t>0.1812</w:t>
+            </w:r>
+          </w:p>
+        </w:tc>
+      </w:tr>
+      <w:tr>
+        <w:trPr>
+          <w:tblCellSpacing w:w="15" w:type="dxa"/>
+        </w:trPr>
+        <w:tc>
+          <w:tcPr>
+            <w:tcW w:w="0" w:type="auto"/>
+            <w:vAlign w:val="center"/>
+            <w:hideMark/>
+          </w:tcPr>
+          <w:p>
+            <w:r>
+              <w:t>0.01</w:t>
+            </w:r>
+          </w:p>
+        </w:tc>
+        <w:tc>
+          <w:tcPr>
+            <w:tcW w:w="0" w:type="auto"/>
+            <w:vAlign w:val="center"/>
+            <w:hideMark/>
+          </w:tcPr>
+          <w:p>
+            <w:r>
+              <w:t>256</w:t>
+            </w:r>
+          </w:p>
+        </w:tc>
+        <w:tc>
+          <w:tcPr>
+            <w:tcW w:w="0" w:type="auto"/>
+            <w:vAlign w:val="center"/>
+            <w:hideMark/>
+          </w:tcPr>
+          <w:p>
+            <w:r>
+              <w:t>16</w:t>
+            </w:r>
+          </w:p>
+        </w:tc>
+        <w:tc>
+          <w:tcPr>
+            <w:tcW w:w="0" w:type="auto"/>
+            <w:vAlign w:val="center"/>
+            <w:hideMark/>
+          </w:tcPr>
+          <w:p>
+            <w:r>
+              <w:t>0.1951</w:t>
+            </w:r>
+          </w:p>
+        </w:tc>
+      </w:tr>
+      <w:tr>
+        <w:trPr>
+          <w:tblCellSpacing w:w="15" w:type="dxa"/>
+        </w:trPr>
+        <w:tc>
+          <w:tcPr>
+            <w:tcW w:w="0" w:type="auto"/>
+            <w:vAlign w:val="center"/>
+            <w:hideMark/>
+          </w:tcPr>
+          <w:p>
+            <w:r>
+              <w:t>0.008</w:t>
+            </w:r>
+          </w:p>
+        </w:tc>
+        <w:tc>
+          <w:tcPr>
+            <w:tcW w:w="0" w:type="auto"/>
+            <w:vAlign w:val="center"/>
+            <w:hideMark/>
+          </w:tcPr>
+          <w:p>
+            <w:r>
+              <w:t>256</w:t>
+            </w:r>
+          </w:p>
+        </w:tc>
+        <w:tc>
+          <w:tcPr>
+            <w:tcW w:w="0" w:type="auto"/>
+            <w:vAlign w:val="center"/>
+            <w:hideMark/>
+          </w:tcPr>
+          <w:p>
+            <w:r>
+              <w:t>16</w:t>
+            </w:r>
+          </w:p>
+        </w:tc>
+        <w:tc>
+          <w:tcPr>
+            <w:tcW w:w="0" w:type="auto"/>
+            <w:vAlign w:val="center"/>
+            <w:hideMark/>
+          </w:tcPr>
+          <w:p>
+            <w:r>
+              <w:t>0.1947</w:t>
+            </w:r>
+          </w:p>
+        </w:tc>
+      </w:tr>
+      <w:tr>
+        <w:trPr>
+          <w:tblCellSpacing w:w="15" w:type="dxa"/>
+        </w:trPr>
+        <w:tc>
+          <w:tcPr>
+            <w:tcW w:w="0" w:type="auto"/>
+            <w:vAlign w:val="center"/>
+            <w:hideMark/>
+          </w:tcPr>
+          <w:p>
+            <w:r>
+              <w:t>0.005</w:t>
+            </w:r>
+          </w:p>
+        </w:tc>
+        <w:tc>
+          <w:tcPr>
+            <w:tcW w:w="0" w:type="auto"/>
+            <w:vAlign w:val="center"/>
+            <w:hideMark/>
+          </w:tcPr>
+          <w:p>
+            <w:r>
+              <w:t>512</w:t>
+            </w:r>
+          </w:p>
+        </w:tc>
+        <w:tc>
+          <w:tcPr>
+            <w:tcW w:w="0" w:type="auto"/>
+            <w:vAlign w:val="center"/>
+            <w:hideMark/>
+          </w:tcPr>
+          <w:p>
+            <w:r>
+              <w:t>16</w:t>
+            </w:r>
+          </w:p>
+        </w:tc>
+        <w:tc>
+          <w:tcPr>
+            <w:tcW w:w="0" w:type="auto"/>
+            <w:vAlign w:val="center"/>
+            <w:hideMark/>
+          </w:tcPr>
+          <w:p>
+            <w:r>
+              <w:t>0.2198</w:t>
+            </w:r>
+          </w:p>
+        </w:tc>
+      </w:tr>
+    </w:tbl>
+    <w:p>
+      <w:pPr>
+        <w:rPr>
+          <w:b/>
+          <w:bCs/>
+        </w:rPr>
+      </w:pPr>
+      <w:r>
+        <w:rPr>
+          <w:b/>
+          <w:bCs/>
+        </w:rPr>
+        <w:t>Wpływ architektury sieci</w:t>
+      </w:r>
+    </w:p>
+    <w:tbl>
+      <w:tblPr>
+        <w:tblW w:w="0" w:type="auto"/>
+        <w:tblCellSpacing w:w="15" w:type="dxa"/>
+        <w:tblCellMar>
+          <w:top w:w="15" w:type="dxa"/>
+          <w:left w:w="15" w:type="dxa"/>
+          <w:bottom w:w="15" w:type="dxa"/>
+          <w:right w:w="15" w:type="dxa"/>
+        </w:tblCellMar>
+        <w:tblLook w:val="04A0" w:firstRow="1" w:lastRow="0" w:firstColumn="1" w:lastColumn="0" w:noHBand="0" w:noVBand="1"/>
+      </w:tblPr>
+      <w:tblGrid>
+        <w:gridCol w:w="1810"/>
+        <w:gridCol w:w="984"/>
+        <w:gridCol w:w="1380"/>
+      </w:tblGrid>
+      <w:tr>
+        <w:trPr>
+          <w:tblHeader/>
+          <w:tblCellSpacing w:w="15" w:type="dxa"/>
+        </w:trPr>
+        <w:tc>
+          <w:tcPr>
+            <w:tcW w:w="0" w:type="auto"/>
+            <w:vAlign w:val="center"/>
+            <w:hideMark/>
+          </w:tcPr>
+          <w:p>
+            <w:r>
+              <w:t>Architektura</w:t>
+            </w:r>
+          </w:p>
+        </w:tc>
+        <w:tc>
+          <w:tcPr>
+            <w:tcW w:w="0" w:type="auto"/>
+            <w:vAlign w:val="center"/>
+            <w:hideMark/>
+          </w:tcPr>
+          <w:p>
+            <w:r>
+              <w:t>Train MAE</w:t>
+            </w:r>
+          </w:p>
+        </w:tc>
+        <w:tc>
+          <w:tcPr>
+            <w:tcW w:w="0" w:type="auto"/>
+            <w:vAlign w:val="center"/>
+            <w:hideMark/>
+          </w:tcPr>
+          <w:p>
+            <w:r>
+              <w:t>Test MAE</w:t>
+            </w:r>
+          </w:p>
+        </w:tc>
+      </w:tr>
+      <w:tr>
+        <w:trPr>
+          <w:tblCellSpacing w:w="15" w:type="dxa"/>
+        </w:trPr>
+        <w:tc>
+          <w:tcPr>
+            <w:tcW w:w="0" w:type="auto"/>
+            <w:vAlign w:val="center"/>
+            <w:hideMark/>
+          </w:tcPr>
+          <w:p>
+            <w:r>
+              <w:t>[29, 1]</w:t>
+            </w:r>
+          </w:p>
+        </w:tc>
+        <w:tc>
+          <w:tcPr>
+            <w:tcW w:w="0" w:type="auto"/>
+            <w:vAlign w:val="center"/>
+            <w:hideMark/>
+          </w:tcPr>
+          <w:p>
+            <w:r>
+              <w:t>0.1398</w:t>
+            </w:r>
+          </w:p>
+        </w:tc>
+        <w:tc>
+          <w:tcPr>
+            <w:tcW w:w="0" w:type="auto"/>
+            <w:vAlign w:val="center"/>
+            <w:hideMark/>
+          </w:tcPr>
+          <w:p>
+            <w:r>
+              <w:t>0.1382 (BEST)</w:t>
+            </w:r>
+          </w:p>
+        </w:tc>
+      </w:tr>
+      <w:tr>
+        <w:trPr>
+          <w:tblCellSpacing w:w="15" w:type="dxa"/>
+        </w:trPr>
+        <w:tc>
+          <w:tcPr>
+            <w:tcW w:w="0" w:type="auto"/>
+            <w:vAlign w:val="center"/>
+            <w:hideMark/>
+          </w:tcPr>
+          <w:p>
+            <w:r>
+              <w:t>[29, 64, 32, 1]</w:t>
+            </w:r>
+          </w:p>
+        </w:tc>
+        <w:tc>
+          <w:tcPr>
+            <w:tcW w:w="0" w:type="auto"/>
+            <w:vAlign w:val="center"/>
+            <w:hideMark/>
+          </w:tcPr>
+          <w:p>
+            <w:r>
+              <w:t>0.1446</w:t>
+            </w:r>
+          </w:p>
+        </w:tc>
+        <w:tc>
+          <w:tcPr>
+            <w:tcW w:w="0" w:type="auto"/>
+            <w:vAlign w:val="center"/>
+            <w:hideMark/>
+          </w:tcPr>
+          <w:p>
+            <w:r>
+              <w:t>0.1442</w:t>
+            </w:r>
+          </w:p>
+        </w:tc>
+      </w:tr>
+      <w:tr>
+        <w:trPr>
+          <w:tblCellSpacing w:w="15" w:type="dxa"/>
+        </w:trPr>
+        <w:tc>
+          <w:tcPr>
+            <w:tcW w:w="0" w:type="auto"/>
+            <w:vAlign w:val="center"/>
+            <w:hideMark/>
+          </w:tcPr>
+          <w:p>
+            <w:r>
+              <w:t>[29, 128, 64, 32, 1]</w:t>
+            </w:r>
+          </w:p>
+        </w:tc>
+        <w:tc>
+          <w:tcPr>
+            <w:tcW w:w="0" w:type="auto"/>
+            <w:vAlign w:val="center"/>
+            <w:hideMark/>
+          </w:tcPr>
+          <w:p>
+            <w:r>
+              <w:t>0.1513</w:t>
+            </w:r>
+          </w:p>
+        </w:tc>
+        <w:tc>
+          <w:tcPr>
+            <w:tcW w:w="0" w:type="auto"/>
+            <w:vAlign w:val="center"/>
+            <w:hideMark/>
+          </w:tcPr>
+          <w:p>
+            <w:r>
+              <w:t>0.1588</w:t>
+            </w:r>
+          </w:p>
+        </w:tc>
+      </w:tr>
+      <w:tr>
+        <w:trPr>
+          <w:tblCellSpacing w:w="15" w:type="dxa"/>
+        </w:trPr>
+        <w:tc>
+          <w:tcPr>
+            <w:tcW w:w="0" w:type="auto"/>
+            <w:vAlign w:val="center"/>
+            <w:hideMark/>
+          </w:tcPr>
+          <w:p>
+            <w:r>
+              <w:t>[29, 128, 64, 1]</w:t>
+            </w:r>
+          </w:p>
+        </w:tc>
+        <w:tc>
+          <w:tcPr>
+            <w:tcW w:w="0" w:type="auto"/>
+            <w:vAlign w:val="center"/>
+            <w:hideMark/>
+          </w:tcPr>
+          <w:p>
+            <w:r>
+              <w:t>0.1587</w:t>
+            </w:r>
+          </w:p>
+        </w:tc>
+        <w:tc>
+          <w:tcPr>
+            <w:tcW w:w="0" w:type="auto"/>
+            <w:vAlign w:val="center"/>
+            <w:hideMark/>
+          </w:tcPr>
+          <w:p>
+            <w:r>
+              <w:t>0.1708</w:t>
+            </w:r>
+          </w:p>
+        </w:tc>
+      </w:tr>
+      <w:tr>
+        <w:trPr>
+          <w:tblCellSpacing w:w="15" w:type="dxa"/>
+        </w:trPr>
+        <w:tc>
+          <w:tcPr>
+            <w:tcW w:w="0" w:type="auto"/>
+            <w:vAlign w:val="center"/>
+            <w:hideMark/>
+          </w:tcPr>
+          <w:p>
+            <w:r>
+              <w:t>[29, 64, 1]</w:t>
+            </w:r>
+          </w:p>
+        </w:tc>
+        <w:tc>
+          <w:tcPr>
+            <w:tcW w:w="0" w:type="auto"/>
+            <w:vAlign w:val="center"/>
+            <w:hideMark/>
+          </w:tcPr>
+          <w:p>
+            <w:r>
+              <w:t>0.1700</w:t>
+            </w:r>
+          </w:p>
+        </w:tc>
+        <w:tc>
+          <w:tcPr>
+            <w:tcW w:w="0" w:type="auto"/>
+            <w:vAlign w:val="center"/>
+            <w:hideMark/>
+          </w:tcPr>
+          <w:p>
+            <w:r>
+              <w:t>0.1756</w:t>
+            </w:r>
+          </w:p>
+        </w:tc>
+      </w:tr>
+    </w:tbl>
+    <w:p>
+      <w:pPr>
+        <w:rPr>
+          <w:b/>
+          <w:bCs/>
+        </w:rPr>
+      </w:pPr>
+      <w:r>
+        <w:rPr>
+          <w:b/>
+          <w:bCs/>
+        </w:rPr>
+        <w:lastRenderedPageBreak/>
+        <w:t>Funkcja aktywacji</w:t>
+      </w:r>
+    </w:p>
+    <w:tbl>
+      <w:tblPr>
+        <w:tblW w:w="0" w:type="auto"/>
+        <w:tblCellSpacing w:w="15" w:type="dxa"/>
+        <w:tblCellMar>
+          <w:top w:w="15" w:type="dxa"/>
+          <w:left w:w="15" w:type="dxa"/>
+          <w:bottom w:w="15" w:type="dxa"/>
+          <w:right w:w="15" w:type="dxa"/>
+        </w:tblCellMar>
+        <w:tblLook w:val="04A0" w:firstRow="1" w:lastRow="0" w:firstColumn="1" w:lastColumn="0" w:noHBand="0" w:noVBand="1"/>
+      </w:tblPr>
+      <w:tblGrid>
+        <w:gridCol w:w="1172"/>
+        <w:gridCol w:w="984"/>
+        <w:gridCol w:w="1380"/>
+      </w:tblGrid>
+      <w:tr>
+        <w:trPr>
+          <w:tblHeader/>
+          <w:tblCellSpacing w:w="15" w:type="dxa"/>
+        </w:trPr>
+        <w:tc>
+          <w:tcPr>
+            <w:tcW w:w="0" w:type="auto"/>
+            <w:vAlign w:val="center"/>
+            <w:hideMark/>
+          </w:tcPr>
+          <w:p>
+            <w:r>
+              <w:t>Funkcja</w:t>
+            </w:r>
+          </w:p>
+        </w:tc>
+        <w:tc>
+          <w:tcPr>
+            <w:tcW w:w="0" w:type="auto"/>
+            <w:vAlign w:val="center"/>
+            <w:hideMark/>
+          </w:tcPr>
+          <w:p>
+            <w:r>
+              <w:t>Train MAE</w:t>
+            </w:r>
+          </w:p>
+        </w:tc>
+        <w:tc>
+          <w:tcPr>
+            <w:tcW w:w="0" w:type="auto"/>
+            <w:vAlign w:val="center"/>
+            <w:hideMark/>
+          </w:tcPr>
+          <w:p>
+            <w:r>
+              <w:t>Test MAE</w:t>
+            </w:r>
+          </w:p>
+        </w:tc>
+      </w:tr>
+      <w:tr>
+        <w:trPr>
+          <w:tblCellSpacing w:w="15" w:type="dxa"/>
+        </w:trPr>
+        <w:tc>
+          <w:tcPr>
+            <w:tcW w:w="0" w:type="auto"/>
+            <w:vAlign w:val="center"/>
+            <w:hideMark/>
+          </w:tcPr>
+          <w:p>
+            <w:r>
+              <w:t>Sigmoid</w:t>
+            </w:r>
+          </w:p>
+        </w:tc>
+        <w:tc>
+          <w:tcPr>
+            <w:tcW w:w="0" w:type="auto"/>
+            <w:vAlign w:val="center"/>
+            <w:hideMark/>
+          </w:tcPr>
+          <w:p>
+            <w:r>
+              <w:t>0.1470</w:t>
+            </w:r>
+          </w:p>
+        </w:tc>
+        <w:tc>
+          <w:tcPr>
+            <w:tcW w:w="0" w:type="auto"/>
+            <w:vAlign w:val="center"/>
+            <w:hideMark/>
+          </w:tcPr>
+          <w:p>
+            <w:r>
+              <w:t>0.1462 (BEST)</w:t>
+            </w:r>
+          </w:p>
+        </w:tc>
+      </w:tr>
+      <w:tr>
+        <w:trPr>
+          <w:tblCellSpacing w:w="15" w:type="dxa"/>
+        </w:trPr>
+        <w:tc>
+          <w:tcPr>
+            <w:tcW w:w="0" w:type="auto"/>
+            <w:vAlign w:val="center"/>
+            <w:hideMark/>
+          </w:tcPr>
+          <w:p>
+            <w:r>
+              <w:t>ReLU</w:t>
+            </w:r>
+          </w:p>
+        </w:tc>
+        <w:tc>
+          <w:tcPr>
+            <w:tcW w:w="0" w:type="auto"/>
+            <w:vAlign w:val="center"/>
+            <w:hideMark/>
+          </w:tcPr>
+          <w:p>
+            <w:r>
+              <w:t>0.1483</w:t>
+            </w:r>
+          </w:p>
+        </w:tc>
+        <w:tc>
+          <w:tcPr>
+            <w:tcW w:w="0" w:type="auto"/>
+            <w:vAlign w:val="center"/>
+            <w:hideMark/>
+          </w:tcPr>
+          <w:p>
+            <w:r>
+              <w:t>0.1546</w:t>
+            </w:r>
+          </w:p>
+        </w:tc>
+      </w:tr>
+      <w:tr>
+        <w:trPr>
+          <w:tblCellSpacing w:w="15" w:type="dxa"/>
+        </w:trPr>
+        <w:tc>
+          <w:tcPr>
+            <w:tcW w:w="0" w:type="auto"/>
+            <w:vAlign w:val="center"/>
+            <w:hideMark/>
+          </w:tcPr>
+          <w:p>
+            <w:r>
+              <w:t>Leaky ReLU</w:t>
+            </w:r>
+          </w:p>
+        </w:tc>
+        <w:tc>
+          <w:tcPr>
+            <w:tcW w:w="0" w:type="auto"/>
+            <w:vAlign w:val="center"/>
+            <w:hideMark/>
+          </w:tcPr>
+          <w:p>
+            <w:r>
+              <w:t>0.1549</w:t>
+            </w:r>
+          </w:p>
+        </w:tc>
+        <w:tc>
+          <w:tcPr>
+            <w:tcW w:w="0" w:type="auto"/>
+            <w:vAlign w:val="center"/>
+            <w:hideMark/>
+          </w:tcPr>
+          <w:p>
+            <w:r>
+              <w:t>0.1618</w:t>
+            </w:r>
+          </w:p>
+        </w:tc>
+      </w:tr>
+      <w:tr>
+        <w:trPr>
+          <w:tblCellSpacing w:w="15" w:type="dxa"/>
+        </w:trPr>
+        <w:tc>
+          <w:tcPr>
+            <w:tcW w:w="0" w:type="auto"/>
+            <w:vAlign w:val="center"/>
+            <w:hideMark/>
+          </w:tcPr>
+          <w:p>
+            <w:r>
+              <w:t>Tanh</w:t>
+            </w:r>
+          </w:p>
+        </w:tc>
+        <w:tc>
+          <w:tcPr>
+            <w:tcW w:w="0" w:type="auto"/>
+            <w:vAlign w:val="center"/>
+            <w:hideMark/>
+          </w:tcPr>
+          <w:p>
+            <w:r>
+              <w:t>0.1736</w:t>
+            </w:r>
+          </w:p>
+        </w:tc>
+        <w:tc>
+          <w:tcPr>
+            <w:tcW w:w="0" w:type="auto"/>
+            <w:vAlign w:val="center"/>
+            <w:hideMark/>
+          </w:tcPr>
+          <w:p>
+            <w:r>
+              <w:t>0.1722</w:t>
+            </w:r>
+          </w:p>
+        </w:tc>
+      </w:tr>
+    </w:tbl>
+    <w:p>
+      <w:pPr>
+        <w:rPr>
+          <w:b/>
+          <w:bCs/>
+        </w:rPr>
+      </w:pPr>
+      <w:r>
+        <w:rPr>
+          <w:b/>
+          <w:bCs/>
+        </w:rPr>
+        <w:t>Learning rate</w:t>
+      </w:r>
+    </w:p>
+    <w:tbl>
+      <w:tblPr>
+        <w:tblW w:w="0" w:type="auto"/>
+        <w:tblCellSpacing w:w="15" w:type="dxa"/>
+        <w:tblCellMar>
+          <w:top w:w="15" w:type="dxa"/>
+          <w:left w:w="15" w:type="dxa"/>
+          <w:bottom w:w="15" w:type="dxa"/>
+          <w:right w:w="15" w:type="dxa"/>
+        </w:tblCellMar>
+        <w:tblLook w:val="04A0" w:firstRow="1" w:lastRow="0" w:firstColumn="1" w:lastColumn="0" w:noHBand="0" w:noVBand="1"/>
+      </w:tblPr>
+      <w:tblGrid>
+        <w:gridCol w:w="1374"/>
+        <w:gridCol w:w="984"/>
+        <w:gridCol w:w="1380"/>
+      </w:tblGrid>
+      <w:tr>
+        <w:trPr>
+          <w:tblHeader/>
+          <w:tblCellSpacing w:w="15" w:type="dxa"/>
+        </w:trPr>
+        <w:tc>
+          <w:tcPr>
+            <w:tcW w:w="0" w:type="auto"/>
+            <w:vAlign w:val="center"/>
+            <w:hideMark/>
+          </w:tcPr>
+          <w:p>
+            <w:r>
+              <w:t>Learning Rate</w:t>
+            </w:r>
+          </w:p>
+        </w:tc>
+        <w:tc>
+          <w:tcPr>
+            <w:tcW w:w="0" w:type="auto"/>
+            <w:vAlign w:val="center"/>
+            <w:hideMark/>
+          </w:tcPr>
+          <w:p>
+            <w:r>
+              <w:t>Train MAE</w:t>
+            </w:r>
+          </w:p>
+        </w:tc>
+        <w:tc>
+          <w:tcPr>
+            <w:tcW w:w="0" w:type="auto"/>
+            <w:vAlign w:val="center"/>
+            <w:hideMark/>
+          </w:tcPr>
+          <w:p>
+            <w:r>
+              <w:t>Test MAE</w:t>
+            </w:r>
+          </w:p>
+        </w:tc>
+      </w:tr>
+      <w:tr>
+        <w:trPr>
+          <w:tblCellSpacing w:w="15" w:type="dxa"/>
+        </w:trPr>
+        <w:tc>
+          <w:tcPr>
+            <w:tcW w:w="0" w:type="auto"/>
+            <w:vAlign w:val="center"/>
+            <w:hideMark/>
+          </w:tcPr>
+          <w:p>
+            <w:r>
+              <w:t>0.01</w:t>
+            </w:r>
+          </w:p>
+        </w:tc>
+        <w:tc>
+          <w:tcPr>
+            <w:tcW w:w="0" w:type="auto"/>
+            <w:vAlign w:val="center"/>
+            <w:hideMark/>
+          </w:tcPr>
+          <w:p>
+            <w:r>
+              <w:t>0.1386</w:t>
+            </w:r>
+          </w:p>
+        </w:tc>
+        <w:tc>
+          <w:tcPr>
+            <w:tcW w:w="0" w:type="auto"/>
+            <w:vAlign w:val="center"/>
+            <w:hideMark/>
+          </w:tcPr>
+          <w:p>
+            <w:r>
+              <w:t>0.1486 (BEST)</w:t>
+            </w:r>
+          </w:p>
+        </w:tc>
+      </w:tr>
+      <w:tr>
+        <w:trPr>
+          <w:tblCellSpacing w:w="15" w:type="dxa"/>
+        </w:trPr>
+        <w:tc>
+          <w:tcPr>
+            <w:tcW w:w="0" w:type="auto"/>
+            <w:vAlign w:val="center"/>
+            <w:hideMark/>
+          </w:tcPr>
+          <w:p>
+            <w:r>
+              <w:t>0.005</w:t>
+            </w:r>
+          </w:p>
+        </w:tc>
+        <w:tc>
+          <w:tcPr>
+            <w:tcW w:w="0" w:type="auto"/>
+            <w:vAlign w:val="center"/>
+            <w:hideMark/>
+          </w:tcPr>
+          <w:p>
+            <w:r>
+              <w:t>0.1620</w:t>
+            </w:r>
+          </w:p>
+        </w:tc>
+        <w:tc>
+          <w:tcPr>
+            <w:tcW w:w="0" w:type="auto"/>
+            <w:vAlign w:val="center"/>
+            <w:hideMark/>
+          </w:tcPr>
+          <w:p>
+            <w:r>
+              <w:t>0.1935</w:t>
+            </w:r>
+          </w:p>
+        </w:tc>
+      </w:tr>
+      <w:tr>
+        <w:trPr>
+          <w:tblCellSpacing w:w="15" w:type="dxa"/>
+        </w:trPr>
+        <w:tc>
+          <w:tcPr>
+            <w:tcW w:w="0" w:type="auto"/>
+            <w:vAlign w:val="center"/>
+            <w:hideMark/>
+          </w:tcPr>
+          <w:p>
+            <w:r>
+              <w:t>0.001</w:t>
+            </w:r>
+          </w:p>
+        </w:tc>
+        <w:tc>
+          <w:tcPr>
+            <w:tcW w:w="0" w:type="auto"/>
+            <w:vAlign w:val="center"/>
+            <w:hideMark/>
+          </w:tcPr>
+          <w:p>
+            <w:r>
+              <w:t>0.3317</w:t>
+            </w:r>
+          </w:p>
+        </w:tc>
+        <w:tc>
+          <w:tcPr>
+            <w:tcW w:w="0" w:type="auto"/>
+            <w:vAlign w:val="center"/>
+            <w:hideMark/>
+          </w:tcPr>
+          <w:p>
+            <w:r>
+              <w:t>0.3547</w:t>
+            </w:r>
+          </w:p>
+        </w:tc>
+      </w:tr>
+      <w:tr>
+        <w:trPr>
+          <w:tblCellSpacing w:w="15" w:type="dxa"/>
+        </w:trPr>
+        <w:tc>
+          <w:tcPr>
+            <w:tcW w:w="0" w:type="auto"/>
+            <w:vAlign w:val="center"/>
+            <w:hideMark/>
+          </w:tcPr>
+          <w:p>
+            <w:r>
+              <w:t>0.0005</w:t>
+            </w:r>
+          </w:p>
+        </w:tc>
+        <w:tc>
+          <w:tcPr>
+            <w:tcW w:w="0" w:type="auto"/>
+            <w:vAlign w:val="center"/>
+            <w:hideMark/>
+          </w:tcPr>
+          <w:p>
+            <w:r>
+              <w:t>0.4890</w:t>
+            </w:r>
+          </w:p>
+        </w:tc>
+        <w:tc>
+          <w:tcPr>
+            <w:tcW w:w="0" w:type="auto"/>
+            <w:vAlign w:val="center"/>
+            <w:hideMark/>
+          </w:tcPr>
+          <w:p>
+            <w:r>
+              <w:t>0.4977</w:t>
+            </w:r>
+          </w:p>
+        </w:tc>
+      </w:tr>
+    </w:tbl>
+    <w:p>
+      <w:pPr>
+        <w:rPr>
+          <w:b/>
+          <w:bCs/>
+        </w:rPr>
+      </w:pPr>
+      <w:r>
+        <w:rPr>
+          <w:b/>
+          <w:bCs/>
+        </w:rPr>
+        <w:t>Batch size</w:t>
+      </w:r>
+    </w:p>
+    <w:tbl>
+      <w:tblPr>
+        <w:tblW w:w="0" w:type="auto"/>
+        <w:tblCellSpacing w:w="15" w:type="dxa"/>
+        <w:tblCellMar>
+          <w:top w:w="15" w:type="dxa"/>
+          <w:left w:w="15" w:type="dxa"/>
+          <w:bottom w:w="15" w:type="dxa"/>
+          <w:right w:w="15" w:type="dxa"/>
+        </w:tblCellMar>
+        <w:tblLook w:val="04A0" w:firstRow="1" w:lastRow="0" w:firstColumn="1" w:lastColumn="0" w:noHBand="0" w:noVBand="1"/>
+      </w:tblPr>
+      <w:tblGrid>
+        <w:gridCol w:w="1061"/>
+        <w:gridCol w:w="984"/>
+        <w:gridCol w:w="1380"/>
+      </w:tblGrid>
+      <w:tr>
+        <w:trPr>
+          <w:tblHeader/>
+          <w:tblCellSpacing w:w="15" w:type="dxa"/>
+        </w:trPr>
+        <w:tc>
+          <w:tcPr>
+            <w:tcW w:w="0" w:type="auto"/>
+            <w:vAlign w:val="center"/>
+            <w:hideMark/>
+          </w:tcPr>
+          <w:p>
+            <w:r>
+              <w:t>Batch Size</w:t>
+            </w:r>
+          </w:p>
+        </w:tc>
+        <w:tc>
+          <w:tcPr>
+            <w:tcW w:w="0" w:type="auto"/>
+            <w:vAlign w:val="center"/>
+            <w:hideMark/>
+          </w:tcPr>
+          <w:p>
+            <w:r>
+              <w:t>Train MAE</w:t>
+            </w:r>
+          </w:p>
+        </w:tc>
+        <w:tc>
+          <w:tcPr>
+            <w:tcW w:w="0" w:type="auto"/>
+            <w:vAlign w:val="center"/>
+            <w:hideMark/>
+          </w:tcPr>
+          <w:p>
+            <w:r>
+              <w:t>Test MAE</w:t>
+            </w:r>
+          </w:p>
+        </w:tc>
+      </w:tr>
+      <w:tr>
+        <w:trPr>
+          <w:tblCellSpacing w:w="15" w:type="dxa"/>
+        </w:trPr>
+        <w:tc>
+          <w:tcPr>
+            <w:tcW w:w="0" w:type="auto"/>
+            <w:vAlign w:val="center"/>
+            <w:hideMark/>
+          </w:tcPr>
+          <w:p>
+            <w:r>
+              <w:t>16</w:t>
+            </w:r>
+          </w:p>
+        </w:tc>
+        <w:tc>
+          <w:tcPr>
+            <w:tcW w:w="0" w:type="auto"/>
+            <w:vAlign w:val="center"/>
+            <w:hideMark/>
+          </w:tcPr>
+          <w:p>
+            <w:r>
+              <w:t>0.1394</w:t>
+            </w:r>
+          </w:p>
+        </w:tc>
+        <w:tc>
+          <w:tcPr>
+            <w:tcW w:w="0" w:type="auto"/>
+            <w:vAlign w:val="center"/>
+            <w:hideMark/>
+          </w:tcPr>
+          <w:p>
+            <w:r>
+              <w:t>0.1530 (BEST)</w:t>
+            </w:r>
+          </w:p>
+        </w:tc>
+      </w:tr>
+      <w:tr>
+        <w:trPr>
+          <w:tblCellSpacing w:w="15" w:type="dxa"/>
+        </w:trPr>
+        <w:tc>
+          <w:tcPr>
+            <w:tcW w:w="0" w:type="auto"/>
+            <w:vAlign w:val="center"/>
+            <w:hideMark/>
+          </w:tcPr>
+          <w:p>
+            <w:r>
+              <w:t>32</w:t>
+            </w:r>
+          </w:p>
+        </w:tc>
+        <w:tc>
+          <w:tcPr>
+            <w:tcW w:w="0" w:type="auto"/>
+            <w:vAlign w:val="center"/>
+            <w:hideMark/>
+          </w:tcPr>
+          <w:p>
+            <w:r>
+              <w:t>0.1683</w:t>
+            </w:r>
+          </w:p>
+        </w:tc>
+        <w:tc>
+          <w:tcPr>
+            <w:tcW w:w="0" w:type="auto"/>
+            <w:vAlign w:val="center"/>
+            <w:hideMark/>
+          </w:tcPr>
+          <w:p>
+            <w:r>
+              <w:t>0.1859</w:t>
+            </w:r>
+          </w:p>
+        </w:tc>
+      </w:tr>
+      <w:tr>
+        <w:trPr>
+          <w:tblCellSpacing w:w="15" w:type="dxa"/>
+        </w:trPr>
+        <w:tc>
+          <w:tcPr>
+            <w:tcW w:w="0" w:type="auto"/>
+            <w:vAlign w:val="center"/>
+            <w:hideMark/>
+          </w:tcPr>
+          <w:p>
+            <w:r>
+              <w:t>64</w:t>
+            </w:r>
+          </w:p>
+        </w:tc>
+        <w:tc>
+          <w:tcPr>
+            <w:tcW w:w="0" w:type="auto"/>
+            <w:vAlign w:val="center"/>
+            <w:hideMark/>
+          </w:tcPr>
+          <w:p>
+            <w:r>
+              <w:t>0.2467</w:t>
+            </w:r>
+          </w:p>
+        </w:tc>
+        <w:tc>
+          <w:tcPr>
+            <w:tcW w:w="0" w:type="auto"/>
+            <w:vAlign w:val="center"/>
+            <w:hideMark/>
+          </w:tcPr>
+          <w:p>
+            <w:r>
+              <w:t>0.2769</w:t>
+            </w:r>
+          </w:p>
+        </w:tc>
+      </w:tr>
+      <w:tr>
+        <w:trPr>
+          <w:tblCellSpacing w:w="15" w:type="dxa"/>
+        </w:trPr>
+        <w:tc>
+          <w:tcPr>
+            <w:tcW w:w="0" w:type="auto"/>
+            <w:vAlign w:val="center"/>
+            <w:hideMark/>
+          </w:tcPr>
+          <w:p>
+            <w:r>
+              <w:t>128</w:t>
+            </w:r>
+          </w:p>
+        </w:tc>
+        <w:tc>
+          <w:tcPr>
+            <w:tcW w:w="0" w:type="auto"/>
+            <w:vAlign w:val="center"/>
+            <w:hideMark/>
+          </w:tcPr>
+          <w:p>
+            <w:r>
+              <w:t>0.3003</w:t>
+            </w:r>
+          </w:p>
+        </w:tc>
+        <w:tc>
+          <w:tcPr>
+            <w:tcW w:w="0" w:type="auto"/>
+            <w:vAlign w:val="center"/>
+            <w:hideMark/>
+          </w:tcPr>
+          <w:p>
+            <w:r>
+              <w:t>0.3120</w:t>
+            </w:r>
+          </w:p>
+        </w:tc>
+      </w:tr>
+    </w:tbl>
+    <w:p>
+      <w:pPr>
+        <w:rPr>
+          <w:b/>
+          <w:bCs/>
+        </w:rPr>
+      </w:pPr>
+    </w:p>
+    <w:p>
+      <w:pPr>
+        <w:rPr>
+          <w:b/>
+          <w:bCs/>
+        </w:rPr>
+      </w:pPr>
+      <w:r>
+        <w:rPr>
+          <w:b/>
+          <w:bCs/>
+        </w:rPr>
+        <w:t>Podział danych</w:t>
+      </w:r>
+    </w:p>
+    <w:tbl>
+      <w:tblPr>
+        <w:tblW w:w="0" w:type="auto"/>
+        <w:tblCellSpacing w:w="15" w:type="dxa"/>
+        <w:tblCellMar>
+          <w:top w:w="15" w:type="dxa"/>
+          <w:left w:w="15" w:type="dxa"/>
+          <w:bottom w:w="15" w:type="dxa"/>
+          <w:right w:w="15" w:type="dxa"/>
+        </w:tblCellMar>
+        <w:tblLook w:val="04A0" w:firstRow="1" w:lastRow="0" w:firstColumn="1" w:lastColumn="0" w:noHBand="0" w:noVBand="1"/>
+      </w:tblPr>
+      <w:tblGrid>
+        <w:gridCol w:w="942"/>
+        <w:gridCol w:w="984"/>
+        <w:gridCol w:w="1380"/>
+      </w:tblGrid>
+      <w:tr>
+        <w:trPr>
+          <w:tblHeader/>
+          <w:tblCellSpacing w:w="15" w:type="dxa"/>
+        </w:trPr>
+        <w:tc>
+          <w:tcPr>
+            <w:tcW w:w="0" w:type="auto"/>
+            <w:vAlign w:val="center"/>
+            <w:hideMark/>
+          </w:tcPr>
+          <w:p>
+            <w:r>
+              <w:t>Train size</w:t>
+            </w:r>
+          </w:p>
+        </w:tc>
+        <w:tc>
+          <w:tcPr>
+            <w:tcW w:w="0" w:type="auto"/>
+            <w:vAlign w:val="center"/>
+            <w:hideMark/>
+          </w:tcPr>
+          <w:p>
+            <w:r>
+              <w:t>Train MAE</w:t>
+            </w:r>
+          </w:p>
+        </w:tc>
+        <w:tc>
+          <w:tcPr>
+            <w:tcW w:w="0" w:type="auto"/>
+            <w:vAlign w:val="center"/>
+            <w:hideMark/>
+          </w:tcPr>
+          <w:p>
+            <w:r>
+              <w:t>Test MAE</w:t>
+            </w:r>
+          </w:p>
+        </w:tc>
+      </w:tr>
+      <w:tr>
+        <w:trPr>
+          <w:tblCellSpacing w:w="15" w:type="dxa"/>
+        </w:trPr>
+        <w:tc>
+          <w:tcPr>
+            <w:tcW w:w="0" w:type="auto"/>
+            <w:vAlign w:val="center"/>
+            <w:hideMark/>
+          </w:tcPr>
+          <w:p>
+            <w:r>
+              <w:t>1000</w:t>
+            </w:r>
+          </w:p>
+        </w:tc>
+        <w:tc>
+          <w:tcPr>
+            <w:tcW w:w="0" w:type="auto"/>
+            <w:vAlign w:val="center"/>
+            <w:hideMark/>
+          </w:tcPr>
+          <w:p>
+            <w:r>
+              <w:t>0.2175</w:t>
+            </w:r>
+          </w:p>
+        </w:tc>
+        <w:tc>
+          <w:tcPr>
+            <w:tcW w:w="0" w:type="auto"/>
+            <w:vAlign w:val="center"/>
+            <w:hideMark/>
+          </w:tcPr>
+          <w:p>
+            <w:r>
+              <w:t>0.2715</w:t>
+            </w:r>
+          </w:p>
+        </w:tc>
+      </w:tr>
+      <w:tr>
+        <w:trPr>
+          <w:tblCellSpacing w:w="15" w:type="dxa"/>
+        </w:trPr>
+        <w:tc>
+          <w:tcPr>
+            <w:tcW w:w="0" w:type="auto"/>
+            <w:vAlign w:val="center"/>
+            <w:hideMark/>
+          </w:tcPr>
+          <w:p>
+            <w:r>
+              <w:t>1200</w:t>
+            </w:r>
+          </w:p>
+        </w:tc>
+        <w:tc>
+          <w:tcPr>
+            <w:tcW w:w="0" w:type="auto"/>
+            <w:vAlign w:val="center"/>
+            <w:hideMark/>
+          </w:tcPr>
+          <w:p>
+            <w:r>
+              <w:t>0.1745</w:t>
+            </w:r>
+          </w:p>
+        </w:tc>
+        <w:tc>
+          <w:tcPr>
+            <w:tcW w:w="0" w:type="auto"/>
+            <w:vAlign w:val="center"/>
+            <w:hideMark/>
+          </w:tcPr>
+          <w:p>
+            <w:r>
+              <w:t>0.1927</w:t>
+            </w:r>
+          </w:p>
+        </w:tc>
+      </w:tr>
+      <w:tr>
+        <w:trPr>
+          <w:tblCellSpacing w:w="15" w:type="dxa"/>
+        </w:trPr>
+        <w:tc>
+          <w:tcPr>
+            <w:tcW w:w="0" w:type="auto"/>
+            <w:vAlign w:val="center"/>
+            <w:hideMark/>
+          </w:tcPr>
+          <w:p>
+            <w:r>
+              <w:t>1500</w:t>
+            </w:r>
+          </w:p>
+        </w:tc>
+        <w:tc>
+          <w:tcPr>
+            <w:tcW w:w="0" w:type="auto"/>
+            <w:vAlign w:val="center"/>
+            <w:hideMark/>
+          </w:tcPr>
+          <w:p>
+            <w:r>
+              <w:t>0.1740</w:t>
+            </w:r>
+          </w:p>
+        </w:tc>
+        <w:tc>
+          <w:tcPr>
+            <w:tcW w:w="0" w:type="auto"/>
+            <w:vAlign w:val="center"/>
+            <w:hideMark/>
+          </w:tcPr>
+          <w:p>
+            <w:r>
+              <w:t>0.1888</w:t>
+            </w:r>
+          </w:p>
+        </w:tc>
+      </w:tr>
+      <w:tr>
+        <w:trPr>
+          <w:tblCellSpacing w:w="15" w:type="dxa"/>
+        </w:trPr>
+        <w:tc>
+          <w:tcPr>
+            <w:tcW w:w="0" w:type="auto"/>
+            <w:vAlign w:val="center"/>
+            <w:hideMark/>
+          </w:tcPr>
+          <w:p>
+            <w:r>
+              <w:t>1600</w:t>
+            </w:r>
+          </w:p>
+        </w:tc>
+        <w:tc>
+          <w:tcPr>
+            <w:tcW w:w="0" w:type="auto"/>
+            <w:vAlign w:val="center"/>
+            <w:hideMark/>
+          </w:tcPr>
+          <w:p>
+            <w:r>
+              <w:t>0.1595</w:t>
+            </w:r>
+          </w:p>
+        </w:tc>
+        <w:tc>
+          <w:tcPr>
+            <w:tcW w:w="0" w:type="auto"/>
+            <w:vAlign w:val="center"/>
+            <w:hideMark/>
+          </w:tcPr>
+          <w:p>
+            <w:r>
+              <w:t>0.1815</w:t>
+            </w:r>
+          </w:p>
+        </w:tc>
+      </w:tr>
+      <w:tr>
+        <w:trPr>
+          <w:tblCellSpacing w:w="15" w:type="dxa"/>
+        </w:trPr>
+        <w:tc>
+          <w:tcPr>
+            <w:tcW w:w="0" w:type="auto"/>
+            <w:vAlign w:val="center"/>
+            <w:hideMark/>
+          </w:tcPr>
+          <w:p>
+            <w:r>
+              <w:t>1800</w:t>
+            </w:r>
+          </w:p>
+        </w:tc>
+        <w:tc>
+          <w:tcPr>
+            <w:tcW w:w="0" w:type="auto"/>
+            <w:vAlign w:val="center"/>
+            <w:hideMark/>
+          </w:tcPr>
+          <w:p>
+            <w:r>
+              <w:t>0.1440</w:t>
+            </w:r>
+          </w:p>
+        </w:tc>
+        <w:tc>
+          <w:tcPr>
+            <w:tcW w:w="0" w:type="auto"/>
+            <w:vAlign w:val="center"/>
+            <w:hideMark/>
+          </w:tcPr>
+          <w:p>
+            <w:r>
+              <w:t>0.1518 (BEST)</w:t>
+            </w:r>
+          </w:p>
+        </w:tc>
+      </w:tr>
+    </w:tbl>
+    <w:p>
+      <w:pPr>
+        <w:rPr>
+          <w:b/>
+          <w:bCs/>
+        </w:rPr>
+      </w:pPr>
+    </w:p>
+    <w:p>
+      <w:pPr>
+        <w:pStyle w:val="Nagwek3"/>
+      </w:pPr>
+      <w:r>
+        <w:lastRenderedPageBreak/>
+        <w:t>Model klasyfikacyjny</w:t>
+      </w:r>
+    </w:p>
+    <w:p>
+      <w:r>
+        <w:t>W ramach eksperymentu przeprowadzono analizę wpływu wybranych parametrów modelu sieci neuronowej na skuteczność klasyfikacji stanu zdrowia psychicznego użytkowników. Model przewiduje, czy dana osoba znajduje się w stanie obniżonego dobrostanu psychicznego (klasa 1), czy też jest zdrowa (klasa 0).</w:t>
+      </w:r>
+    </w:p>
+    <w:p>
+      <w:r>
+        <w:t>Badania wykonano w oparciu o autorską implementację wielowarstwowej sieci neuronowej w języku Python, wykorzystującą propagację w przód i wstecz oraz optymalizację gradientową z momentum.</w:t>
+      </w:r>
+    </w:p>
+    <w:p>
+      <w:r>
+        <w:t>W analizie uwzględniono następujące parametry:</w:t>
+      </w:r>
+    </w:p>
+    <w:p>
+      <w:pPr>
+        <w:numPr>
+          <w:ilvl w:val="0"/>
+          <w:numId w:val="24"/>
+        </w:numPr>
+      </w:pPr>
+      <w:r>
+        <w:t xml:space="preserve">współczynnik uczenia (learning rate): 0.01, 0.005, 0.003, 0.001 </w:t>
+      </w:r>
+    </w:p>
+    <w:p>
+      <w:pPr>
+        <w:numPr>
+          <w:ilvl w:val="0"/>
+          <w:numId w:val="24"/>
+        </w:numPr>
+      </w:pPr>
+      <w:r>
+        <w:t xml:space="preserve">liczba neuronów w warstwie ukrytej: 64, 128, 256, 512 </w:t>
+      </w:r>
+    </w:p>
+    <w:p>
+      <w:pPr>
+        <w:numPr>
+          <w:ilvl w:val="0"/>
+          <w:numId w:val="24"/>
+        </w:numPr>
+      </w:pPr>
+      <w:r>
+        <w:t xml:space="preserve">rozmiar batcha: 16, 32, 64, 128 </w:t>
+      </w:r>
+    </w:p>
+    <w:p>
+      <w:pPr>
+        <w:numPr>
+          <w:ilvl w:val="0"/>
+          <w:numId w:val="24"/>
+        </w:numPr>
+      </w:pPr>
+      <w:r>
+        <w:t xml:space="preserve">architekturę sieci (liczbę warstw) </w:t>
+      </w:r>
+    </w:p>
+    <w:p>
+      <w:pPr>
+        <w:numPr>
+          <w:ilvl w:val="0"/>
+          <w:numId w:val="24"/>
+        </w:numPr>
+      </w:pPr>
+      <w:r>
+        <w:t xml:space="preserve">funkcję aktywacji </w:t>
+      </w:r>
+    </w:p>
+    <w:p>
+      <w:r>
+        <w:t>Jako miarę jakości modelu przyjęto dokładność klasyfikacji (accuracy).</w:t>
+      </w:r>
+    </w:p>
+    <w:p>
+      <w:pPr>
+        <w:rPr>
+          <w:b/>
+          <w:bCs/>
+        </w:rPr>
+      </w:pPr>
+      <w:r>
+        <w:rPr>
+          <w:b/>
+          <w:bCs/>
+        </w:rPr>
+        <w:t>Wpływ architektury sieci</w:t>
+      </w:r>
+    </w:p>
+    <w:p>
+      <w:r>
+        <w:t>Analiza wykazała, że najlepsze wyniki uzyskano dla stosunkowo prostych architektur sieci. Model z jedną warstwą ukrytą osiągał najwyższą dokładność na zbiorze testowym (ok. 92–93%).</w:t>
+      </w:r>
+    </w:p>
+    <w:p>
+      <w:r>
+        <w:t>Wraz ze wzrostem liczby warstw i neuronów obserwowano zwiększenie dokładności na zbiorze treningowym (często do 100%), jednak jednocześnie spadek dokładności na zbiorze testowym. Jest to typowy objaw przeuczenia (overfittingu), gdzie model dopasowuje się zbyt dokładnie do danych treningowych, tracąc zdolność generalizacji.</w:t>
+      </w:r>
+    </w:p>
+    <w:p>
+      <w:pPr>
+        <w:rPr>
+          <w:b/>
+          <w:bCs/>
+        </w:rPr>
+      </w:pPr>
+      <w:r>
+        <w:rPr>
+          <w:b/>
+          <w:bCs/>
+        </w:rPr>
+        <w:t>Wpływ współczynnika uczenia</w:t>
+      </w:r>
+    </w:p>
+    <w:p>
+      <w:r>
+        <w:t>Najlepsze wyniki uzyskano dla wartości learning rate w zakresie 0.003–0.01. Wartości te zapewniały odpowiednią dynamikę uczenia oraz dobrą konwergencję modelu.</w:t>
+      </w:r>
+    </w:p>
+    <w:p>
+      <w:r>
+        <w:t>Dla bardzo małych wartości (0.001) zaobserwowano pogorszenie wyników, co wynikało z wolnego procesu uczenia. Model potrzebował więcej iteracji, aby osiągnąć optymalne parametry, przez co końcowa skuteczność była niższa.</w:t>
+      </w:r>
+    </w:p>
+    <w:p>
+      <w:r>
+        <w:t>Z kolei najwyższe wartości learning rate (0.01) prowadziły do bardzo szybkiego dopasowania modelu do danych treningowych, co w niektórych przypadkach zwiększało ryzyko przeuczenia.</w:t>
+      </w:r>
+    </w:p>
+    <w:p>
+      <w:pPr>
+        <w:rPr>
+          <w:b/>
+          <w:bCs/>
+        </w:rPr>
+      </w:pPr>
+      <w:r>
+        <w:rPr>
+          <w:b/>
+          <w:bCs/>
+        </w:rPr>
+        <w:t>Wpływ rozmiaru batcha</w:t>
+      </w:r>
+    </w:p>
+    <w:p>
+      <w:r>
+        <w:t>Najlepsze wyniki uzyskano dla małych wartości batch size (16–32). Wraz ze wzrostem batch size obserwowano stopniowe pogorszenie skuteczności modelu.</w:t>
+      </w:r>
+    </w:p>
+    <w:p>
+      <w:r>
+        <w:t>Mniejsze batch’e pozwalają na częstsze aktualizacje wag, co zwiększa zdolność modelu do znalezienia lepszego minimum funkcji kosztu. Większe batch’e powodują bardziej stabilne, ale mniej elastyczne uczenie, co może ograniczać jakość końcowego rozwiązania.</w:t>
+      </w:r>
+    </w:p>
+    <w:p>
+      <w:pPr>
+        <w:rPr>
+          <w:b/>
+          <w:bCs/>
+        </w:rPr>
+      </w:pPr>
+      <w:r>
+        <w:rPr>
+          <w:b/>
+          <w:bCs/>
+        </w:rPr>
+        <w:t>Wpływ liczby neuronów</w:t>
+      </w:r>
+    </w:p>
+    <w:p>
+      <w:r>
+        <w:lastRenderedPageBreak/>
+        <w:t>Zwiększanie liczby neuronów w warstwie ukrytej wpływało pozytywnie na zdolność modelu do dopasowania danych treningowych, jednak poprawa wyników na zbiorze testowym była ograniczona.</w:t>
+      </w:r>
+    </w:p>
+    <w:p>
+      <w:r>
+        <w:t>Najlepsze wyniki uzyskiwano zazwyczaj dla modeli o średniej wielkości (128–256 neuronów). Bardzo duże modele (512 neuronów) często prowadziły do przeuczenia, mimo wysokiej dokładności na zbiorze treningowym.</w:t>
+      </w:r>
+    </w:p>
+    <w:p>
+      <w:pPr>
+        <w:rPr>
+          <w:b/>
+          <w:bCs/>
+        </w:rPr>
+      </w:pPr>
+      <w:r>
+        <w:rPr>
+          <w:b/>
+          <w:bCs/>
+        </w:rPr>
+        <w:t>Wpływ funkcji aktywacji</w:t>
+      </w:r>
+    </w:p>
+    <w:p>
+      <w:r>
+        <w:t>Analiza funkcji aktywacji wykazała, że najlepszą zdolność generalizacji uzyskano dla funkcji sigmoid. Pomimo niższej dokładności na zbiorze treningowym, funkcja ta osiągała najwyższe wyniki na zbiorze testowym.</w:t>
+      </w:r>
+    </w:p>
+    <w:p>
+      <w:r>
+        <w:t>Funkcje ReLU oraz Leaky ReLU prowadziły do bardzo wysokiej dokładności treningowej, jednak kosztem pogorszenia wyników testowych, co wskazuje na większą podatność na przeuczenie. Funkcja tanh okazała się najmniej efektywna w analizowanym przypadku.</w:t>
+      </w:r>
+    </w:p>
+    <w:p>
+      <w:pPr>
+        <w:rPr>
+          <w:b/>
+          <w:bCs/>
+        </w:rPr>
+      </w:pPr>
+      <w:r>
+        <w:rPr>
+          <w:b/>
+          <w:bCs/>
+        </w:rPr>
+        <w:t>Overfitting</w:t>
+      </w:r>
+    </w:p>
+    <w:p>
+      <w:r>
+        <w:t>W trakcie eksperymentów zaobserwowano wyraźne zjawisko przeuczenia. W wielu konfiguracjach model osiągał bardzo wysoką dokładność na zbiorze treningowym (nawet 100%), podczas gdy dokładność na zbiorze testowym była niższa (ok. 90–93%).</w:t>
+      </w:r>
+    </w:p>
+    <w:p>
+      <w:r>
+        <w:t>Zjawisko to było szczególnie widoczne dla:</w:t>
+      </w:r>
+    </w:p>
+    <w:p>
+      <w:pPr>
+        <w:numPr>
+          <w:ilvl w:val="0"/>
+          <w:numId w:val="25"/>
+        </w:numPr>
+      </w:pPr>
+      <w:r>
+        <w:t xml:space="preserve">dużych modeli (wiele neuronów i warstw), </w:t>
+      </w:r>
+    </w:p>
+    <w:p>
+      <w:pPr>
+        <w:numPr>
+          <w:ilvl w:val="0"/>
+          <w:numId w:val="25"/>
+        </w:numPr>
+      </w:pPr>
+      <w:r>
+        <w:t xml:space="preserve">wysokich wartości learning rate, </w:t>
+      </w:r>
+    </w:p>
+    <w:p>
+      <w:pPr>
+        <w:numPr>
+          <w:ilvl w:val="0"/>
+          <w:numId w:val="25"/>
+        </w:numPr>
+      </w:pPr>
+      <w:r>
+        <w:t xml:space="preserve">funkcji aktywacji typu ReLU. </w:t>
+      </w:r>
+    </w:p>
+    <w:p>
+      <w:pPr>
+        <w:rPr>
+          <w:b/>
+          <w:bCs/>
+        </w:rPr>
+      </w:pPr>
+      <w:r>
+        <w:rPr>
+          <w:b/>
+          <w:bCs/>
+        </w:rPr>
+        <w:t>Podsumowanie</w:t>
+      </w:r>
+    </w:p>
+    <w:p>
+      <w:r>
+        <w:t>Najlepsze wyniki uzyskano dla konfiguracji charakteryzującej się:</w:t>
+      </w:r>
+    </w:p>
+    <w:p>
+      <w:pPr>
+        <w:numPr>
+          <w:ilvl w:val="0"/>
+          <w:numId w:val="26"/>
+        </w:numPr>
+      </w:pPr>
+      <w:r>
+        <w:t xml:space="preserve">umiarkowanym współczynnikiem uczenia (0.003–0.01), </w:t>
+      </w:r>
+    </w:p>
+    <w:p>
+      <w:pPr>
+        <w:numPr>
+          <w:ilvl w:val="0"/>
+          <w:numId w:val="26"/>
+        </w:numPr>
+      </w:pPr>
+      <w:r>
+        <w:t xml:space="preserve">niewielkim rozmiarem batcha (16–32), </w:t>
+      </w:r>
+    </w:p>
+    <w:p>
+      <w:pPr>
+        <w:numPr>
+          <w:ilvl w:val="0"/>
+          <w:numId w:val="26"/>
+        </w:numPr>
+      </w:pPr>
+      <w:r>
+        <w:t xml:space="preserve">średnią liczbą neuronów (128–256), </w:t>
+      </w:r>
+    </w:p>
+    <w:p>
+      <w:pPr>
+        <w:numPr>
+          <w:ilvl w:val="0"/>
+          <w:numId w:val="26"/>
+        </w:numPr>
+      </w:pPr>
+      <w:r>
+        <w:t xml:space="preserve">prostą architekturą sieci (1–2 warstwy ukryte). </w:t>
+      </w:r>
+    </w:p>
+    <w:p>
+      <w:r>
+        <w:t xml:space="preserve">Najwyższa osiągnięta dokładność wynosiła około </w:t>
+      </w:r>
+      <w:r>
+        <w:rPr>
+          <w:b/>
+          <w:bCs/>
+        </w:rPr>
+        <w:t>92–93%</w:t>
+      </w:r>
+      <w:r>
+        <w:t xml:space="preserve"> na zbiorze testowym.</w:t>
+      </w:r>
+    </w:p>
+    <w:p>
+      <w:r>
+        <w:t>Uzyskane wyniki wskazują, że dla analizowanego problemu kluczowe znaczenie ma zachowanie równowagi pomiędzy złożonością modelu a jego zdolnością do generalizacji. Zbyt rozbudowane modele prowadzą do przeuczenia, natomiast zbyt proste nie są w stanie uchwycić wszystkich zależności w danych.</w:t>
+      </w:r>
+    </w:p>
+    <w:p/>
+    <w:p>
+      <w:pPr>
+        <w:rPr>
+          <w:b/>
+          <w:bCs/>
+        </w:rPr>
+      </w:pPr>
+      <w:r>
+        <w:rPr>
+          <w:b/>
+          <w:bCs/>
+        </w:rPr>
+        <w:t xml:space="preserve">Najlepsze </w:t>
+      </w:r>
+      <w:r>
+        <w:rPr>
+          <w:b/>
+          <w:bCs/>
+        </w:rPr>
+        <w:t>wyniki z grid search</w:t>
+      </w:r>
+    </w:p>
+    <w:tbl>
+      <w:tblPr>
+        <w:tblW w:w="0" w:type="auto"/>
+        <w:tblCellSpacing w:w="15" w:type="dxa"/>
+        <w:tblCellMar>
+          <w:top w:w="15" w:type="dxa"/>
+          <w:left w:w="15" w:type="dxa"/>
+          <w:bottom w:w="15" w:type="dxa"/>
+          <w:right w:w="15" w:type="dxa"/>
+        </w:tblCellMar>
+        <w:tblLook w:val="04A0" w:firstRow="1" w:lastRow="0" w:firstColumn="1" w:lastColumn="0" w:noHBand="0" w:noVBand="1"/>
+      </w:tblPr>
+      <w:tblGrid>
+        <w:gridCol w:w="1374"/>
+        <w:gridCol w:w="1297"/>
+        <w:gridCol w:w="1046"/>
+        <w:gridCol w:w="1312"/>
+      </w:tblGrid>
+      <w:tr>
+        <w:trPr>
+          <w:tblHeader/>
+          <w:tblCellSpacing w:w="15" w:type="dxa"/>
+        </w:trPr>
+        <w:tc>
+          <w:tcPr>
+            <w:tcW w:w="0" w:type="auto"/>
+            <w:vAlign w:val="center"/>
+            <w:hideMark/>
+          </w:tcPr>
+          <w:p>
+            <w:r>
+              <w:lastRenderedPageBreak/>
+              <w:t>Learning Rate</w:t>
+            </w:r>
+          </w:p>
+        </w:tc>
+        <w:tc>
+          <w:tcPr>
+            <w:tcW w:w="0" w:type="auto"/>
+            <w:vAlign w:val="center"/>
+            <w:hideMark/>
+          </w:tcPr>
+          <w:p>
+            <w:r>
+              <w:t>Hidden Units</w:t>
+            </w:r>
+          </w:p>
+        </w:tc>
+        <w:tc>
+          <w:tcPr>
+            <w:tcW w:w="0" w:type="auto"/>
+            <w:vAlign w:val="center"/>
+            <w:hideMark/>
+          </w:tcPr>
+          <w:p>
+            <w:r>
+              <w:t>Batch Size</w:t>
+            </w:r>
+          </w:p>
+        </w:tc>
+        <w:tc>
+          <w:tcPr>
+            <w:tcW w:w="0" w:type="auto"/>
+            <w:vAlign w:val="center"/>
+            <w:hideMark/>
+          </w:tcPr>
+          <w:p>
+            <w:r>
+              <w:t>Accuracy (%)</w:t>
+            </w:r>
+          </w:p>
+        </w:tc>
+      </w:tr>
+      <w:tr>
+        <w:trPr>
+          <w:tblCellSpacing w:w="15" w:type="dxa"/>
+        </w:trPr>
+        <w:tc>
+          <w:tcPr>
+            <w:tcW w:w="0" w:type="auto"/>
+            <w:vAlign w:val="center"/>
+            <w:hideMark/>
+          </w:tcPr>
+          <w:p>
+            <w:r>
+              <w:t>0.005</w:t>
+            </w:r>
+          </w:p>
+        </w:tc>
+        <w:tc>
+          <w:tcPr>
+            <w:tcW w:w="0" w:type="auto"/>
+            <w:vAlign w:val="center"/>
+            <w:hideMark/>
+          </w:tcPr>
+          <w:p>
+            <w:r>
+              <w:t>512</w:t>
+            </w:r>
+          </w:p>
+        </w:tc>
+        <w:tc>
+          <w:tcPr>
+            <w:tcW w:w="0" w:type="auto"/>
+            <w:vAlign w:val="center"/>
+            <w:hideMark/>
+          </w:tcPr>
+          <w:p>
+            <w:r>
+              <w:t>128</w:t>
+            </w:r>
+          </w:p>
+        </w:tc>
+        <w:tc>
+          <w:tcPr>
+            <w:tcW w:w="0" w:type="auto"/>
+            <w:vAlign w:val="center"/>
+            <w:hideMark/>
+          </w:tcPr>
+          <w:p>
+            <w:r>
+              <w:t>91.75</w:t>
+            </w:r>
+          </w:p>
+        </w:tc>
+      </w:tr>
+      <w:tr>
+        <w:trPr>
+          <w:tblCellSpacing w:w="15" w:type="dxa"/>
+        </w:trPr>
+        <w:tc>
+          <w:tcPr>
+            <w:tcW w:w="0" w:type="auto"/>
+            <w:vAlign w:val="center"/>
+            <w:hideMark/>
+          </w:tcPr>
+          <w:p>
+            <w:r>
+              <w:t>0.005</w:t>
+            </w:r>
+          </w:p>
+        </w:tc>
+        <w:tc>
+          <w:tcPr>
+            <w:tcW w:w="0" w:type="auto"/>
+            <w:vAlign w:val="center"/>
+            <w:hideMark/>
+          </w:tcPr>
+          <w:p>
+            <w:r>
+              <w:t>256</w:t>
+            </w:r>
+          </w:p>
+        </w:tc>
+        <w:tc>
+          <w:tcPr>
+            <w:tcW w:w="0" w:type="auto"/>
+            <w:vAlign w:val="center"/>
+            <w:hideMark/>
+          </w:tcPr>
+          <w:p>
+            <w:r>
+              <w:t>16</w:t>
+            </w:r>
+          </w:p>
+        </w:tc>
+        <w:tc>
+          <w:tcPr>
+            <w:tcW w:w="0" w:type="auto"/>
+            <w:vAlign w:val="center"/>
+            <w:hideMark/>
+          </w:tcPr>
+          <w:p>
+            <w:r>
+              <w:t>92.00</w:t>
+            </w:r>
+          </w:p>
+        </w:tc>
+      </w:tr>
+      <w:tr>
+        <w:trPr>
+          <w:tblCellSpacing w:w="15" w:type="dxa"/>
+        </w:trPr>
+        <w:tc>
+          <w:tcPr>
+            <w:tcW w:w="0" w:type="auto"/>
+            <w:vAlign w:val="center"/>
+            <w:hideMark/>
+          </w:tcPr>
+          <w:p>
+            <w:r>
+              <w:t>0.01</w:t>
+            </w:r>
+          </w:p>
+        </w:tc>
+        <w:tc>
+          <w:tcPr>
+            <w:tcW w:w="0" w:type="auto"/>
+            <w:vAlign w:val="center"/>
+            <w:hideMark/>
+          </w:tcPr>
+          <w:p>
+            <w:r>
+              <w:t>128</w:t>
+            </w:r>
+          </w:p>
+        </w:tc>
+        <w:tc>
+          <w:tcPr>
+            <w:tcW w:w="0" w:type="auto"/>
+            <w:vAlign w:val="center"/>
+            <w:hideMark/>
+          </w:tcPr>
+          <w:p>
+            <w:r>
+              <w:t>32</w:t>
+            </w:r>
+          </w:p>
+        </w:tc>
+        <w:tc>
+          <w:tcPr>
+            <w:tcW w:w="0" w:type="auto"/>
+            <w:vAlign w:val="center"/>
+            <w:hideMark/>
+          </w:tcPr>
+          <w:p>
+            <w:r>
+              <w:t>92.00</w:t>
+            </w:r>
+          </w:p>
+        </w:tc>
+      </w:tr>
+      <w:tr>
+        <w:trPr>
+          <w:tblCellSpacing w:w="15" w:type="dxa"/>
+        </w:trPr>
+        <w:tc>
+          <w:tcPr>
+            <w:tcW w:w="0" w:type="auto"/>
+            <w:vAlign w:val="center"/>
+            <w:hideMark/>
+          </w:tcPr>
+          <w:p>
+            <w:r>
+              <w:t>0.01</w:t>
+            </w:r>
+          </w:p>
+        </w:tc>
+        <w:tc>
+          <w:tcPr>
+            <w:tcW w:w="0" w:type="auto"/>
+            <w:vAlign w:val="center"/>
+            <w:hideMark/>
+          </w:tcPr>
+          <w:p>
+            <w:r>
+              <w:t>256</w:t>
+            </w:r>
+          </w:p>
+        </w:tc>
+        <w:tc>
+          <w:tcPr>
+            <w:tcW w:w="0" w:type="auto"/>
+            <w:vAlign w:val="center"/>
+            <w:hideMark/>
+          </w:tcPr>
+          <w:p>
+            <w:r>
+              <w:t>16</w:t>
+            </w:r>
+          </w:p>
+        </w:tc>
+        <w:tc>
+          <w:tcPr>
+            <w:tcW w:w="0" w:type="auto"/>
+            <w:vAlign w:val="center"/>
+            <w:hideMark/>
+          </w:tcPr>
+          <w:p>
+            <w:r>
+              <w:t>91.75</w:t>
+            </w:r>
+          </w:p>
+        </w:tc>
+      </w:tr>
+      <w:tr>
+        <w:trPr>
+          <w:tblCellSpacing w:w="15" w:type="dxa"/>
+        </w:trPr>
+        <w:tc>
+          <w:tcPr>
+            <w:tcW w:w="0" w:type="auto"/>
+            <w:vAlign w:val="center"/>
+            <w:hideMark/>
+          </w:tcPr>
+          <w:p>
+            <w:r>
+              <w:t>0.003</w:t>
+            </w:r>
+          </w:p>
+        </w:tc>
+        <w:tc>
+          <w:tcPr>
+            <w:tcW w:w="0" w:type="auto"/>
+            <w:vAlign w:val="center"/>
+            <w:hideMark/>
+          </w:tcPr>
+          <w:p>
+            <w:r>
+              <w:t>512</w:t>
+            </w:r>
+          </w:p>
+        </w:tc>
+        <w:tc>
+          <w:tcPr>
+            <w:tcW w:w="0" w:type="auto"/>
+            <w:vAlign w:val="center"/>
+            <w:hideMark/>
+          </w:tcPr>
+          <w:p>
+            <w:r>
+              <w:t>128</w:t>
+            </w:r>
+          </w:p>
+        </w:tc>
+        <w:tc>
+          <w:tcPr>
+            <w:tcW w:w="0" w:type="auto"/>
+            <w:vAlign w:val="center"/>
+            <w:hideMark/>
+          </w:tcPr>
+          <w:p>
+            <w:r>
+              <w:t>91.25</w:t>
+            </w:r>
+          </w:p>
+        </w:tc>
+      </w:tr>
+    </w:tbl>
+    <w:p>
+      <w:pPr>
+        <w:rPr>
+          <w:b/>
+          <w:bCs/>
+        </w:rPr>
+      </w:pPr>
+      <w:r>
+        <w:rPr>
+          <w:b/>
+          <w:bCs/>
+        </w:rPr>
+        <w:t>Wpływ architektury sieci</w:t>
+      </w:r>
+    </w:p>
+    <w:tbl>
+      <w:tblPr>
+        <w:tblW w:w="0" w:type="auto"/>
+        <w:tblCellSpacing w:w="15" w:type="dxa"/>
+        <w:tblCellMar>
+          <w:top w:w="15" w:type="dxa"/>
+          <w:left w:w="15" w:type="dxa"/>
+          <w:bottom w:w="15" w:type="dxa"/>
+          <w:right w:w="15" w:type="dxa"/>
+        </w:tblCellMar>
+        <w:tblLook w:val="04A0" w:firstRow="1" w:lastRow="0" w:firstColumn="1" w:lastColumn="0" w:noHBand="0" w:noVBand="1"/>
+      </w:tblPr>
+      <w:tblGrid>
+        <w:gridCol w:w="1810"/>
+        <w:gridCol w:w="1794"/>
+        <w:gridCol w:w="1735"/>
+      </w:tblGrid>
+      <w:tr>
+        <w:trPr>
+          <w:tblHeader/>
+          <w:tblCellSpacing w:w="15" w:type="dxa"/>
+        </w:trPr>
+        <w:tc>
+          <w:tcPr>
+            <w:tcW w:w="0" w:type="auto"/>
+            <w:vAlign w:val="center"/>
+            <w:hideMark/>
+          </w:tcPr>
+          <w:p>
+            <w:r>
+              <w:t>Architektura</w:t>
+            </w:r>
+          </w:p>
+        </w:tc>
+        <w:tc>
+          <w:tcPr>
+            <w:tcW w:w="0" w:type="auto"/>
+            <w:vAlign w:val="center"/>
+            <w:hideMark/>
+          </w:tcPr>
+          <w:p>
+            <w:r>
+              <w:t>Train Accuracy (%)</w:t>
+            </w:r>
+          </w:p>
+        </w:tc>
+        <w:tc>
+          <w:tcPr>
+            <w:tcW w:w="0" w:type="auto"/>
+            <w:vAlign w:val="center"/>
+            <w:hideMark/>
+          </w:tcPr>
+          <w:p>
+            <w:r>
+              <w:t>Test Accuracy (%)</w:t>
+            </w:r>
+          </w:p>
+        </w:tc>
+      </w:tr>
+      <w:tr>
+        <w:trPr>
+          <w:tblCellSpacing w:w="15" w:type="dxa"/>
+        </w:trPr>
+        <w:tc>
+          <w:tcPr>
+            <w:tcW w:w="0" w:type="auto"/>
+            <w:vAlign w:val="center"/>
+            <w:hideMark/>
+          </w:tcPr>
+          <w:p>
+            <w:r>
+              <w:t>[28, 1]</w:t>
+            </w:r>
+          </w:p>
+        </w:tc>
+        <w:tc>
+          <w:tcPr>
+            <w:tcW w:w="0" w:type="auto"/>
+            <w:vAlign w:val="center"/>
+            <w:hideMark/>
+          </w:tcPr>
+          <w:p>
+            <w:r>
+              <w:t>89.69</w:t>
+            </w:r>
+          </w:p>
+        </w:tc>
+        <w:tc>
+          <w:tcPr>
+            <w:tcW w:w="0" w:type="auto"/>
+            <w:vAlign w:val="center"/>
+            <w:hideMark/>
+          </w:tcPr>
+          <w:p>
+            <w:r>
+              <w:t>91.50</w:t>
+            </w:r>
+          </w:p>
+        </w:tc>
+      </w:tr>
+      <w:tr>
+        <w:trPr>
+          <w:tblCellSpacing w:w="15" w:type="dxa"/>
+        </w:trPr>
+        <w:tc>
+          <w:tcPr>
+            <w:tcW w:w="0" w:type="auto"/>
+            <w:vAlign w:val="center"/>
+            <w:hideMark/>
+          </w:tcPr>
+          <w:p>
+            <w:r>
+              <w:t>[28, 64, 1]</w:t>
+            </w:r>
+          </w:p>
+        </w:tc>
+        <w:tc>
+          <w:tcPr>
+            <w:tcW w:w="0" w:type="auto"/>
+            <w:vAlign w:val="center"/>
+            <w:hideMark/>
+          </w:tcPr>
+          <w:p>
+            <w:r>
+              <w:t>95.13</w:t>
+            </w:r>
+          </w:p>
+        </w:tc>
+        <w:tc>
+          <w:tcPr>
+            <w:tcW w:w="0" w:type="auto"/>
+            <w:vAlign w:val="center"/>
+            <w:hideMark/>
+          </w:tcPr>
+          <w:p>
+            <w:r>
+              <w:t>92.75 (BEST)</w:t>
+            </w:r>
+          </w:p>
+        </w:tc>
+      </w:tr>
+      <w:tr>
+        <w:trPr>
+          <w:tblCellSpacing w:w="15" w:type="dxa"/>
+        </w:trPr>
+        <w:tc>
+          <w:tcPr>
+            <w:tcW w:w="0" w:type="auto"/>
+            <w:vAlign w:val="center"/>
+            <w:hideMark/>
+          </w:tcPr>
+          <w:p>
+            <w:r>
+              <w:t>[28, 64, 32, 1]</w:t>
+            </w:r>
+          </w:p>
+        </w:tc>
+        <w:tc>
+          <w:tcPr>
+            <w:tcW w:w="0" w:type="auto"/>
+            <w:vAlign w:val="center"/>
+            <w:hideMark/>
+          </w:tcPr>
+          <w:p>
+            <w:r>
+              <w:t>97.56</w:t>
+            </w:r>
+          </w:p>
+        </w:tc>
+        <w:tc>
+          <w:tcPr>
+            <w:tcW w:w="0" w:type="auto"/>
+            <w:vAlign w:val="center"/>
+            <w:hideMark/>
+          </w:tcPr>
+          <w:p>
+            <w:r>
+              <w:t>90.50</w:t>
+            </w:r>
+          </w:p>
+        </w:tc>
+      </w:tr>
+      <w:tr>
+        <w:trPr>
+          <w:tblCellSpacing w:w="15" w:type="dxa"/>
+        </w:trPr>
+        <w:tc>
+          <w:tcPr>
+            <w:tcW w:w="0" w:type="auto"/>
+            <w:vAlign w:val="center"/>
+            <w:hideMark/>
+          </w:tcPr>
+          <w:p>
+            <w:r>
+              <w:t>[28, 128, 64, 1]</w:t>
+            </w:r>
+          </w:p>
+        </w:tc>
+        <w:tc>
+          <w:tcPr>
+            <w:tcW w:w="0" w:type="auto"/>
+            <w:vAlign w:val="center"/>
+            <w:hideMark/>
+          </w:tcPr>
+          <w:p>
+            <w:r>
+              <w:t>100.00</w:t>
+            </w:r>
+          </w:p>
+        </w:tc>
+        <w:tc>
+          <w:tcPr>
+            <w:tcW w:w="0" w:type="auto"/>
+            <w:vAlign w:val="center"/>
+            <w:hideMark/>
+          </w:tcPr>
+          <w:p>
+            <w:r>
+              <w:t>86.00</w:t>
+            </w:r>
+          </w:p>
+        </w:tc>
+      </w:tr>
+      <w:tr>
+        <w:trPr>
+          <w:tblCellSpacing w:w="15" w:type="dxa"/>
+        </w:trPr>
+        <w:tc>
+          <w:tcPr>
+            <w:tcW w:w="0" w:type="auto"/>
+            <w:vAlign w:val="center"/>
+            <w:hideMark/>
+          </w:tcPr>
+          <w:p>
+            <w:r>
+              <w:t>[28, 128, 64, 32, 1]</w:t>
+            </w:r>
+          </w:p>
+        </w:tc>
+        <w:tc>
+          <w:tcPr>
+            <w:tcW w:w="0" w:type="auto"/>
+            <w:vAlign w:val="center"/>
+            <w:hideMark/>
+          </w:tcPr>
+          <w:p>
+            <w:r>
+              <w:t>100.00</w:t>
+            </w:r>
+          </w:p>
+        </w:tc>
+        <w:tc>
+          <w:tcPr>
+            <w:tcW w:w="0" w:type="auto"/>
+            <w:vAlign w:val="center"/>
+            <w:hideMark/>
+          </w:tcPr>
+          <w:p>
+            <w:r>
+              <w:t>87.25</w:t>
+            </w:r>
+          </w:p>
+        </w:tc>
+      </w:tr>
+    </w:tbl>
+    <w:p>
+      <w:pPr>
+        <w:rPr>
+          <w:b/>
+          <w:bCs/>
+        </w:rPr>
+      </w:pPr>
+      <w:r>
+        <w:rPr>
+          <w:b/>
+          <w:bCs/>
+        </w:rPr>
+        <w:t>Funkcja aktywacji</w:t>
+      </w:r>
+    </w:p>
+    <w:tbl>
+      <w:tblPr>
+        <w:tblW w:w="0" w:type="auto"/>
+        <w:tblCellSpacing w:w="15" w:type="dxa"/>
+        <w:tblCellMar>
+          <w:top w:w="15" w:type="dxa"/>
+          <w:left w:w="15" w:type="dxa"/>
+          <w:bottom w:w="15" w:type="dxa"/>
+          <w:right w:w="15" w:type="dxa"/>
+        </w:tblCellMar>
+        <w:tblLook w:val="04A0" w:firstRow="1" w:lastRow="0" w:firstColumn="1" w:lastColumn="0" w:noHBand="0" w:noVBand="1"/>
+      </w:tblPr>
+      <w:tblGrid>
+        <w:gridCol w:w="1172"/>
+        <w:gridCol w:w="869"/>
+        <w:gridCol w:w="1263"/>
+      </w:tblGrid>
+      <w:tr>
+        <w:trPr>
+          <w:tblHeader/>
+          <w:tblCellSpacing w:w="15" w:type="dxa"/>
+        </w:trPr>
+        <w:tc>
+          <w:tcPr>
+            <w:tcW w:w="0" w:type="auto"/>
+            <w:vAlign w:val="center"/>
+            <w:hideMark/>
+          </w:tcPr>
+          <w:p>
+            <w:r>
+              <w:t>Funkcja</w:t>
+            </w:r>
+          </w:p>
+        </w:tc>
+        <w:tc>
+          <w:tcPr>
+            <w:tcW w:w="0" w:type="auto"/>
+            <w:vAlign w:val="center"/>
+            <w:hideMark/>
+          </w:tcPr>
+          <w:p>
+            <w:r>
+              <w:t>Train (%)</w:t>
+            </w:r>
+          </w:p>
+        </w:tc>
+        <w:tc>
+          <w:tcPr>
+            <w:tcW w:w="0" w:type="auto"/>
+            <w:vAlign w:val="center"/>
+            <w:hideMark/>
+          </w:tcPr>
+          <w:p>
+            <w:r>
+              <w:t>Test (%)</w:t>
+            </w:r>
+          </w:p>
+        </w:tc>
+      </w:tr>
+      <w:tr>
+        <w:trPr>
+          <w:tblCellSpacing w:w="15" w:type="dxa"/>
+        </w:trPr>
+        <w:tc>
+          <w:tcPr>
+            <w:tcW w:w="0" w:type="auto"/>
+            <w:vAlign w:val="center"/>
+            <w:hideMark/>
+          </w:tcPr>
+          <w:p>
+            <w:r>
+              <w:t>ReLU</w:t>
+            </w:r>
+          </w:p>
+        </w:tc>
+        <w:tc>
+          <w:tcPr>
+            <w:tcW w:w="0" w:type="auto"/>
+            <w:vAlign w:val="center"/>
+            <w:hideMark/>
+          </w:tcPr>
+          <w:p>
+            <w:r>
+              <w:t>100.0</w:t>
+            </w:r>
+          </w:p>
+        </w:tc>
+        <w:tc>
+          <w:tcPr>
+            <w:tcW w:w="0" w:type="auto"/>
+            <w:vAlign w:val="center"/>
+            <w:hideMark/>
+          </w:tcPr>
+          <w:p>
+            <w:r>
+              <w:t>86.0</w:t>
+            </w:r>
+          </w:p>
+        </w:tc>
+      </w:tr>
+      <w:tr>
+        <w:trPr>
+          <w:tblCellSpacing w:w="15" w:type="dxa"/>
+        </w:trPr>
+        <w:tc>
+          <w:tcPr>
+            <w:tcW w:w="0" w:type="auto"/>
+            <w:vAlign w:val="center"/>
+            <w:hideMark/>
+          </w:tcPr>
+          <w:p>
+            <w:r>
+              <w:t>Tanh</w:t>
+            </w:r>
+          </w:p>
+        </w:tc>
+        <w:tc>
+          <w:tcPr>
+            <w:tcW w:w="0" w:type="auto"/>
+            <w:vAlign w:val="center"/>
+            <w:hideMark/>
+          </w:tcPr>
+          <w:p>
+            <w:r>
+              <w:t>100.0</w:t>
+            </w:r>
+          </w:p>
+        </w:tc>
+        <w:tc>
+          <w:tcPr>
+            <w:tcW w:w="0" w:type="auto"/>
+            <w:vAlign w:val="center"/>
+            <w:hideMark/>
+          </w:tcPr>
+          <w:p>
+            <w:r>
+              <w:t>84.75</w:t>
+            </w:r>
+          </w:p>
+        </w:tc>
+      </w:tr>
+      <w:tr>
+        <w:trPr>
+          <w:tblCellSpacing w:w="15" w:type="dxa"/>
+        </w:trPr>
+        <w:tc>
+          <w:tcPr>
+            <w:tcW w:w="0" w:type="auto"/>
+            <w:vAlign w:val="center"/>
+            <w:hideMark/>
+          </w:tcPr>
+          <w:p>
+            <w:r>
+              <w:t>Sigmoid</w:t>
+            </w:r>
+          </w:p>
+        </w:tc>
+        <w:tc>
+          <w:tcPr>
+            <w:tcW w:w="0" w:type="auto"/>
+            <w:vAlign w:val="center"/>
+            <w:hideMark/>
+          </w:tcPr>
+          <w:p>
+            <w:r>
+              <w:t>90.13</w:t>
+            </w:r>
+          </w:p>
+        </w:tc>
+        <w:tc>
+          <w:tcPr>
+            <w:tcW w:w="0" w:type="auto"/>
+            <w:vAlign w:val="center"/>
+            <w:hideMark/>
+          </w:tcPr>
+          <w:p>
+            <w:r>
+              <w:t>91.75 (BEST)</w:t>
+            </w:r>
+          </w:p>
+        </w:tc>
+      </w:tr>
+      <w:tr>
+        <w:trPr>
+          <w:tblCellSpacing w:w="15" w:type="dxa"/>
+        </w:trPr>
+        <w:tc>
+          <w:tcPr>
+            <w:tcW w:w="0" w:type="auto"/>
+            <w:vAlign w:val="center"/>
+            <w:hideMark/>
+          </w:tcPr>
+          <w:p>
+            <w:r>
+              <w:t>Leaky ReLU</w:t>
+            </w:r>
+          </w:p>
+        </w:tc>
+        <w:tc>
+          <w:tcPr>
+            <w:tcW w:w="0" w:type="auto"/>
+            <w:vAlign w:val="center"/>
+            <w:hideMark/>
+          </w:tcPr>
+          <w:p>
+            <w:r>
+              <w:t>99.88</w:t>
+            </w:r>
+          </w:p>
+        </w:tc>
+        <w:tc>
+          <w:tcPr>
+            <w:tcW w:w="0" w:type="auto"/>
+            <w:vAlign w:val="center"/>
+            <w:hideMark/>
+          </w:tcPr>
+          <w:p>
+            <w:r>
+              <w:t>89.25</w:t>
+            </w:r>
+          </w:p>
+        </w:tc>
+      </w:tr>
+    </w:tbl>
+    <w:p>
+      <w:pPr>
+        <w:rPr>
+          <w:b/>
+          <w:bCs/>
+        </w:rPr>
+      </w:pPr>
+      <w:r>
+        <w:rPr>
+          <w:b/>
+          <w:bCs/>
+        </w:rPr>
+        <w:t>Batch size</w:t>
+      </w:r>
+    </w:p>
+    <w:tbl>
+      <w:tblPr>
+        <w:tblW w:w="0" w:type="auto"/>
+        <w:tblCellSpacing w:w="15" w:type="dxa"/>
+        <w:tblCellMar>
+          <w:top w:w="15" w:type="dxa"/>
+          <w:left w:w="15" w:type="dxa"/>
+          <w:bottom w:w="15" w:type="dxa"/>
+          <w:right w:w="15" w:type="dxa"/>
+        </w:tblCellMar>
+        <w:tblLook w:val="04A0" w:firstRow="1" w:lastRow="0" w:firstColumn="1" w:lastColumn="0" w:noHBand="0" w:noVBand="1"/>
+      </w:tblPr>
+      <w:tblGrid>
+        <w:gridCol w:w="630"/>
+        <w:gridCol w:w="1735"/>
+      </w:tblGrid>
+      <w:tr>
+        <w:trPr>
+          <w:tblHeader/>
+          <w:tblCellSpacing w:w="15" w:type="dxa"/>
+        </w:trPr>
+        <w:tc>
+          <w:tcPr>
+            <w:tcW w:w="0" w:type="auto"/>
+            <w:vAlign w:val="center"/>
+            <w:hideMark/>
+          </w:tcPr>
+          <w:p>
+            <w:r>
+              <w:t>Batch</w:t>
+            </w:r>
+          </w:p>
+        </w:tc>
+        <w:tc>
+          <w:tcPr>
+            <w:tcW w:w="0" w:type="auto"/>
+            <w:vAlign w:val="center"/>
+            <w:hideMark/>
+          </w:tcPr>
+          <w:p>
+            <w:r>
+              <w:t>Test Accuracy (%)</w:t>
+            </w:r>
+          </w:p>
+        </w:tc>
+      </w:tr>
+      <w:tr>
+        <w:trPr>
+          <w:tblCellSpacing w:w="15" w:type="dxa"/>
+        </w:trPr>
+        <w:tc>
+          <w:tcPr>
+            <w:tcW w:w="0" w:type="auto"/>
+            <w:vAlign w:val="center"/>
+            <w:hideMark/>
+          </w:tcPr>
+          <w:p>
+            <w:r>
+              <w:t>16</w:t>
+            </w:r>
+          </w:p>
+        </w:tc>
+        <w:tc>
+          <w:tcPr>
+            <w:tcW w:w="0" w:type="auto"/>
+            <w:vAlign w:val="center"/>
+            <w:hideMark/>
+          </w:tcPr>
+          <w:p>
+            <w:r>
+              <w:t>90.75</w:t>
+            </w:r>
+          </w:p>
+        </w:tc>
+      </w:tr>
+      <w:tr>
+        <w:trPr>
+          <w:tblCellSpacing w:w="15" w:type="dxa"/>
+        </w:trPr>
+        <w:tc>
+          <w:tcPr>
+            <w:tcW w:w="0" w:type="auto"/>
+            <w:vAlign w:val="center"/>
+            <w:hideMark/>
+          </w:tcPr>
+          <w:p>
+            <w:r>
+              <w:t>32</w:t>
+            </w:r>
+          </w:p>
+        </w:tc>
+        <w:tc>
+          <w:tcPr>
+            <w:tcW w:w="0" w:type="auto"/>
+            <w:vAlign w:val="center"/>
+            <w:hideMark/>
+          </w:tcPr>
+          <w:p>
+            <w:r>
+              <w:t>87.75</w:t>
+            </w:r>
+          </w:p>
+        </w:tc>
+      </w:tr>
+      <w:tr>
+        <w:trPr>
+          <w:tblCellSpacing w:w="15" w:type="dxa"/>
+        </w:trPr>
+        <w:tc>
+          <w:tcPr>
+            <w:tcW w:w="0" w:type="auto"/>
+            <w:vAlign w:val="center"/>
+            <w:hideMark/>
+          </w:tcPr>
+          <w:p>
+            <w:r>
+              <w:t>64</w:t>
+            </w:r>
+          </w:p>
+        </w:tc>
+        <w:tc>
+          <w:tcPr>
+            <w:tcW w:w="0" w:type="auto"/>
+            <w:vAlign w:val="center"/>
+            <w:hideMark/>
+          </w:tcPr>
+          <w:p>
+            <w:r>
+              <w:t>89.25</w:t>
+            </w:r>
+          </w:p>
+        </w:tc>
+      </w:tr>
+      <w:tr>
+        <w:trPr>
+          <w:tblCellSpacing w:w="15" w:type="dxa"/>
+        </w:trPr>
+        <w:tc>
+          <w:tcPr>
+            <w:tcW w:w="0" w:type="auto"/>
+            <w:vAlign w:val="center"/>
+            <w:hideMark/>
+          </w:tcPr>
+          <w:p>
+            <w:r>
+              <w:t>128</w:t>
+            </w:r>
+          </w:p>
+        </w:tc>
+        <w:tc>
+          <w:tcPr>
+            <w:tcW w:w="0" w:type="auto"/>
+            <w:vAlign w:val="center"/>
+            <w:hideMark/>
+          </w:tcPr>
+          <w:p>
+            <w:r>
+              <w:t>88.25</w:t>
+            </w:r>
+          </w:p>
+        </w:tc>
+      </w:tr>
+    </w:tbl>
+    <w:p>
+      <w:r>
+        <w:t>Małe batch</w:t>
+      </w:r>
+      <w:r>
+        <w:t xml:space="preserve"> daje</w:t>
+      </w:r>
+      <w:r>
+        <w:t xml:space="preserve"> lepsze wyniki</w:t>
+      </w:r>
+      <w:r>
+        <w:t>.</w:t>
+      </w:r>
+    </w:p>
+    <w:p>
+      <w:pPr>
+        <w:rPr>
+          <w:b/>
+          <w:bCs/>
+        </w:rPr>
+      </w:pPr>
+      <w:r>
+        <w:rPr>
+          <w:b/>
+          <w:bCs/>
+        </w:rPr>
+        <w:t>Train/test split</w:t>
+      </w:r>
+    </w:p>
+    <w:tbl>
+      <w:tblPr>
+        <w:tblW w:w="0" w:type="auto"/>
+        <w:tblCellSpacing w:w="15" w:type="dxa"/>
+        <w:tblCellMar>
+          <w:top w:w="15" w:type="dxa"/>
+          <w:left w:w="15" w:type="dxa"/>
+          <w:bottom w:w="15" w:type="dxa"/>
+          <w:right w:w="15" w:type="dxa"/>
+        </w:tblCellMar>
+        <w:tblLook w:val="04A0" w:firstRow="1" w:lastRow="0" w:firstColumn="1" w:lastColumn="0" w:noHBand="0" w:noVBand="1"/>
+      </w:tblPr>
+      <w:tblGrid>
+        <w:gridCol w:w="998"/>
+        <w:gridCol w:w="1812"/>
+      </w:tblGrid>
+      <w:tr>
+        <w:trPr>
+          <w:tblHeader/>
+          <w:tblCellSpacing w:w="15" w:type="dxa"/>
+        </w:trPr>
+        <w:tc>
+          <w:tcPr>
+            <w:tcW w:w="0" w:type="auto"/>
+            <w:vAlign w:val="center"/>
+            <w:hideMark/>
+          </w:tcPr>
+          <w:p>
+            <w:pPr>
+              <w:rPr>
+                <w:b/>
+                <w:bCs/>
+              </w:rPr>
+            </w:pPr>
+            <w:r>
+              <w:rPr>
+                <w:b/>
+                <w:bCs/>
+              </w:rPr>
+              <w:lastRenderedPageBreak/>
+              <w:t>Train size</w:t>
+            </w:r>
+          </w:p>
+        </w:tc>
+        <w:tc>
+          <w:tcPr>
+            <w:tcW w:w="0" w:type="auto"/>
+            <w:vAlign w:val="center"/>
+            <w:hideMark/>
+          </w:tcPr>
+          <w:p>
+            <w:pPr>
+              <w:rPr>
+                <w:b/>
+                <w:bCs/>
+              </w:rPr>
+            </w:pPr>
+            <w:r>
+              <w:rPr>
+                <w:b/>
+                <w:bCs/>
+              </w:rPr>
+              <w:t>Test Accuracy (%)</w:t>
+            </w:r>
+          </w:p>
+        </w:tc>
+      </w:tr>
+      <w:tr>
+        <w:trPr>
+          <w:tblCellSpacing w:w="15" w:type="dxa"/>
+        </w:trPr>
+        <w:tc>
+          <w:tcPr>
+            <w:tcW w:w="0" w:type="auto"/>
+            <w:vAlign w:val="center"/>
+            <w:hideMark/>
+          </w:tcPr>
+          <w:p>
+            <w:r>
+              <w:t>1000</w:t>
+            </w:r>
+          </w:p>
+        </w:tc>
+        <w:tc>
+          <w:tcPr>
+            <w:tcW w:w="0" w:type="auto"/>
+            <w:vAlign w:val="center"/>
+            <w:hideMark/>
+          </w:tcPr>
+          <w:p>
+            <w:r>
+              <w:t>84.20</w:t>
+            </w:r>
+          </w:p>
+        </w:tc>
+      </w:tr>
+      <w:tr>
+        <w:trPr>
+          <w:tblCellSpacing w:w="15" w:type="dxa"/>
+        </w:trPr>
+        <w:tc>
+          <w:tcPr>
+            <w:tcW w:w="0" w:type="auto"/>
+            <w:vAlign w:val="center"/>
+            <w:hideMark/>
+          </w:tcPr>
+          <w:p>
+            <w:r>
+              <w:t>1200</w:t>
+            </w:r>
+          </w:p>
+        </w:tc>
+        <w:tc>
+          <w:tcPr>
+            <w:tcW w:w="0" w:type="auto"/>
+            <w:vAlign w:val="center"/>
+            <w:hideMark/>
+          </w:tcPr>
+          <w:p>
+            <w:r>
+              <w:t>85.13</w:t>
+            </w:r>
+          </w:p>
+        </w:tc>
+      </w:tr>
+      <w:tr>
+        <w:trPr>
+          <w:tblCellSpacing w:w="15" w:type="dxa"/>
+        </w:trPr>
+        <w:tc>
+          <w:tcPr>
+            <w:tcW w:w="0" w:type="auto"/>
+            <w:vAlign w:val="center"/>
+            <w:hideMark/>
+          </w:tcPr>
+          <w:p>
+            <w:r>
+              <w:t>1500</w:t>
+            </w:r>
+          </w:p>
+        </w:tc>
+        <w:tc>
+          <w:tcPr>
+            <w:tcW w:w="0" w:type="auto"/>
+            <w:vAlign w:val="center"/>
+            <w:hideMark/>
+          </w:tcPr>
+          <w:p>
+            <w:r>
+              <w:t>89.80</w:t>
+            </w:r>
+          </w:p>
+        </w:tc>
+      </w:tr>
+      <w:tr>
+        <w:trPr>
+          <w:tblCellSpacing w:w="15" w:type="dxa"/>
+        </w:trPr>
+        <w:tc>
+          <w:tcPr>
+            <w:tcW w:w="0" w:type="auto"/>
+            <w:vAlign w:val="center"/>
+            <w:hideMark/>
+          </w:tcPr>
+          <w:p>
+            <w:r>
+              <w:t>1600</w:t>
+            </w:r>
+          </w:p>
+        </w:tc>
+        <w:tc>
+          <w:tcPr>
+            <w:tcW w:w="0" w:type="auto"/>
+            <w:vAlign w:val="center"/>
+            <w:hideMark/>
+          </w:tcPr>
+          <w:p>
+            <w:r>
+              <w:t>87.75</w:t>
+            </w:r>
+          </w:p>
+        </w:tc>
+      </w:tr>
+      <w:tr>
+        <w:trPr>
+          <w:tblCellSpacing w:w="15" w:type="dxa"/>
+        </w:trPr>
+        <w:tc>
+          <w:tcPr>
+            <w:tcW w:w="0" w:type="auto"/>
+            <w:vAlign w:val="center"/>
+            <w:hideMark/>
+          </w:tcPr>
+          <w:p>
+            <w:r>
+              <w:t>1800</w:t>
+            </w:r>
+          </w:p>
+        </w:tc>
+        <w:tc>
+          <w:tcPr>
+            <w:tcW w:w="0" w:type="auto"/>
+            <w:vAlign w:val="center"/>
+            <w:hideMark/>
+          </w:tcPr>
+          <w:p>
+            <w:r>
+              <w:rPr>
+                <w:b/>
+                <w:bCs/>
+              </w:rPr>
+              <w:t>90.00</w:t>
+            </w:r>
+          </w:p>
+        </w:tc>
+      </w:tr>
+    </w:tbl>
+    <w:p>
+      <w:r>
+        <w:t>Im więcej danych tym lepsza generalizacja (do pewnego momentu).</w:t>
+      </w:r>
+      <w:r>
+        <w:br w:type="page"/>
+      </w:r>
+    </w:p>
+    <w:p>
+      <w:pPr>
+        <w:pStyle w:val="Tytu"/>
+      </w:pPr>
+      <w:r>
+        <w:lastRenderedPageBreak/>
+        <w:t>ML</w:t>
+      </w:r>
+    </w:p>
+    <w:p>
+      <w:pPr>
+        <w:pStyle w:val="Nagwek1"/>
+      </w:pPr>
+      <w:r>
+        <w:t>Opis wybranych metod uczenia maszynowego</w:t>
+      </w:r>
+    </w:p>
+    <w:p>
+      <w:pPr>
+        <w:rPr>
+          <w:b/>
+          <w:bCs/>
+        </w:rPr>
+      </w:pPr>
+      <w:r>
+        <w:rPr>
+          <w:b/>
+          <w:bCs/>
+        </w:rPr>
+        <w:t>1. Regresja Logistyczna (Logistic Regression)</w:t>
+      </w:r>
+    </w:p>
+    <w:p>
+      <w:r>
+        <w:t xml:space="preserve">Mimo nazwy "regresja", jest to podstawowy model </w:t>
+      </w:r>
+      <w:r>
+        <w:rPr>
+          <w:b/>
+          <w:bCs/>
+        </w:rPr>
         <w:t>klasyfikacji</w:t>
       </w:r>
       <w:r>
-        <w:t>. Działa poprzez dopasowanie funkcji logistycznej (</w:t>
-      </w:r>
-      <w:proofErr w:type="spellStart"/>
-      <w:r>
-        <w:t>sigmoid</w:t>
-      </w:r>
-      <w:proofErr w:type="spellEnd"/>
-      <w:r>
-        <w:t>) do danych, co pozwala na określenie prawdopodobieństwa przynależności do danej klasy</w:t>
+        <w:t>. Działa poprzez dopasowanie funkcji logistycznej (sigmoid) do danych, co pozwala na określenie prawdopodobieństwa przynależności do danej klasy</w:t>
       </w:r>
       <w:r>
         <w:t>.</w:t>
@@ -327,15 +3864,7 @@
         <w:t>Zalety:</w:t>
       </w:r>
       <w:r>
-        <w:t xml:space="preserve"> Jest bardzo szybka, interpretowalna (możemy sprawdzić wagi cech, by dowiedzieć się, co najbardziej wpływa na wynik) i stanowi świetny punkt odniesienia (</w:t>
-      </w:r>
-      <w:proofErr w:type="spellStart"/>
-      <w:r>
-        <w:t>baseline</w:t>
-      </w:r>
-      <w:proofErr w:type="spellEnd"/>
-      <w:r>
-        <w:t>) dla bardziej złożonych modeli.</w:t>
+        <w:t xml:space="preserve"> Jest bardzo szybka, interpretowalna (możemy sprawdzić wagi cech, by dowiedzieć się, co najbardziej wpływa na wynik) i stanowi świetny punkt odniesienia (baseline) dla bardziej złożonych modeli.</w:t>
       </w:r>
     </w:p>
     <w:p>
@@ -360,23 +3889,7 @@
         <w:t>M.in</w:t>
       </w:r>
       <w:r>
-        <w:t xml:space="preserve"> parametr C, który kontroluje siłę </w:t>
-      </w:r>
-      <w:proofErr w:type="spellStart"/>
-      <w:r>
-        <w:t>regularyzacji</w:t>
-      </w:r>
-      <w:proofErr w:type="spellEnd"/>
-      <w:r>
-        <w:t xml:space="preserve"> (zapobiega to zjawisku "</w:t>
-      </w:r>
-      <w:proofErr w:type="spellStart"/>
-      <w:r>
-        <w:t>overfittingu</w:t>
-      </w:r>
-      <w:proofErr w:type="spellEnd"/>
-      <w:r>
-        <w:t>", czyli nadmiernego dopasowania do danych treningowych).</w:t>
+        <w:t xml:space="preserve"> parametr C, który kontroluje siłę regularyzacji (zapobiega to zjawisku "overfittingu", czyli nadmiernego dopasowania do danych treningowych).</w:t>
       </w:r>
     </w:p>
     <w:p/>
@@ -673,57 +4186,13 @@
           <w:b/>
           <w:bCs/>
         </w:rPr>
-        <w:t>4. Las losowy (</w:t>
-      </w:r>
-      <w:proofErr w:type="spellStart"/>
-      <w:r>
-        <w:rPr>
-          <w:b/>
-          <w:bCs/>
-        </w:rPr>
-        <w:t>Random</w:t>
-      </w:r>
-      <w:proofErr w:type="spellEnd"/>
-      <w:r>
-        <w:rPr>
-          <w:b/>
-          <w:bCs/>
-        </w:rPr>
-        <w:t xml:space="preserve"> </w:t>
-      </w:r>
-      <w:proofErr w:type="spellStart"/>
-      <w:r>
-        <w:rPr>
-          <w:b/>
-          <w:bCs/>
-        </w:rPr>
-        <w:t>Forest</w:t>
-      </w:r>
-      <w:proofErr w:type="spellEnd"/>
-      <w:r>
-        <w:rPr>
-          <w:b/>
-          <w:bCs/>
-        </w:rPr>
-        <w:t>)</w:t>
-      </w:r>
-    </w:p>
-    <w:p>
-      <w:proofErr w:type="spellStart"/>
-      <w:r>
-        <w:t>Random</w:t>
-      </w:r>
-      <w:proofErr w:type="spellEnd"/>
-      <w:r>
-        <w:t xml:space="preserve"> </w:t>
-      </w:r>
-      <w:proofErr w:type="spellStart"/>
-      <w:r>
-        <w:t>Forest</w:t>
-      </w:r>
-      <w:proofErr w:type="spellEnd"/>
-      <w:r>
-        <w:t xml:space="preserve"> to metoda zespołowa (ensemble learning), wykorzystująca wiele drzew decyzyjnych. Każde drzewo trenowane jest na losowym podzbiorze danych oraz cech.</w:t>
+        <w:lastRenderedPageBreak/>
+        <w:t>4. Las losowy (Random Forest)</w:t>
+      </w:r>
+    </w:p>
+    <w:p>
+      <w:r>
+        <w:t>Random Forest to metoda zespołowa (ensemble learning), wykorzystująca wiele drzew decyzyjnych. Każde drzewo trenowane jest na losowym podzbiorze danych oraz cech.</w:t>
       </w:r>
     </w:p>
     <w:p>
@@ -750,7 +4219,6 @@
         </w:numPr>
       </w:pPr>
       <w:r>
-        <w:lastRenderedPageBreak/>
         <w:t xml:space="preserve">klasyfikacja → głosowanie większościowe </w:t>
       </w:r>
     </w:p>
@@ -777,13 +4245,8 @@
     </w:p>
     <w:p>
       <w:r>
-        <w:t xml:space="preserve">PORÓWNANIE MODELI REGRESYJNYCH — Biblioteki </w:t>
-      </w:r>
-      <w:proofErr w:type="spellStart"/>
-      <w:r>
-        <w:t>sklearn</w:t>
-      </w:r>
-      <w:proofErr w:type="spellEnd"/>
+        <w:t>PORÓWNANIE MODELI REGRESYJNYCH — Biblioteki sklearn</w:t>
+      </w:r>
     </w:p>
     <w:p>
       <w:pPr>
@@ -794,55 +4257,25 @@
       <w:r>
         <w:t> </w:t>
       </w:r>
-      <w:proofErr w:type="spellStart"/>
-      <w:r>
-        <w:rPr>
-          <w:lang w:val="en-GB"/>
-        </w:rPr>
-        <w:t>Modele</w:t>
-      </w:r>
-      <w:proofErr w:type="spellEnd"/>
-      <w:r>
-        <w:rPr>
-          <w:lang w:val="en-GB"/>
-        </w:rPr>
-        <w:t>:</w:t>
-      </w:r>
-    </w:p>
-    <w:p>
-      <w:pPr>
-        <w:rPr>
-          <w:lang w:val="en-GB"/>
-        </w:rPr>
-      </w:pPr>
-      <w:r>
-        <w:rPr>
-          <w:lang w:val="en-GB"/>
-        </w:rPr>
-        <w:t xml:space="preserve">    1. </w:t>
-      </w:r>
-      <w:proofErr w:type="spellStart"/>
-      <w:r>
-        <w:rPr>
-          <w:lang w:val="en-GB"/>
-        </w:rPr>
-        <w:t>Regresja</w:t>
-      </w:r>
-      <w:proofErr w:type="spellEnd"/>
-      <w:r>
-        <w:rPr>
-          <w:lang w:val="en-GB"/>
-        </w:rPr>
-        <w:t xml:space="preserve"> </w:t>
-      </w:r>
-      <w:proofErr w:type="spellStart"/>
-      <w:r>
-        <w:rPr>
-          <w:lang w:val="en-GB"/>
-        </w:rPr>
-        <w:t>Liniowa</w:t>
-      </w:r>
-      <w:proofErr w:type="spellEnd"/>
+      <w:r>
+        <w:rPr>
+          <w:lang w:val="en-GB"/>
+        </w:rPr>
+        <w:t>Modele:</w:t>
+      </w:r>
+    </w:p>
+    <w:p>
+      <w:pPr>
+        <w:rPr>
+          <w:lang w:val="en-GB"/>
+        </w:rPr>
+      </w:pPr>
+      <w:r>
+        <w:rPr>
+          <w:lang w:val="en-GB"/>
+        </w:rPr>
+        <w:t>    1. Regresja Liniowa</w:t>
+      </w:r>
       <w:r>
         <w:rPr>
           <w:lang w:val="en-GB"/>
@@ -853,71 +4286,21 @@
         <w:rPr>
           <w:lang w:val="en-GB"/>
         </w:rPr>
-        <w:t>(</w:t>
-      </w:r>
-      <w:proofErr w:type="spellStart"/>
-      <w:r>
-        <w:rPr>
-          <w:lang w:val="en-GB"/>
-        </w:rPr>
-        <w:t>parametry</w:t>
-      </w:r>
-      <w:proofErr w:type="spellEnd"/>
-      <w:r>
-        <w:rPr>
-          <w:lang w:val="en-GB"/>
-        </w:rPr>
-        <w:t xml:space="preserve">: </w:t>
-      </w:r>
-      <w:proofErr w:type="spellStart"/>
-      <w:r>
-        <w:rPr>
-          <w:lang w:val="en-GB"/>
-        </w:rPr>
-        <w:t>fit_intercept</w:t>
-      </w:r>
-      <w:proofErr w:type="spellEnd"/>
-      <w:r>
-        <w:rPr>
-          <w:lang w:val="en-GB"/>
-        </w:rPr>
-        <w:t>, normalize via scaling)</w:t>
-      </w:r>
-    </w:p>
-    <w:p>
-      <w:pPr>
-        <w:rPr>
-          <w:lang w:val="en-GB"/>
-        </w:rPr>
-      </w:pPr>
-      <w:r>
-        <w:rPr>
-          <w:lang w:val="en-GB"/>
-        </w:rPr>
-        <w:t>    2. k-</w:t>
-      </w:r>
-      <w:proofErr w:type="spellStart"/>
-      <w:r>
-        <w:rPr>
-          <w:lang w:val="en-GB"/>
-        </w:rPr>
-        <w:t>Najbliższych</w:t>
-      </w:r>
-      <w:proofErr w:type="spellEnd"/>
-      <w:r>
-        <w:rPr>
-          <w:lang w:val="en-GB"/>
-        </w:rPr>
-        <w:t xml:space="preserve"> </w:t>
-      </w:r>
-      <w:proofErr w:type="spellStart"/>
-      <w:r>
-        <w:rPr>
-          <w:lang w:val="en-GB"/>
-        </w:rPr>
-        <w:t>Sąsiadów</w:t>
-      </w:r>
-      <w:proofErr w:type="spellEnd"/>
+        <w:t>(parametry: fit_intercept, normalize via scaling)</w:t>
+      </w:r>
+    </w:p>
+    <w:p>
+      <w:pPr>
+        <w:rPr>
+          <w:lang w:val="en-GB"/>
+        </w:rPr>
+      </w:pPr>
+      <w:r>
+        <w:rPr>
+          <w:lang w:val="en-GB"/>
+        </w:rPr>
+        <w:t>    2. k-Najbliższych Sąsiadów</w:t>
+      </w:r>
       <w:r>
         <w:rPr>
           <w:lang w:val="en-GB"/>
@@ -928,57 +4311,21 @@
         <w:rPr>
           <w:lang w:val="en-GB"/>
         </w:rPr>
-        <w:t>(</w:t>
-      </w:r>
-      <w:proofErr w:type="spellStart"/>
-      <w:r>
-        <w:rPr>
-          <w:lang w:val="en-GB"/>
-        </w:rPr>
-        <w:t>parametry</w:t>
-      </w:r>
-      <w:proofErr w:type="spellEnd"/>
-      <w:r>
-        <w:rPr>
-          <w:lang w:val="en-GB"/>
-        </w:rPr>
-        <w:t xml:space="preserve">: </w:t>
-      </w:r>
-      <w:proofErr w:type="spellStart"/>
-      <w:r>
-        <w:rPr>
-          <w:lang w:val="en-GB"/>
-        </w:rPr>
-        <w:t>n_neighbors</w:t>
-      </w:r>
-      <w:proofErr w:type="spellEnd"/>
-      <w:r>
-        <w:rPr>
-          <w:lang w:val="en-GB"/>
-        </w:rPr>
-        <w:t>, weights, metric)</w:t>
-      </w:r>
-    </w:p>
-    <w:p>
-      <w:pPr>
-        <w:rPr>
-          <w:lang w:val="en-GB"/>
-        </w:rPr>
-      </w:pPr>
-      <w:r>
-        <w:rPr>
-          <w:lang w:val="en-GB"/>
-        </w:rPr>
-        <w:t xml:space="preserve">    3. Las </w:t>
-      </w:r>
-      <w:proofErr w:type="spellStart"/>
-      <w:r>
-        <w:rPr>
-          <w:lang w:val="en-GB"/>
-        </w:rPr>
-        <w:t>Losowy</w:t>
-      </w:r>
-      <w:proofErr w:type="spellEnd"/>
+        <w:t>(parametry: n_neighbors, weights, metric)</w:t>
+      </w:r>
+    </w:p>
+    <w:p>
+      <w:pPr>
+        <w:rPr>
+          <w:lang w:val="en-GB"/>
+        </w:rPr>
+      </w:pPr>
+      <w:r>
+        <w:rPr>
+          <w:lang w:val="en-GB"/>
+        </w:rPr>
+        <w:t>    3. Las Losowy</w:t>
+      </w:r>
       <w:r>
         <w:rPr>
           <w:lang w:val="en-GB"/>
@@ -989,63 +4336,7 @@
         <w:rPr>
           <w:lang w:val="en-GB"/>
         </w:rPr>
-        <w:t>(</w:t>
-      </w:r>
-      <w:proofErr w:type="spellStart"/>
-      <w:r>
-        <w:rPr>
-          <w:lang w:val="en-GB"/>
-        </w:rPr>
-        <w:t>parametry</w:t>
-      </w:r>
-      <w:proofErr w:type="spellEnd"/>
-      <w:r>
-        <w:rPr>
-          <w:lang w:val="en-GB"/>
-        </w:rPr>
-        <w:t xml:space="preserve">: </w:t>
-      </w:r>
-      <w:proofErr w:type="spellStart"/>
-      <w:r>
-        <w:rPr>
-          <w:lang w:val="en-GB"/>
-        </w:rPr>
-        <w:t>n_estimators</w:t>
-      </w:r>
-      <w:proofErr w:type="spellEnd"/>
-      <w:r>
-        <w:rPr>
-          <w:lang w:val="en-GB"/>
-        </w:rPr>
-        <w:t xml:space="preserve">, </w:t>
-      </w:r>
-      <w:proofErr w:type="spellStart"/>
-      <w:r>
-        <w:rPr>
-          <w:lang w:val="en-GB"/>
-        </w:rPr>
-        <w:t>max_depth</w:t>
-      </w:r>
-      <w:proofErr w:type="spellEnd"/>
-      <w:r>
-        <w:rPr>
-          <w:lang w:val="en-GB"/>
-        </w:rPr>
-        <w:t xml:space="preserve">, </w:t>
-      </w:r>
-      <w:proofErr w:type="spellStart"/>
-      <w:r>
-        <w:rPr>
-          <w:lang w:val="en-GB"/>
-        </w:rPr>
-        <w:t>min_samples_leaf</w:t>
-      </w:r>
-      <w:proofErr w:type="spellEnd"/>
-      <w:r>
-        <w:rPr>
-          <w:lang w:val="en-GB"/>
-        </w:rPr>
-        <w:t>)</w:t>
+        <w:t>(parametry: n_estimators, max_depth, min_samples_leaf)</w:t>
       </w:r>
     </w:p>
     <w:p>
@@ -1070,49 +4361,7 @@
         <w:rPr>
           <w:lang w:val="en-GB"/>
         </w:rPr>
-        <w:t>(</w:t>
-      </w:r>
-      <w:proofErr w:type="spellStart"/>
-      <w:r>
-        <w:rPr>
-          <w:lang w:val="en-GB"/>
-        </w:rPr>
-        <w:t>parametry</w:t>
-      </w:r>
-      <w:proofErr w:type="spellEnd"/>
-      <w:r>
-        <w:rPr>
-          <w:lang w:val="en-GB"/>
-        </w:rPr>
-        <w:t xml:space="preserve">: </w:t>
-      </w:r>
-      <w:proofErr w:type="spellStart"/>
-      <w:r>
-        <w:rPr>
-          <w:lang w:val="en-GB"/>
-        </w:rPr>
-        <w:t>hidden_layer_sizes</w:t>
-      </w:r>
-      <w:proofErr w:type="spellEnd"/>
-      <w:r>
-        <w:rPr>
-          <w:lang w:val="en-GB"/>
-        </w:rPr>
-        <w:t xml:space="preserve">, </w:t>
-      </w:r>
-      <w:proofErr w:type="spellStart"/>
-      <w:r>
-        <w:rPr>
-          <w:lang w:val="en-GB"/>
-        </w:rPr>
-        <w:t>learning_rate_init</w:t>
-      </w:r>
-      <w:proofErr w:type="spellEnd"/>
-      <w:r>
-        <w:rPr>
-          <w:lang w:val="en-GB"/>
-        </w:rPr>
-        <w:t>)</w:t>
+        <w:t>(parametry: hidden_layer_sizes, learning_rate_init)</w:t>
       </w:r>
     </w:p>
     <w:p>
@@ -1129,28 +4378,12 @@
     </w:p>
     <w:p>
       <w:r>
-        <w:t xml:space="preserve">Wyniki zapisywane do CSV z uwzględnieniem </w:t>
-      </w:r>
-      <w:proofErr w:type="spellStart"/>
-      <w:r>
-        <w:t>train</w:t>
-      </w:r>
-      <w:proofErr w:type="spellEnd"/>
-      <w:r>
-        <w:t xml:space="preserve"> i test.</w:t>
-      </w:r>
-    </w:p>
-    <w:p>
-      <w:r>
-        <w:t xml:space="preserve">Modele z </w:t>
-      </w:r>
-      <w:proofErr w:type="spellStart"/>
-      <w:r>
-        <w:t>domyślymi</w:t>
-      </w:r>
-      <w:proofErr w:type="spellEnd"/>
-      <w:r>
-        <w:t xml:space="preserve"> parametrami:</w:t>
+        <w:t>Wyniki zapisywane do CSV z uwzględnieniem train i test.</w:t>
+      </w:r>
+    </w:p>
+    <w:p>
+      <w:r>
+        <w:t>Modele z domyślymi parametrami:</w:t>
       </w:r>
     </w:p>
     <w:p>
@@ -1162,56 +4395,18 @@
         </w:numPr>
         <w:spacing w:line="278" w:lineRule="auto"/>
       </w:pPr>
-      <w:proofErr w:type="spellStart"/>
-      <w:r>
-        <w:rPr>
-          <w:lang w:val="en-GB"/>
-        </w:rPr>
-        <w:t>Regresja</w:t>
-      </w:r>
-      <w:proofErr w:type="spellEnd"/>
-      <w:r>
-        <w:rPr>
-          <w:lang w:val="en-GB"/>
-        </w:rPr>
-        <w:t xml:space="preserve"> </w:t>
-      </w:r>
-      <w:proofErr w:type="spellStart"/>
-      <w:r>
-        <w:rPr>
-          <w:lang w:val="en-GB"/>
-        </w:rPr>
-        <w:t>Liniowa</w:t>
-      </w:r>
-      <w:proofErr w:type="spellEnd"/>
-      <w:r>
-        <w:rPr>
-          <w:lang w:val="en-GB"/>
-        </w:rPr>
-        <w:t xml:space="preserve"> – </w:t>
-      </w:r>
-      <w:proofErr w:type="spellStart"/>
-      <w:r>
-        <w:rPr>
-          <w:lang w:val="en-GB"/>
-        </w:rPr>
-        <w:t>systemowo</w:t>
-      </w:r>
-      <w:proofErr w:type="spellEnd"/>
-      <w:r>
-        <w:rPr>
-          <w:lang w:val="en-GB"/>
-        </w:rPr>
-        <w:t xml:space="preserve"> </w:t>
-      </w:r>
-      <w:proofErr w:type="spellStart"/>
-      <w:r>
-        <w:rPr>
-          <w:lang w:val="en-GB"/>
-        </w:rPr>
-        <w:t>domyśle</w:t>
-      </w:r>
-      <w:proofErr w:type="spellEnd"/>
+      <w:r>
+        <w:rPr>
+          <w:lang w:val="en-GB"/>
+        </w:rPr>
+        <w:t>Regresja Liniowa</w:t>
+      </w:r>
+      <w:r>
+        <w:rPr>
+          <w:lang w:val="en-GB"/>
+        </w:rPr>
+        <w:t xml:space="preserve"> – systemowo domyśle</w:t>
+      </w:r>
     </w:p>
     <w:p>
       <w:pPr>
@@ -1223,15 +4418,7 @@
         <w:spacing w:line="278" w:lineRule="auto"/>
       </w:pPr>
       <w:r>
-        <w:t xml:space="preserve">k-Najbliższych Sąsiadów - </w:t>
-      </w:r>
-      <w:proofErr w:type="spellStart"/>
-      <w:r>
-        <w:t>n_neighbors</w:t>
-      </w:r>
-      <w:proofErr w:type="spellEnd"/>
-      <w:r>
-        <w:t xml:space="preserve"> </w:t>
+        <w:t xml:space="preserve">k-Najbliższych Sąsiadów - n_neighbors </w:t>
       </w:r>
       <w:r>
         <w:t>= 5, reszta systemowo domyślna</w:t>
@@ -1253,92 +4440,26 @@
         <w:rPr>
           <w:lang w:val="en-GB"/>
         </w:rPr>
-        <w:t xml:space="preserve">Las </w:t>
-      </w:r>
-      <w:proofErr w:type="spellStart"/>
-      <w:r>
-        <w:rPr>
-          <w:lang w:val="en-GB"/>
-        </w:rPr>
-        <w:t>Losowy</w:t>
-      </w:r>
-      <w:proofErr w:type="spellEnd"/>
+        <w:t>Las Losowy</w:t>
+      </w:r>
       <w:r>
         <w:rPr>
           <w:lang w:val="en-GB"/>
         </w:rPr>
         <w:t xml:space="preserve"> - </w:t>
       </w:r>
-      <w:proofErr w:type="spellStart"/>
-      <w:r>
-        <w:rPr>
-          <w:lang w:val="en-GB"/>
-        </w:rPr>
-        <w:t>n_estimators</w:t>
-      </w:r>
-      <w:proofErr w:type="spellEnd"/>
-      <w:r>
-        <w:rPr>
-          <w:lang w:val="en-GB"/>
-        </w:rPr>
-        <w:t xml:space="preserve">=100, </w:t>
-      </w:r>
-      <w:proofErr w:type="spellStart"/>
-      <w:r>
-        <w:rPr>
-          <w:lang w:val="en-GB"/>
-        </w:rPr>
-        <w:t>random_state</w:t>
-      </w:r>
-      <w:proofErr w:type="spellEnd"/>
-      <w:r>
-        <w:rPr>
-          <w:lang w:val="en-GB"/>
-        </w:rPr>
-        <w:t>=42</w:t>
-      </w:r>
-      <w:r>
-        <w:rPr>
-          <w:lang w:val="en-GB"/>
-        </w:rPr>
-        <w:t xml:space="preserve">, </w:t>
-      </w:r>
-      <w:proofErr w:type="spellStart"/>
-      <w:r>
-        <w:rPr>
-          <w:lang w:val="en-GB"/>
-        </w:rPr>
-        <w:t>reszta</w:t>
-      </w:r>
-      <w:proofErr w:type="spellEnd"/>
-      <w:r>
-        <w:rPr>
-          <w:lang w:val="en-GB"/>
-        </w:rPr>
-        <w:t xml:space="preserve"> </w:t>
-      </w:r>
-      <w:proofErr w:type="spellStart"/>
-      <w:r>
-        <w:rPr>
-          <w:lang w:val="en-GB"/>
-        </w:rPr>
-        <w:t>systemowo</w:t>
-      </w:r>
-      <w:proofErr w:type="spellEnd"/>
-      <w:r>
-        <w:rPr>
-          <w:lang w:val="en-GB"/>
-        </w:rPr>
-        <w:t xml:space="preserve"> </w:t>
-      </w:r>
-      <w:proofErr w:type="spellStart"/>
-      <w:r>
-        <w:rPr>
-          <w:lang w:val="en-GB"/>
-        </w:rPr>
-        <w:t>domyślna</w:t>
-      </w:r>
-      <w:proofErr w:type="spellEnd"/>
+      <w:r>
+        <w:rPr>
+          <w:lang w:val="en-GB"/>
+        </w:rPr>
+        <w:t>n_estimators=100, random_state=42</w:t>
+      </w:r>
+      <w:r>
+        <w:rPr>
+          <w:lang w:val="en-GB"/>
+        </w:rPr>
+        <w:t>, reszta systemowo domyślna</w:t>
+      </w:r>
     </w:p>
     <w:p>
       <w:pPr>
@@ -1368,21 +4489,33 @@
         <w:rPr>
           <w:lang w:val="en-GB"/>
         </w:rPr>
+        <w:t xml:space="preserve"> hidden_layer_sizes=(128, 64),</w:t>
+      </w:r>
+      <w:r>
+        <w:rPr>
+          <w:lang w:val="en-GB"/>
+        </w:rPr>
         <w:t xml:space="preserve"> </w:t>
       </w:r>
-      <w:proofErr w:type="spellStart"/>
-      <w:r>
-        <w:rPr>
-          <w:lang w:val="en-GB"/>
-        </w:rPr>
-        <w:t>hidden_layer_sizes</w:t>
-      </w:r>
-      <w:proofErr w:type="spellEnd"/>
-      <w:r>
-        <w:rPr>
-          <w:lang w:val="en-GB"/>
-        </w:rPr>
-        <w:t>=(128, 64),</w:t>
+      <w:r>
+        <w:rPr>
+          <w:lang w:val="en-GB"/>
+        </w:rPr>
+        <w:t>learning_rate_init=0.005,</w:t>
+      </w:r>
+    </w:p>
+    <w:p>
+      <w:pPr>
+        <w:pStyle w:val="Akapitzlist"/>
+        <w:rPr>
+          <w:lang w:val="en-GB"/>
+        </w:rPr>
+      </w:pPr>
+      <w:r>
+        <w:rPr>
+          <w:lang w:val="en-GB"/>
+        </w:rPr>
+        <w:t>batch_size=32,</w:t>
       </w:r>
       <w:r>
         <w:rPr>
@@ -1390,41 +4523,11 @@
         </w:rPr>
         <w:t xml:space="preserve"> </w:t>
       </w:r>
-      <w:proofErr w:type="spellStart"/>
-      <w:r>
-        <w:rPr>
-          <w:lang w:val="en-GB"/>
-        </w:rPr>
-        <w:t>learning_rate_init</w:t>
-      </w:r>
-      <w:proofErr w:type="spellEnd"/>
-      <w:r>
-        <w:rPr>
-          <w:lang w:val="en-GB"/>
-        </w:rPr>
-        <w:t>=0.005,</w:t>
-      </w:r>
-    </w:p>
-    <w:p>
-      <w:pPr>
-        <w:pStyle w:val="Akapitzlist"/>
-        <w:rPr>
-          <w:lang w:val="en-GB"/>
-        </w:rPr>
-      </w:pPr>
-      <w:proofErr w:type="spellStart"/>
-      <w:r>
-        <w:rPr>
-          <w:lang w:val="en-GB"/>
-        </w:rPr>
-        <w:t>batch_size</w:t>
-      </w:r>
-      <w:proofErr w:type="spellEnd"/>
-      <w:r>
-        <w:rPr>
-          <w:lang w:val="en-GB"/>
-        </w:rPr>
-        <w:t>=32,</w:t>
+      <w:r>
+        <w:rPr>
+          <w:lang w:val="en-GB"/>
+        </w:rPr>
+        <w:t>activation='relu',</w:t>
       </w:r>
       <w:r>
         <w:rPr>
@@ -1436,21 +4539,7 @@
         <w:rPr>
           <w:lang w:val="en-GB"/>
         </w:rPr>
-        <w:t>activation='</w:t>
-      </w:r>
-      <w:proofErr w:type="spellStart"/>
-      <w:r>
-        <w:rPr>
-          <w:lang w:val="en-GB"/>
-        </w:rPr>
-        <w:t>relu</w:t>
-      </w:r>
-      <w:proofErr w:type="spellEnd"/>
-      <w:r>
-        <w:rPr>
-          <w:lang w:val="en-GB"/>
-        </w:rPr>
-        <w:t>',</w:t>
+        <w:t>solver='adam',</w:t>
       </w:r>
       <w:r>
         <w:rPr>
@@ -1462,21 +4551,7 @@
         <w:rPr>
           <w:lang w:val="en-GB"/>
         </w:rPr>
-        <w:t>solver='</w:t>
-      </w:r>
-      <w:proofErr w:type="spellStart"/>
-      <w:r>
-        <w:rPr>
-          <w:lang w:val="en-GB"/>
-        </w:rPr>
-        <w:t>adam</w:t>
-      </w:r>
-      <w:proofErr w:type="spellEnd"/>
-      <w:r>
-        <w:rPr>
-          <w:lang w:val="en-GB"/>
-        </w:rPr>
-        <w:t>',</w:t>
+        <w:t>max_iter=2000,</w:t>
       </w:r>
       <w:r>
         <w:rPr>
@@ -1484,19 +4559,11 @@
         </w:rPr>
         <w:t xml:space="preserve"> </w:t>
       </w:r>
-      <w:proofErr w:type="spellStart"/>
-      <w:r>
-        <w:rPr>
-          <w:lang w:val="en-GB"/>
-        </w:rPr>
-        <w:t>max_iter</w:t>
-      </w:r>
-      <w:proofErr w:type="spellEnd"/>
-      <w:r>
-        <w:rPr>
-          <w:lang w:val="en-GB"/>
-        </w:rPr>
-        <w:t>=2000,</w:t>
+      <w:r>
+        <w:rPr>
+          <w:lang w:val="en-GB"/>
+        </w:rPr>
+        <w:t>momentum=0.9,</w:t>
       </w:r>
       <w:r>
         <w:rPr>
@@ -1508,7 +4575,7 @@
         <w:rPr>
           <w:lang w:val="en-GB"/>
         </w:rPr>
-        <w:t>momentum=0.9,</w:t>
+        <w:t>early_stopping=True,</w:t>
       </w:r>
       <w:r>
         <w:rPr>
@@ -1516,39 +4583,11 @@
         </w:rPr>
         <w:t xml:space="preserve"> </w:t>
       </w:r>
-      <w:proofErr w:type="spellStart"/>
-      <w:r>
-        <w:rPr>
-          <w:lang w:val="en-GB"/>
-        </w:rPr>
-        <w:t>early_stopping</w:t>
-      </w:r>
-      <w:proofErr w:type="spellEnd"/>
-      <w:r>
-        <w:rPr>
-          <w:lang w:val="en-GB"/>
-        </w:rPr>
-        <w:t>=True,</w:t>
-      </w:r>
-      <w:r>
-        <w:rPr>
-          <w:lang w:val="en-GB"/>
-        </w:rPr>
-        <w:t xml:space="preserve"> </w:t>
-      </w:r>
-      <w:proofErr w:type="spellStart"/>
-      <w:r>
-        <w:rPr>
-          <w:lang w:val="en-GB"/>
-        </w:rPr>
-        <w:t>random_state</w:t>
-      </w:r>
-      <w:proofErr w:type="spellEnd"/>
-      <w:r>
-        <w:rPr>
-          <w:lang w:val="en-GB"/>
-        </w:rPr>
-        <w:t>=</w:t>
+      <w:r>
+        <w:rPr>
+          <w:lang w:val="en-GB"/>
+        </w:rPr>
+        <w:t>random_state=</w:t>
       </w:r>
       <w:r>
         <w:rPr>
@@ -1621,21 +4660,8 @@
                 <w:lang w:val="en-GB"/>
               </w:rPr>
             </w:pPr>
-            <w:proofErr w:type="spellStart"/>
-            <w:r>
-              <w:t>Linear</w:t>
-            </w:r>
-            <w:proofErr w:type="spellEnd"/>
-            <w:r>
-              <w:t xml:space="preserve"> </w:t>
-            </w:r>
-            <w:proofErr w:type="spellStart"/>
-            <w:r>
-              <w:t>Regression</w:t>
-            </w:r>
-            <w:proofErr w:type="spellEnd"/>
-            <w:r>
-              <w:t xml:space="preserve">              </w:t>
+            <w:r>
+              <w:t xml:space="preserve">Linear Regression              </w:t>
             </w:r>
           </w:p>
         </w:tc>
@@ -1656,21 +4682,7 @@
               <w:rPr>
                 <w:lang w:val="en-GB"/>
               </w:rPr>
-              <w:t xml:space="preserve">K-Nearest </w:t>
-            </w:r>
-            <w:proofErr w:type="spellStart"/>
-            <w:r>
-              <w:rPr>
-                <w:lang w:val="en-GB"/>
-              </w:rPr>
-              <w:t>Neighbors</w:t>
-            </w:r>
-            <w:proofErr w:type="spellEnd"/>
-            <w:r>
-              <w:rPr>
-                <w:lang w:val="en-GB"/>
-              </w:rPr>
-              <w:t xml:space="preserve">            </w:t>
+              <w:t xml:space="preserve">K-Nearest Neighbors            </w:t>
             </w:r>
           </w:p>
         </w:tc>
@@ -1829,6 +4841,7 @@
     </w:p>
     <w:p>
       <w:r>
+        <w:lastRenderedPageBreak/>
         <w:t xml:space="preserve">Widzimy, że </w:t>
       </w:r>
       <w:r>
@@ -1859,31 +4872,7 @@
         <w:pStyle w:val="Akapitzlist"/>
       </w:pPr>
       <w:r>
-        <w:t xml:space="preserve">      • typ modelu: [OLS, </w:t>
-      </w:r>
-      <w:proofErr w:type="spellStart"/>
-      <w:r>
-        <w:t>Ridge</w:t>
-      </w:r>
-      <w:proofErr w:type="spellEnd"/>
-      <w:r>
-        <w:t xml:space="preserve"> z różnym </w:t>
-      </w:r>
-      <w:proofErr w:type="spellStart"/>
-      <w:r>
-        <w:t>alpha</w:t>
-      </w:r>
-      <w:proofErr w:type="spellEnd"/>
-      <w:r>
-        <w:t xml:space="preserve">, Lasso z różnym </w:t>
-      </w:r>
-      <w:proofErr w:type="spellStart"/>
-      <w:r>
-        <w:t>alpha</w:t>
-      </w:r>
-      <w:proofErr w:type="spellEnd"/>
-      <w:r>
-        <w:t>]</w:t>
+        <w:t xml:space="preserve">      • typ modelu: [OLS, Ridge z różnym alpha, Lasso z różnym alpha]</w:t>
       </w:r>
     </w:p>
     <w:p>
@@ -1891,32 +4880,7 @@
         <w:pStyle w:val="Akapitzlist"/>
       </w:pPr>
       <w:r>
-        <w:lastRenderedPageBreak/>
-        <w:t xml:space="preserve">      • </w:t>
-      </w:r>
-      <w:proofErr w:type="spellStart"/>
-      <w:r>
-        <w:t>alpha</w:t>
-      </w:r>
-      <w:proofErr w:type="spellEnd"/>
-      <w:r>
-        <w:t xml:space="preserve"> (</w:t>
-      </w:r>
-      <w:proofErr w:type="spellStart"/>
-      <w:r>
-        <w:t>regularyzacja</w:t>
-      </w:r>
-      <w:proofErr w:type="spellEnd"/>
-      <w:r>
-        <w:t xml:space="preserve"> </w:t>
-      </w:r>
-      <w:proofErr w:type="spellStart"/>
-      <w:r>
-        <w:t>Ridge</w:t>
-      </w:r>
-      <w:proofErr w:type="spellEnd"/>
-      <w:r>
-        <w:t>): [0.01, 0.1, 1.0, 10.0]</w:t>
+        <w:t xml:space="preserve">      • alpha (regularyzacja Ridge): [0.01, 0.1, 1.0, 10.0]</w:t>
       </w:r>
     </w:p>
     <w:p>
@@ -1924,23 +4888,7 @@
         <w:pStyle w:val="Akapitzlist"/>
       </w:pPr>
       <w:r>
-        <w:t xml:space="preserve">      • </w:t>
-      </w:r>
-      <w:proofErr w:type="spellStart"/>
-      <w:r>
-        <w:t>alpha</w:t>
-      </w:r>
-      <w:proofErr w:type="spellEnd"/>
-      <w:r>
-        <w:t xml:space="preserve"> (</w:t>
-      </w:r>
-      <w:proofErr w:type="spellStart"/>
-      <w:r>
-        <w:t>regularyzacja</w:t>
-      </w:r>
-      <w:proofErr w:type="spellEnd"/>
-      <w:r>
-        <w:t xml:space="preserve"> Lasso): [0.001, 0.01, 0.1, 1.0]</w:t>
+        <w:t xml:space="preserve">      • alpha (regularyzacja Lasso): [0.001, 0.01, 0.1, 1.0]</w:t>
       </w:r>
     </w:p>
     <w:p>
@@ -1990,15 +4938,7 @@
         <w:t xml:space="preserve">Weights: </w:t>
       </w:r>
       <w:r>
-        <w:t>['uniform', '</w:t>
-      </w:r>
-      <w:proofErr w:type="spellStart"/>
-      <w:r>
-        <w:t>distance</w:t>
-      </w:r>
-      <w:proofErr w:type="spellEnd"/>
-      <w:r>
-        <w:t>']</w:t>
+        <w:t>['uniform', 'distance']</w:t>
       </w:r>
     </w:p>
     <w:p>
@@ -2017,63 +4957,7 @@
         <w:rPr>
           <w:lang w:val="en-GB"/>
         </w:rPr>
-        <w:t>Metric: ['</w:t>
-      </w:r>
-      <w:proofErr w:type="spellStart"/>
-      <w:r>
-        <w:rPr>
-          <w:lang w:val="en-GB"/>
-        </w:rPr>
-        <w:t>euclidean</w:t>
-      </w:r>
-      <w:proofErr w:type="spellEnd"/>
-      <w:r>
-        <w:rPr>
-          <w:lang w:val="en-GB"/>
-        </w:rPr>
-        <w:t>', '</w:t>
-      </w:r>
-      <w:proofErr w:type="spellStart"/>
-      <w:r>
-        <w:rPr>
-          <w:lang w:val="en-GB"/>
-        </w:rPr>
-        <w:t>manhattan</w:t>
-      </w:r>
-      <w:proofErr w:type="spellEnd"/>
-      <w:r>
-        <w:rPr>
-          <w:lang w:val="en-GB"/>
-        </w:rPr>
-        <w:t>', '</w:t>
-      </w:r>
-      <w:proofErr w:type="spellStart"/>
-      <w:r>
-        <w:rPr>
-          <w:lang w:val="en-GB"/>
-        </w:rPr>
-        <w:t>chebyshev</w:t>
-      </w:r>
-      <w:proofErr w:type="spellEnd"/>
-      <w:r>
-        <w:rPr>
-          <w:lang w:val="en-GB"/>
-        </w:rPr>
-        <w:t>', '</w:t>
-      </w:r>
-      <w:proofErr w:type="spellStart"/>
-      <w:r>
-        <w:rPr>
-          <w:lang w:val="en-GB"/>
-        </w:rPr>
-        <w:t>minkowski</w:t>
-      </w:r>
-      <w:proofErr w:type="spellEnd"/>
-      <w:r>
-        <w:rPr>
-          <w:lang w:val="en-GB"/>
-        </w:rPr>
-        <w:t>']</w:t>
+        <w:t>Metric: ['euclidean', 'manhattan', 'chebyshev', 'minkowski']</w:t>
       </w:r>
     </w:p>
     <w:p>
@@ -2092,16 +4976,8 @@
         <w:rPr>
           <w:lang w:val="en-GB"/>
         </w:rPr>
-        <w:t xml:space="preserve">Las </w:t>
-      </w:r>
-      <w:proofErr w:type="spellStart"/>
-      <w:r>
-        <w:rPr>
-          <w:lang w:val="en-GB"/>
-        </w:rPr>
-        <w:t>losowy</w:t>
-      </w:r>
-      <w:proofErr w:type="spellEnd"/>
+        <w:t>Las losowy</w:t>
+      </w:r>
     </w:p>
     <w:p>
       <w:pPr>
@@ -2112,33 +4988,11 @@
         </w:numPr>
         <w:spacing w:line="278" w:lineRule="auto"/>
       </w:pPr>
-      <w:proofErr w:type="spellStart"/>
-      <w:r>
-        <w:rPr>
-          <w:lang w:val="en-GB"/>
-        </w:rPr>
-        <w:t>Ilość</w:t>
-      </w:r>
-      <w:proofErr w:type="spellEnd"/>
-      <w:r>
-        <w:rPr>
-          <w:lang w:val="en-GB"/>
-        </w:rPr>
-        <w:t xml:space="preserve"> </w:t>
-      </w:r>
-      <w:proofErr w:type="spellStart"/>
-      <w:r>
-        <w:rPr>
-          <w:lang w:val="en-GB"/>
-        </w:rPr>
-        <w:t>drzew</w:t>
-      </w:r>
-      <w:proofErr w:type="spellEnd"/>
-      <w:r>
-        <w:rPr>
-          <w:lang w:val="en-GB"/>
-        </w:rPr>
-        <w:t xml:space="preserve">: </w:t>
+      <w:r>
+        <w:rPr>
+          <w:lang w:val="en-GB"/>
+        </w:rPr>
+        <w:t xml:space="preserve">Ilość drzew: </w:t>
       </w:r>
       <w:r>
         <w:t>[10, 50, 100, 200]</w:t>
@@ -2153,44 +5007,14 @@
         </w:numPr>
         <w:spacing w:line="278" w:lineRule="auto"/>
       </w:pPr>
-      <w:proofErr w:type="spellStart"/>
-      <w:r>
-        <w:rPr>
-          <w:lang w:val="en-GB"/>
-        </w:rPr>
-        <w:t>Głębokość</w:t>
-      </w:r>
-      <w:proofErr w:type="spellEnd"/>
-      <w:r>
-        <w:rPr>
-          <w:lang w:val="en-GB"/>
-        </w:rPr>
-        <w:t xml:space="preserve"> </w:t>
-      </w:r>
-      <w:proofErr w:type="spellStart"/>
-      <w:r>
-        <w:rPr>
-          <w:lang w:val="en-GB"/>
-        </w:rPr>
-        <w:t>drzewa</w:t>
-      </w:r>
-      <w:proofErr w:type="spellEnd"/>
-      <w:r>
-        <w:rPr>
-          <w:lang w:val="en-GB"/>
-        </w:rPr>
-        <w:t xml:space="preserve">: </w:t>
-      </w:r>
-      <w:r>
-        <w:t>[</w:t>
-      </w:r>
-      <w:proofErr w:type="spellStart"/>
-      <w:r>
-        <w:t>None</w:t>
-      </w:r>
-      <w:proofErr w:type="spellEnd"/>
-      <w:r>
-        <w:t>, 3, 5, 10]</w:t>
+      <w:r>
+        <w:rPr>
+          <w:lang w:val="en-GB"/>
+        </w:rPr>
+        <w:t xml:space="preserve">Głębokość drzewa: </w:t>
+      </w:r>
+      <w:r>
+        <w:t>[None, 3, 5, 10]</w:t>
       </w:r>
     </w:p>
     <w:p>
@@ -2202,33 +5026,11 @@
         </w:numPr>
         <w:spacing w:line="278" w:lineRule="auto"/>
       </w:pPr>
-      <w:proofErr w:type="spellStart"/>
-      <w:r>
-        <w:rPr>
-          <w:lang w:val="en-GB"/>
-        </w:rPr>
-        <w:t>Ilość</w:t>
-      </w:r>
-      <w:proofErr w:type="spellEnd"/>
-      <w:r>
-        <w:rPr>
-          <w:lang w:val="en-GB"/>
-        </w:rPr>
-        <w:t xml:space="preserve"> </w:t>
-      </w:r>
-      <w:proofErr w:type="spellStart"/>
-      <w:r>
-        <w:rPr>
-          <w:lang w:val="en-GB"/>
-        </w:rPr>
-        <w:t>liści</w:t>
-      </w:r>
-      <w:proofErr w:type="spellEnd"/>
-      <w:r>
-        <w:rPr>
-          <w:lang w:val="en-GB"/>
-        </w:rPr>
-        <w:t xml:space="preserve">: </w:t>
+      <w:r>
+        <w:rPr>
+          <w:lang w:val="en-GB"/>
+        </w:rPr>
+        <w:t xml:space="preserve">Ilość liści: </w:t>
       </w:r>
       <w:r>
         <w:t>[1, 2, 5, 10]</w:t>
@@ -2262,33 +5064,11 @@
         </w:numPr>
         <w:spacing w:line="278" w:lineRule="auto"/>
       </w:pPr>
-      <w:proofErr w:type="spellStart"/>
-      <w:r>
-        <w:rPr>
-          <w:lang w:val="en-GB"/>
-        </w:rPr>
-        <w:t>Warstwy</w:t>
-      </w:r>
-      <w:proofErr w:type="spellEnd"/>
-      <w:r>
-        <w:rPr>
-          <w:lang w:val="en-GB"/>
-        </w:rPr>
-        <w:t xml:space="preserve"> </w:t>
-      </w:r>
-      <w:proofErr w:type="spellStart"/>
-      <w:r>
-        <w:rPr>
-          <w:lang w:val="en-GB"/>
-        </w:rPr>
-        <w:t>ukryte</w:t>
-      </w:r>
-      <w:proofErr w:type="spellEnd"/>
-      <w:r>
-        <w:rPr>
-          <w:lang w:val="en-GB"/>
-        </w:rPr>
-        <w:t xml:space="preserve">: </w:t>
+      <w:r>
+        <w:rPr>
+          <w:lang w:val="en-GB"/>
+        </w:rPr>
+        <w:t xml:space="preserve">Warstwy ukryte: </w:t>
       </w:r>
       <w:r>
         <w:t>[(64,), (128, 64), (128, 64, 32), (256, 128, 64)]</w:t>
@@ -2307,21 +5087,7 @@
         <w:rPr>
           <w:lang w:val="en-GB"/>
         </w:rPr>
-        <w:t xml:space="preserve">Tempo </w:t>
-      </w:r>
-      <w:proofErr w:type="spellStart"/>
-      <w:r>
-        <w:rPr>
-          <w:lang w:val="en-GB"/>
-        </w:rPr>
-        <w:t>uczenia</w:t>
-      </w:r>
-      <w:proofErr w:type="spellEnd"/>
-      <w:r>
-        <w:rPr>
-          <w:lang w:val="en-GB"/>
-        </w:rPr>
-        <w:t xml:space="preserve">: </w:t>
+        <w:t xml:space="preserve">Tempo uczenia: </w:t>
       </w:r>
       <w:r>
         <w:t>[0.01, 0.005, 0.001, 0.0005]</w:t>
@@ -2337,39 +5103,7 @@
         <w:spacing w:line="278" w:lineRule="auto"/>
       </w:pPr>
       <w:r>
-        <w:t>Funkcja aktywacji: ['</w:t>
-      </w:r>
-      <w:proofErr w:type="spellStart"/>
-      <w:r>
-        <w:t>relu</w:t>
-      </w:r>
-      <w:proofErr w:type="spellEnd"/>
-      <w:r>
-        <w:t>', '</w:t>
-      </w:r>
-      <w:proofErr w:type="spellStart"/>
-      <w:r>
-        <w:t>tanh</w:t>
-      </w:r>
-      <w:proofErr w:type="spellEnd"/>
-      <w:r>
-        <w:t>', '</w:t>
-      </w:r>
-      <w:proofErr w:type="spellStart"/>
-      <w:r>
-        <w:t>logistic</w:t>
-      </w:r>
-      <w:proofErr w:type="spellEnd"/>
-      <w:r>
-        <w:t>', '</w:t>
-      </w:r>
-      <w:proofErr w:type="spellStart"/>
-      <w:r>
-        <w:t>identity</w:t>
-      </w:r>
-      <w:proofErr w:type="spellEnd"/>
-      <w:r>
-        <w:t>']</w:t>
+        <w:t>Funkcja aktywacji: ['relu', 'tanh', 'logistic', 'identity']</w:t>
       </w:r>
     </w:p>
     <w:p>
@@ -2382,15 +5116,7 @@
         <w:spacing w:line="278" w:lineRule="auto"/>
       </w:pPr>
       <w:r>
-        <w:t xml:space="preserve">Rozmiar </w:t>
-      </w:r>
-      <w:proofErr w:type="spellStart"/>
-      <w:r>
-        <w:t>batcha</w:t>
-      </w:r>
-      <w:proofErr w:type="spellEnd"/>
-      <w:r>
-        <w:t xml:space="preserve">: </w:t>
+        <w:t xml:space="preserve">Rozmiar batcha: </w:t>
       </w:r>
       <w:r>
         <w:t>[16, 32, 64, 128]</w:t>
@@ -2435,13 +5161,8 @@
               <w:jc w:val="center"/>
             </w:pPr>
             <w:r>
-              <w:t xml:space="preserve">parametr </w:t>
-            </w:r>
-            <w:proofErr w:type="spellStart"/>
-            <w:r>
-              <w:t>name</w:t>
-            </w:r>
-            <w:proofErr w:type="spellEnd"/>
+              <w:t>parametr name</w:t>
+            </w:r>
           </w:p>
         </w:tc>
         <w:tc>
@@ -2453,13 +5174,8 @@
               <w:jc w:val="center"/>
             </w:pPr>
             <w:r>
-              <w:t xml:space="preserve">parametr </w:t>
-            </w:r>
-            <w:proofErr w:type="spellStart"/>
-            <w:r>
-              <w:t>value</w:t>
-            </w:r>
-            <w:proofErr w:type="spellEnd"/>
+              <w:t>parametr value</w:t>
+            </w:r>
           </w:p>
         </w:tc>
         <w:tc>
@@ -2489,16 +5205,8 @@
               <w:rPr>
                 <w:lang w:val="en-GB"/>
               </w:rPr>
-              <w:t xml:space="preserve">K-Nearest </w:t>
-            </w:r>
-            <w:proofErr w:type="spellStart"/>
-            <w:r>
-              <w:rPr>
-                <w:lang w:val="en-GB"/>
-              </w:rPr>
-              <w:t>Neighbors</w:t>
-            </w:r>
-            <w:proofErr w:type="spellEnd"/>
+              <w:t>K-Nearest Neighbors</w:t>
+            </w:r>
           </w:p>
         </w:tc>
         <w:tc>
@@ -2506,19 +5214,11 @@
             <w:tcW w:w="2479" w:type="dxa"/>
           </w:tcPr>
           <w:p>
-            <w:proofErr w:type="spellStart"/>
-            <w:r>
-              <w:rPr>
-                <w:lang w:val="en-GB"/>
-              </w:rPr>
-              <w:t>n_neighbors</w:t>
-            </w:r>
-            <w:proofErr w:type="spellEnd"/>
-            <w:r>
-              <w:rPr>
-                <w:lang w:val="en-GB"/>
-              </w:rPr>
-              <w:t xml:space="preserve">          </w:t>
+            <w:r>
+              <w:rPr>
+                <w:lang w:val="en-GB"/>
+              </w:rPr>
+              <w:t xml:space="preserve">n_neighbors          </w:t>
             </w:r>
           </w:p>
         </w:tc>
@@ -2635,11 +5335,9 @@
             <w:tcW w:w="2481" w:type="dxa"/>
           </w:tcPr>
           <w:p>
-            <w:proofErr w:type="spellStart"/>
             <w:r>
               <w:t>logistic</w:t>
             </w:r>
-            <w:proofErr w:type="spellEnd"/>
           </w:p>
         </w:tc>
         <w:tc>
@@ -2665,21 +5363,8 @@
             <w:tcW w:w="2479" w:type="dxa"/>
           </w:tcPr>
           <w:p>
-            <w:proofErr w:type="spellStart"/>
-            <w:r>
-              <w:t>Random</w:t>
-            </w:r>
-            <w:proofErr w:type="spellEnd"/>
-            <w:r>
-              <w:t xml:space="preserve"> </w:t>
-            </w:r>
-            <w:proofErr w:type="spellStart"/>
-            <w:r>
-              <w:t>Forest</w:t>
-            </w:r>
-            <w:proofErr w:type="spellEnd"/>
-            <w:r>
-              <w:t xml:space="preserve">   </w:t>
+            <w:r>
+              <w:t xml:space="preserve">Random Forest   </w:t>
             </w:r>
           </w:p>
         </w:tc>
@@ -2688,13 +5373,8 @@
             <w:tcW w:w="2479" w:type="dxa"/>
           </w:tcPr>
           <w:p>
-            <w:proofErr w:type="spellStart"/>
-            <w:r>
-              <w:t>max_depth</w:t>
-            </w:r>
-            <w:proofErr w:type="spellEnd"/>
-            <w:r>
-              <w:t xml:space="preserve">           </w:t>
+            <w:r>
+              <w:t xml:space="preserve">max_depth           </w:t>
             </w:r>
           </w:p>
         </w:tc>
@@ -2723,15 +5403,7 @@
     <w:p/>
     <w:p>
       <w:r>
-        <w:t xml:space="preserve">Po sprawdzeniu różnych parametrów, regresja liniowa nadal jest modelem dającym najlepsze wyniki (poprawa o 1,27 minut), zaraz potem las losowy (błąd mniejszy o 39 sekund), MLP </w:t>
-      </w:r>
-      <w:proofErr w:type="spellStart"/>
-      <w:r>
-        <w:t>Regressor</w:t>
-      </w:r>
-      <w:proofErr w:type="spellEnd"/>
-      <w:r>
-        <w:t xml:space="preserve"> (model myli się o prawie 2 minuty mniej) i  k-najbliższych sąsiadów (poprawa o prawie 6 minut).</w:t>
+        <w:t>Po sprawdzeniu różnych parametrów, regresja liniowa nadal jest modelem dającym najlepsze wyniki (poprawa o 1,27 minut), zaraz potem las losowy (błąd mniejszy o 39 sekund), MLP Regressor (model myli się o prawie 2 minuty mniej) i  k-najbliższych sąsiadów (poprawa o prawie 6 minut).</w:t>
       </w:r>
     </w:p>
     <w:p>
@@ -2744,13 +5416,8 @@
     </w:p>
     <w:p>
       <w:r>
-        <w:t xml:space="preserve">  PORÓWNANIE MODELI KLASYFIKACYJNYCH — Biblioteki </w:t>
-      </w:r>
-      <w:proofErr w:type="spellStart"/>
-      <w:r>
-        <w:t>sklearn</w:t>
-      </w:r>
-      <w:proofErr w:type="spellEnd"/>
+        <w:t>  PORÓWNANIE MODELI KLASYFIKACYJNYCH — Biblioteki sklearn</w:t>
+      </w:r>
     </w:p>
     <w:p/>
     <w:p>
@@ -2760,307 +5427,89 @@
         </w:rPr>
       </w:pPr>
       <w:r>
-        <w:t xml:space="preserve">  </w:t>
-      </w:r>
-      <w:proofErr w:type="spellStart"/>
-      <w:r>
-        <w:rPr>
-          <w:lang w:val="en-GB"/>
-        </w:rPr>
-        <w:t>Modele</w:t>
-      </w:r>
-      <w:proofErr w:type="spellEnd"/>
-      <w:r>
-        <w:rPr>
-          <w:lang w:val="en-GB"/>
-        </w:rPr>
-        <w:t>:</w:t>
-      </w:r>
-    </w:p>
-    <w:p>
-      <w:pPr>
-        <w:rPr>
-          <w:lang w:val="en-GB"/>
-        </w:rPr>
-      </w:pPr>
-      <w:r>
-        <w:rPr>
-          <w:lang w:val="en-GB"/>
-        </w:rPr>
-        <w:t xml:space="preserve">    1. </w:t>
-      </w:r>
-      <w:proofErr w:type="spellStart"/>
-      <w:r>
-        <w:rPr>
-          <w:lang w:val="en-GB"/>
-        </w:rPr>
-        <w:t>Regresja</w:t>
-      </w:r>
-      <w:proofErr w:type="spellEnd"/>
-      <w:r>
-        <w:rPr>
-          <w:lang w:val="en-GB"/>
-        </w:rPr>
-        <w:t xml:space="preserve"> </w:t>
-      </w:r>
-      <w:proofErr w:type="spellStart"/>
-      <w:r>
-        <w:rPr>
-          <w:lang w:val="en-GB"/>
-        </w:rPr>
-        <w:t>Logistyczna</w:t>
-      </w:r>
-      <w:proofErr w:type="spellEnd"/>
-      <w:r>
-        <w:rPr>
-          <w:lang w:val="en-GB"/>
-        </w:rPr>
-        <w:t xml:space="preserve">    (</w:t>
-      </w:r>
-      <w:proofErr w:type="spellStart"/>
-      <w:r>
-        <w:rPr>
-          <w:lang w:val="en-GB"/>
-        </w:rPr>
-        <w:t>parametry</w:t>
-      </w:r>
-      <w:proofErr w:type="spellEnd"/>
-      <w:r>
-        <w:rPr>
-          <w:lang w:val="en-GB"/>
-        </w:rPr>
-        <w:t>: C, solver, penalty)</w:t>
-      </w:r>
-    </w:p>
-    <w:p>
-      <w:pPr>
-        <w:rPr>
-          <w:lang w:val="en-GB"/>
-        </w:rPr>
-      </w:pPr>
-      <w:r>
-        <w:rPr>
-          <w:lang w:val="en-GB"/>
-        </w:rPr>
-        <w:t>    2. k-</w:t>
-      </w:r>
-      <w:proofErr w:type="spellStart"/>
-      <w:r>
-        <w:rPr>
-          <w:lang w:val="en-GB"/>
-        </w:rPr>
-        <w:t>Najbliższych</w:t>
-      </w:r>
-      <w:proofErr w:type="spellEnd"/>
-      <w:r>
-        <w:rPr>
-          <w:lang w:val="en-GB"/>
-        </w:rPr>
-        <w:t xml:space="preserve"> </w:t>
-      </w:r>
-      <w:proofErr w:type="spellStart"/>
-      <w:r>
-        <w:rPr>
-          <w:lang w:val="en-GB"/>
-        </w:rPr>
-        <w:t>Sąsiadów</w:t>
-      </w:r>
-      <w:proofErr w:type="spellEnd"/>
-      <w:r>
-        <w:rPr>
-          <w:lang w:val="en-GB"/>
-        </w:rPr>
-        <w:t xml:space="preserve"> (</w:t>
-      </w:r>
-      <w:proofErr w:type="spellStart"/>
-      <w:r>
-        <w:rPr>
-          <w:lang w:val="en-GB"/>
-        </w:rPr>
-        <w:t>parametry</w:t>
-      </w:r>
-      <w:proofErr w:type="spellEnd"/>
-      <w:r>
-        <w:rPr>
-          <w:lang w:val="en-GB"/>
-        </w:rPr>
-        <w:t xml:space="preserve">: </w:t>
-      </w:r>
-      <w:proofErr w:type="spellStart"/>
-      <w:r>
-        <w:rPr>
-          <w:lang w:val="en-GB"/>
-        </w:rPr>
-        <w:t>n_neighbors</w:t>
-      </w:r>
-      <w:proofErr w:type="spellEnd"/>
-      <w:r>
-        <w:rPr>
-          <w:lang w:val="en-GB"/>
-        </w:rPr>
-        <w:t>, weights, metric)</w:t>
-      </w:r>
-    </w:p>
-    <w:p>
-      <w:pPr>
-        <w:rPr>
-          <w:lang w:val="en-GB"/>
-        </w:rPr>
-      </w:pPr>
-      <w:r>
-        <w:rPr>
-          <w:lang w:val="en-GB"/>
-        </w:rPr>
-        <w:t xml:space="preserve">    </w:t>
-      </w:r>
-      <w:r>
-        <w:rPr>
-          <w:lang w:val="en-GB"/>
-        </w:rPr>
-        <w:t xml:space="preserve">3. Las </w:t>
-      </w:r>
-      <w:proofErr w:type="spellStart"/>
-      <w:r>
-        <w:rPr>
-          <w:lang w:val="en-GB"/>
-        </w:rPr>
-        <w:t>Losowy</w:t>
-      </w:r>
-      <w:proofErr w:type="spellEnd"/>
-      <w:r>
-        <w:rPr>
-          <w:lang w:val="en-GB"/>
-        </w:rPr>
-        <w:t xml:space="preserve">              (</w:t>
-      </w:r>
-      <w:proofErr w:type="spellStart"/>
-      <w:r>
-        <w:rPr>
-          <w:lang w:val="en-GB"/>
-        </w:rPr>
-        <w:t>parametry</w:t>
-      </w:r>
-      <w:proofErr w:type="spellEnd"/>
-      <w:r>
-        <w:rPr>
-          <w:lang w:val="en-GB"/>
-        </w:rPr>
-        <w:t xml:space="preserve">: </w:t>
-      </w:r>
-      <w:proofErr w:type="spellStart"/>
-      <w:r>
-        <w:rPr>
-          <w:lang w:val="en-GB"/>
-        </w:rPr>
-        <w:t>n_estimators</w:t>
-      </w:r>
-      <w:proofErr w:type="spellEnd"/>
-      <w:r>
-        <w:rPr>
-          <w:lang w:val="en-GB"/>
-        </w:rPr>
-        <w:t xml:space="preserve">, </w:t>
-      </w:r>
-      <w:proofErr w:type="spellStart"/>
-      <w:r>
-        <w:rPr>
-          <w:lang w:val="en-GB"/>
-        </w:rPr>
-        <w:t>max_depth</w:t>
-      </w:r>
-      <w:proofErr w:type="spellEnd"/>
-      <w:r>
-        <w:rPr>
-          <w:lang w:val="en-GB"/>
-        </w:rPr>
-        <w:t xml:space="preserve">, </w:t>
-      </w:r>
-      <w:proofErr w:type="spellStart"/>
-      <w:r>
-        <w:rPr>
-          <w:lang w:val="en-GB"/>
-        </w:rPr>
-        <w:t>min_samples_leaf</w:t>
-      </w:r>
-      <w:proofErr w:type="spellEnd"/>
-      <w:r>
-        <w:rPr>
-          <w:lang w:val="en-GB"/>
-        </w:rPr>
-        <w:t>)</w:t>
-      </w:r>
-    </w:p>
-    <w:p>
-      <w:pPr>
-        <w:rPr>
-          <w:lang w:val="en-GB"/>
-        </w:rPr>
-      </w:pPr>
-      <w:r>
-        <w:rPr>
-          <w:lang w:val="en-GB"/>
-        </w:rPr>
-        <w:t>    4. MLP Classifier (NN)    (</w:t>
-      </w:r>
-      <w:proofErr w:type="spellStart"/>
-      <w:r>
-        <w:rPr>
-          <w:lang w:val="en-GB"/>
-        </w:rPr>
-        <w:t>parametry</w:t>
-      </w:r>
-      <w:proofErr w:type="spellEnd"/>
-      <w:r>
-        <w:rPr>
-          <w:lang w:val="en-GB"/>
-        </w:rPr>
-        <w:t xml:space="preserve">: </w:t>
-      </w:r>
-      <w:proofErr w:type="spellStart"/>
-      <w:r>
-        <w:rPr>
-          <w:lang w:val="en-GB"/>
-        </w:rPr>
-        <w:t>hidden_layer_sizes</w:t>
-      </w:r>
-      <w:proofErr w:type="spellEnd"/>
-      <w:r>
-        <w:rPr>
-          <w:lang w:val="en-GB"/>
-        </w:rPr>
-        <w:t xml:space="preserve">, </w:t>
-      </w:r>
-      <w:proofErr w:type="spellStart"/>
-      <w:r>
-        <w:rPr>
-          <w:lang w:val="en-GB"/>
-        </w:rPr>
-        <w:t>learning_rate_init</w:t>
-      </w:r>
-      <w:proofErr w:type="spellEnd"/>
-      <w:r>
-        <w:rPr>
-          <w:lang w:val="en-GB"/>
-        </w:rPr>
-        <w:t>)</w:t>
-      </w:r>
-    </w:p>
-    <w:p>
-      <w:pPr>
-        <w:rPr>
-          <w:lang w:val="en-GB"/>
-        </w:rPr>
-      </w:pPr>
-    </w:p>
-    <w:p>
-      <w:r>
-        <w:rPr>
-          <w:lang w:val="en-GB"/>
-        </w:rPr>
         <w:lastRenderedPageBreak/>
         <w:t xml:space="preserve">  </w:t>
       </w:r>
       <w:r>
+        <w:rPr>
+          <w:lang w:val="en-GB"/>
+        </w:rPr>
+        <w:t>Modele:</w:t>
+      </w:r>
+    </w:p>
+    <w:p>
+      <w:pPr>
+        <w:rPr>
+          <w:lang w:val="en-GB"/>
+        </w:rPr>
+      </w:pPr>
+      <w:r>
+        <w:rPr>
+          <w:lang w:val="en-GB"/>
+        </w:rPr>
+        <w:t>    1. Regresja Logistyczna    (parametry: C, solver, penalty)</w:t>
+      </w:r>
+    </w:p>
+    <w:p>
+      <w:pPr>
+        <w:rPr>
+          <w:lang w:val="en-GB"/>
+        </w:rPr>
+      </w:pPr>
+      <w:r>
+        <w:rPr>
+          <w:lang w:val="en-GB"/>
+        </w:rPr>
+        <w:t>    2. k-Najbliższych Sąsiadów (parametry: n_neighbors, weights, metric)</w:t>
+      </w:r>
+    </w:p>
+    <w:p>
+      <w:pPr>
+        <w:rPr>
+          <w:lang w:val="en-GB"/>
+        </w:rPr>
+      </w:pPr>
+      <w:r>
+        <w:rPr>
+          <w:lang w:val="en-GB"/>
+        </w:rPr>
+        <w:t xml:space="preserve">    </w:t>
+      </w:r>
+      <w:r>
+        <w:rPr>
+          <w:lang w:val="en-GB"/>
+        </w:rPr>
+        <w:t>3. Las Losowy              (parametry: n_estimators, max_depth, min_samples_leaf)</w:t>
+      </w:r>
+    </w:p>
+    <w:p>
+      <w:pPr>
+        <w:rPr>
+          <w:lang w:val="en-GB"/>
+        </w:rPr>
+      </w:pPr>
+      <w:r>
+        <w:rPr>
+          <w:lang w:val="en-GB"/>
+        </w:rPr>
+        <w:t>    4. MLP Classifier (NN)    (parametry: hidden_layer_sizes, learning_rate_init)</w:t>
+      </w:r>
+    </w:p>
+    <w:p>
+      <w:pPr>
+        <w:rPr>
+          <w:lang w:val="en-GB"/>
+        </w:rPr>
+      </w:pPr>
+    </w:p>
+    <w:p>
+      <w:r>
+        <w:rPr>
+          <w:lang w:val="en-GB"/>
+        </w:rPr>
+        <w:t xml:space="preserve">  </w:t>
+      </w:r>
+      <w:r>
         <w:t>Wyniki zapisywane do CSV z uwzględnieniem zarówno zbioru</w:t>
       </w:r>
     </w:p>
@@ -3072,15 +5521,7 @@
     <w:p/>
     <w:p>
       <w:r>
-        <w:t xml:space="preserve">Modele z </w:t>
-      </w:r>
-      <w:proofErr w:type="spellStart"/>
-      <w:r>
-        <w:t>domyślymi</w:t>
-      </w:r>
-      <w:proofErr w:type="spellEnd"/>
-      <w:r>
-        <w:t xml:space="preserve"> parametrami:</w:t>
+        <w:t>Modele z domyślymi parametrami:</w:t>
       </w:r>
     </w:p>
     <w:p>
@@ -3098,7 +5539,6 @@
       <w:r>
         <w:t xml:space="preserve"> – </w:t>
       </w:r>
-      <w:proofErr w:type="spellStart"/>
       <w:r>
         <w:rPr>
           <w:i/>
@@ -3106,11 +5546,9 @@
         </w:rPr>
         <w:t>max_iter</w:t>
       </w:r>
-      <w:proofErr w:type="spellEnd"/>
       <w:r>
         <w:t xml:space="preserve">=1000, </w:t>
       </w:r>
-      <w:proofErr w:type="spellStart"/>
       <w:r>
         <w:rPr>
           <w:i/>
@@ -3118,7 +5556,6 @@
         </w:rPr>
         <w:t>random_state</w:t>
       </w:r>
-      <w:proofErr w:type="spellEnd"/>
       <w:r>
         <w:t>=42</w:t>
       </w:r>
@@ -3136,15 +5573,7 @@
         <w:spacing w:line="278" w:lineRule="auto"/>
       </w:pPr>
       <w:r>
-        <w:t xml:space="preserve">k-Najbliższych Sąsiadów - </w:t>
-      </w:r>
-      <w:proofErr w:type="spellStart"/>
-      <w:r>
-        <w:t>n_neighbors</w:t>
-      </w:r>
-      <w:proofErr w:type="spellEnd"/>
-      <w:r>
-        <w:t xml:space="preserve"> </w:t>
+        <w:t xml:space="preserve">k-Najbliższych Sąsiadów - n_neighbors </w:t>
       </w:r>
       <w:r>
         <w:t>= 5, reszta systemowo domyślna</w:t>
@@ -3166,92 +5595,26 @@
         <w:rPr>
           <w:lang w:val="en-GB"/>
         </w:rPr>
-        <w:t xml:space="preserve">Las </w:t>
-      </w:r>
-      <w:proofErr w:type="spellStart"/>
-      <w:r>
-        <w:rPr>
-          <w:lang w:val="en-GB"/>
-        </w:rPr>
-        <w:t>Losowy</w:t>
-      </w:r>
-      <w:proofErr w:type="spellEnd"/>
+        <w:t>Las Losowy</w:t>
+      </w:r>
       <w:r>
         <w:rPr>
           <w:lang w:val="en-GB"/>
         </w:rPr>
         <w:t xml:space="preserve"> - </w:t>
       </w:r>
-      <w:proofErr w:type="spellStart"/>
-      <w:r>
-        <w:rPr>
-          <w:lang w:val="en-GB"/>
-        </w:rPr>
-        <w:t>n_estimators</w:t>
-      </w:r>
-      <w:proofErr w:type="spellEnd"/>
-      <w:r>
-        <w:rPr>
-          <w:lang w:val="en-GB"/>
-        </w:rPr>
-        <w:t xml:space="preserve">=100, </w:t>
-      </w:r>
-      <w:proofErr w:type="spellStart"/>
-      <w:r>
-        <w:rPr>
-          <w:lang w:val="en-GB"/>
-        </w:rPr>
-        <w:t>random_state</w:t>
-      </w:r>
-      <w:proofErr w:type="spellEnd"/>
-      <w:r>
-        <w:rPr>
-          <w:lang w:val="en-GB"/>
-        </w:rPr>
-        <w:t>=42</w:t>
-      </w:r>
-      <w:r>
-        <w:rPr>
-          <w:lang w:val="en-GB"/>
-        </w:rPr>
-        <w:t xml:space="preserve">, </w:t>
-      </w:r>
-      <w:proofErr w:type="spellStart"/>
-      <w:r>
-        <w:rPr>
-          <w:lang w:val="en-GB"/>
-        </w:rPr>
-        <w:t>reszta</w:t>
-      </w:r>
-      <w:proofErr w:type="spellEnd"/>
-      <w:r>
-        <w:rPr>
-          <w:lang w:val="en-GB"/>
-        </w:rPr>
-        <w:t xml:space="preserve"> </w:t>
-      </w:r>
-      <w:proofErr w:type="spellStart"/>
-      <w:r>
-        <w:rPr>
-          <w:lang w:val="en-GB"/>
-        </w:rPr>
-        <w:t>systemowo</w:t>
-      </w:r>
-      <w:proofErr w:type="spellEnd"/>
-      <w:r>
-        <w:rPr>
-          <w:lang w:val="en-GB"/>
-        </w:rPr>
-        <w:t xml:space="preserve"> </w:t>
-      </w:r>
-      <w:proofErr w:type="spellStart"/>
-      <w:r>
-        <w:rPr>
-          <w:lang w:val="en-GB"/>
-        </w:rPr>
-        <w:t>domyślna</w:t>
-      </w:r>
-      <w:proofErr w:type="spellEnd"/>
+      <w:r>
+        <w:rPr>
+          <w:lang w:val="en-GB"/>
+        </w:rPr>
+        <w:t>n_estimators=100, random_state=42</w:t>
+      </w:r>
+      <w:r>
+        <w:rPr>
+          <w:lang w:val="en-GB"/>
+        </w:rPr>
+        <w:t>, reszta systemowo domyślna</w:t>
+      </w:r>
     </w:p>
     <w:p>
       <w:pPr>
@@ -3281,21 +5644,19 @@
         <w:rPr>
           <w:lang w:val="en-GB"/>
         </w:rPr>
+        <w:t xml:space="preserve"> hidden_layer_sizes=(128, 64),</w:t>
+      </w:r>
+      <w:r>
+        <w:rPr>
+          <w:lang w:val="en-GB"/>
+        </w:rPr>
         <w:t xml:space="preserve"> </w:t>
       </w:r>
-      <w:proofErr w:type="spellStart"/>
-      <w:r>
-        <w:rPr>
-          <w:lang w:val="en-GB"/>
-        </w:rPr>
-        <w:t>hidden_layer_sizes</w:t>
-      </w:r>
-      <w:proofErr w:type="spellEnd"/>
-      <w:r>
-        <w:rPr>
-          <w:lang w:val="en-GB"/>
-        </w:rPr>
-        <w:t>=(128, 64),</w:t>
+      <w:r>
+        <w:rPr>
+          <w:lang w:val="en-GB"/>
+        </w:rPr>
+        <w:t>learning_rate_init=0.005,</w:t>
       </w:r>
       <w:r>
         <w:rPr>
@@ -3303,109 +5664,11 @@
         </w:rPr>
         <w:t xml:space="preserve"> </w:t>
       </w:r>
-      <w:proofErr w:type="spellStart"/>
-      <w:r>
-        <w:rPr>
-          <w:lang w:val="en-GB"/>
-        </w:rPr>
-        <w:t>learning_rate_init</w:t>
-      </w:r>
-      <w:proofErr w:type="spellEnd"/>
-      <w:r>
-        <w:rPr>
-          <w:lang w:val="en-GB"/>
-        </w:rPr>
-        <w:t>=0.005,</w:t>
-      </w:r>
-      <w:r>
-        <w:rPr>
-          <w:lang w:val="en-GB"/>
-        </w:rPr>
-        <w:t xml:space="preserve"> </w:t>
-      </w:r>
-      <w:proofErr w:type="spellStart"/>
-      <w:r>
-        <w:rPr>
-          <w:lang w:val="en-GB"/>
-        </w:rPr>
-        <w:t>batch_size</w:t>
-      </w:r>
-      <w:proofErr w:type="spellEnd"/>
-      <w:r>
-        <w:rPr>
-          <w:lang w:val="en-GB"/>
-        </w:rPr>
-        <w:t>=32, activation='</w:t>
-      </w:r>
-      <w:proofErr w:type="spellStart"/>
-      <w:r>
-        <w:rPr>
-          <w:lang w:val="en-GB"/>
-        </w:rPr>
-        <w:t>relu</w:t>
-      </w:r>
-      <w:proofErr w:type="spellEnd"/>
-      <w:r>
-        <w:rPr>
-          <w:lang w:val="en-GB"/>
-        </w:rPr>
-        <w:t>', solver='</w:t>
-      </w:r>
-      <w:proofErr w:type="spellStart"/>
-      <w:r>
-        <w:rPr>
-          <w:lang w:val="en-GB"/>
-        </w:rPr>
-        <w:t>adam</w:t>
-      </w:r>
-      <w:proofErr w:type="spellEnd"/>
-      <w:r>
-        <w:rPr>
-          <w:lang w:val="en-GB"/>
-        </w:rPr>
-        <w:t xml:space="preserve">', </w:t>
-      </w:r>
-      <w:proofErr w:type="spellStart"/>
-      <w:r>
-        <w:rPr>
-          <w:lang w:val="en-GB"/>
-        </w:rPr>
-        <w:t>max_iter</w:t>
-      </w:r>
-      <w:proofErr w:type="spellEnd"/>
-      <w:r>
-        <w:rPr>
-          <w:lang w:val="en-GB"/>
-        </w:rPr>
-        <w:t xml:space="preserve">=2000, momentum=0.9, </w:t>
-      </w:r>
-      <w:proofErr w:type="spellStart"/>
-      <w:r>
-        <w:rPr>
-          <w:lang w:val="en-GB"/>
-        </w:rPr>
-        <w:t>early_stopping</w:t>
-      </w:r>
-      <w:proofErr w:type="spellEnd"/>
-      <w:r>
-        <w:rPr>
-          <w:lang w:val="en-GB"/>
-        </w:rPr>
-        <w:t xml:space="preserve">=True, </w:t>
-      </w:r>
-      <w:proofErr w:type="spellStart"/>
-      <w:r>
-        <w:rPr>
-          <w:lang w:val="en-GB"/>
-        </w:rPr>
-        <w:t>random_state</w:t>
-      </w:r>
-      <w:proofErr w:type="spellEnd"/>
-      <w:r>
-        <w:rPr>
-          <w:lang w:val="en-GB"/>
-        </w:rPr>
-        <w:t>=42</w:t>
+      <w:r>
+        <w:rPr>
+          <w:lang w:val="en-GB"/>
+        </w:rPr>
+        <w:t>batch_size=32, activation='relu', solver='adam', max_iter=2000, momentum=0.9, early_stopping=True, random_state=42</w:t>
       </w:r>
     </w:p>
     <w:p>
@@ -3471,56 +5734,29 @@
                 <w:lang w:val="en-GB"/>
               </w:rPr>
             </w:pPr>
-            <w:proofErr w:type="spellStart"/>
-            <w:r>
-              <w:t>Linear</w:t>
-            </w:r>
-            <w:proofErr w:type="spellEnd"/>
+            <w:r>
+              <w:t xml:space="preserve">Linear Regression              </w:t>
+            </w:r>
+          </w:p>
+        </w:tc>
+        <w:tc>
+          <w:tcPr>
+            <w:tcW w:w="1953" w:type="dxa"/>
+          </w:tcPr>
+          <w:p>
+            <w:pPr>
+              <w:rPr>
+                <w:lang w:val="en-GB"/>
+              </w:rPr>
+            </w:pPr>
             <w:r>
               <w:t xml:space="preserve"> </w:t>
             </w:r>
-            <w:proofErr w:type="spellStart"/>
-            <w:r>
-              <w:t>Regression</w:t>
-            </w:r>
-            <w:proofErr w:type="spellEnd"/>
-            <w:r>
-              <w:t xml:space="preserve">              </w:t>
-            </w:r>
-          </w:p>
-        </w:tc>
-        <w:tc>
-          <w:tcPr>
-            <w:tcW w:w="1953" w:type="dxa"/>
-          </w:tcPr>
-          <w:p>
-            <w:pPr>
-              <w:rPr>
-                <w:lang w:val="en-GB"/>
-              </w:rPr>
-            </w:pPr>
-            <w:r>
-              <w:t xml:space="preserve"> </w:t>
-            </w:r>
-            <w:r>
-              <w:rPr>
-                <w:lang w:val="en-GB"/>
-              </w:rPr>
-              <w:t xml:space="preserve">K-Nearest </w:t>
-            </w:r>
-            <w:proofErr w:type="spellStart"/>
-            <w:r>
-              <w:rPr>
-                <w:lang w:val="en-GB"/>
-              </w:rPr>
-              <w:t>Neighbors</w:t>
-            </w:r>
-            <w:proofErr w:type="spellEnd"/>
-            <w:r>
-              <w:rPr>
-                <w:lang w:val="en-GB"/>
-              </w:rPr>
-              <w:t xml:space="preserve">            </w:t>
+            <w:r>
+              <w:rPr>
+                <w:lang w:val="en-GB"/>
+              </w:rPr>
+              <w:t xml:space="preserve">K-Nearest Neighbors            </w:t>
             </w:r>
           </w:p>
         </w:tc>
@@ -3840,15 +6076,7 @@
     </w:p>
     <w:p>
       <w:r>
-        <w:t xml:space="preserve">Najlepsze </w:t>
-      </w:r>
-      <w:proofErr w:type="spellStart"/>
-      <w:r>
-        <w:t>accuracy</w:t>
-      </w:r>
-      <w:proofErr w:type="spellEnd"/>
-      <w:r>
-        <w:t xml:space="preserve">, bo idealne 100% osiągamy dla metody </w:t>
+        <w:t xml:space="preserve">Najlepsze accuracy, bo idealne 100% osiągamy dla metody </w:t>
       </w:r>
       <w:r>
         <w:t>losowego lasu. Oznacza to, że nasze systemowe parametry będą najlepszą opcją dla predykcji. Pozostałe modele są niewiele gorsze ze statystyką F równą 0.889 zamykającą zestawienie.</w:t>
@@ -3864,33 +6092,11 @@
           <w:lang w:val="en-GB"/>
         </w:rPr>
       </w:pPr>
-      <w:proofErr w:type="spellStart"/>
-      <w:r>
-        <w:rPr>
-          <w:lang w:val="en-GB"/>
-        </w:rPr>
-        <w:t>Testowane</w:t>
-      </w:r>
-      <w:proofErr w:type="spellEnd"/>
-      <w:r>
-        <w:rPr>
-          <w:lang w:val="en-GB"/>
-        </w:rPr>
-        <w:t xml:space="preserve"> </w:t>
-      </w:r>
-      <w:proofErr w:type="spellStart"/>
-      <w:r>
-        <w:rPr>
-          <w:lang w:val="en-GB"/>
-        </w:rPr>
-        <w:t>parametry</w:t>
-      </w:r>
-      <w:proofErr w:type="spellEnd"/>
-      <w:r>
-        <w:rPr>
-          <w:lang w:val="en-GB"/>
-        </w:rPr>
-        <w:t>:</w:t>
+      <w:r>
+        <w:rPr>
+          <w:lang w:val="en-GB"/>
+        </w:rPr>
+        <w:t>Testowane parametry:</w:t>
       </w:r>
     </w:p>
     <w:p>
@@ -3905,28 +6111,12 @@
           <w:lang w:val="en-GB"/>
         </w:rPr>
       </w:pPr>
-      <w:proofErr w:type="spellStart"/>
-      <w:r>
-        <w:rPr>
-          <w:lang w:val="en-GB"/>
-        </w:rPr>
-        <w:t>Regresja</w:t>
-      </w:r>
-      <w:proofErr w:type="spellEnd"/>
-      <w:r>
-        <w:rPr>
-          <w:lang w:val="en-GB"/>
-        </w:rPr>
-        <w:t xml:space="preserve"> </w:t>
-      </w:r>
-      <w:proofErr w:type="spellStart"/>
-      <w:r>
-        <w:rPr>
-          <w:lang w:val="en-GB"/>
-        </w:rPr>
-        <w:t>liniowa</w:t>
-      </w:r>
-      <w:proofErr w:type="spellEnd"/>
+      <w:r>
+        <w:rPr>
+          <w:lang w:val="en-GB"/>
+        </w:rPr>
+        <w:t>Regresja liniowa</w:t>
+      </w:r>
     </w:p>
     <w:p>
       <w:pPr>
@@ -3939,21 +6129,7 @@
         <w:rPr>
           <w:lang w:val="en-GB"/>
         </w:rPr>
-        <w:t xml:space="preserve">      • C (</w:t>
-      </w:r>
-      <w:proofErr w:type="spellStart"/>
-      <w:r>
-        <w:rPr>
-          <w:lang w:val="en-GB"/>
-        </w:rPr>
-        <w:t>regularyzacja</w:t>
-      </w:r>
-      <w:proofErr w:type="spellEnd"/>
-      <w:r>
-        <w:rPr>
-          <w:lang w:val="en-GB"/>
-        </w:rPr>
-        <w:t>): [0.01, 0.1, 1, 10, 100]</w:t>
+        <w:t xml:space="preserve">      • C (regularyzacja): [0.01, 0.1, 1, 10, 100]</w:t>
       </w:r>
     </w:p>
     <w:p>
@@ -3979,35 +6155,7 @@
         <w:rPr>
           <w:lang w:val="en-GB"/>
         </w:rPr>
-        <w:t>olver: ['</w:t>
-      </w:r>
-      <w:proofErr w:type="spellStart"/>
-      <w:r>
-        <w:rPr>
-          <w:lang w:val="en-GB"/>
-        </w:rPr>
-        <w:t>lbfgs</w:t>
-      </w:r>
-      <w:proofErr w:type="spellEnd"/>
-      <w:r>
-        <w:rPr>
-          <w:lang w:val="en-GB"/>
-        </w:rPr>
-        <w:t>', '</w:t>
-      </w:r>
-      <w:proofErr w:type="spellStart"/>
-      <w:r>
-        <w:rPr>
-          <w:lang w:val="en-GB"/>
-        </w:rPr>
-        <w:t>liblinear</w:t>
-      </w:r>
-      <w:proofErr w:type="spellEnd"/>
-      <w:r>
-        <w:rPr>
-          <w:lang w:val="en-GB"/>
-        </w:rPr>
-        <w:t>', 'saga', 'newton-cg']</w:t>
+        <w:t>olver: ['lbfgs', 'liblinear', 'saga', 'newton-cg']</w:t>
       </w:r>
     </w:p>
     <w:p>
@@ -4033,21 +6181,7 @@
         <w:rPr>
           <w:lang w:val="en-GB"/>
         </w:rPr>
-        <w:t>enalty: ['l1', 'l2', '</w:t>
-      </w:r>
-      <w:proofErr w:type="spellStart"/>
-      <w:r>
-        <w:rPr>
-          <w:lang w:val="en-GB"/>
-        </w:rPr>
-        <w:t>elasticnet</w:t>
-      </w:r>
-      <w:proofErr w:type="spellEnd"/>
-      <w:r>
-        <w:rPr>
-          <w:lang w:val="en-GB"/>
-        </w:rPr>
-        <w:t>', None]</w:t>
+        <w:t>enalty: ['l1', 'l2', 'elasticnet', None]</w:t>
       </w:r>
     </w:p>
     <w:p>
@@ -4066,16 +6200,8 @@
         <w:rPr>
           <w:lang w:val="en-GB"/>
         </w:rPr>
-        <w:t xml:space="preserve">K-najblizszych </w:t>
-      </w:r>
-      <w:proofErr w:type="spellStart"/>
-      <w:r>
-        <w:rPr>
-          <w:lang w:val="en-GB"/>
-        </w:rPr>
-        <w:t>sąsiadów</w:t>
-      </w:r>
-      <w:proofErr w:type="spellEnd"/>
+        <w:t>K-najblizszych sąsiadów</w:t>
+      </w:r>
     </w:p>
     <w:p>
       <w:pPr>
@@ -4106,15 +6232,7 @@
         <w:t xml:space="preserve">Weights: </w:t>
       </w:r>
       <w:r>
-        <w:t>['uniform', '</w:t>
-      </w:r>
-      <w:proofErr w:type="spellStart"/>
-      <w:r>
-        <w:t>distance</w:t>
-      </w:r>
-      <w:proofErr w:type="spellEnd"/>
-      <w:r>
-        <w:t>']</w:t>
+        <w:t>['uniform', 'distance']</w:t>
       </w:r>
     </w:p>
     <w:p>
@@ -4133,63 +6251,8 @@
         <w:rPr>
           <w:lang w:val="en-GB"/>
         </w:rPr>
-        <w:t>Metric: ['</w:t>
-      </w:r>
-      <w:proofErr w:type="spellStart"/>
-      <w:r>
-        <w:rPr>
-          <w:lang w:val="en-GB"/>
-        </w:rPr>
-        <w:t>euclidean</w:t>
-      </w:r>
-      <w:proofErr w:type="spellEnd"/>
-      <w:r>
-        <w:rPr>
-          <w:lang w:val="en-GB"/>
-        </w:rPr>
-        <w:t>', '</w:t>
-      </w:r>
-      <w:proofErr w:type="spellStart"/>
-      <w:r>
-        <w:rPr>
-          <w:lang w:val="en-GB"/>
-        </w:rPr>
-        <w:t>manhattan</w:t>
-      </w:r>
-      <w:proofErr w:type="spellEnd"/>
-      <w:r>
-        <w:rPr>
-          <w:lang w:val="en-GB"/>
-        </w:rPr>
-        <w:t>', '</w:t>
-      </w:r>
-      <w:proofErr w:type="spellStart"/>
-      <w:r>
-        <w:rPr>
-          <w:lang w:val="en-GB"/>
-        </w:rPr>
-        <w:t>chebyshev</w:t>
-      </w:r>
-      <w:proofErr w:type="spellEnd"/>
-      <w:r>
-        <w:rPr>
-          <w:lang w:val="en-GB"/>
-        </w:rPr>
-        <w:t>', '</w:t>
-      </w:r>
-      <w:proofErr w:type="spellStart"/>
-      <w:r>
-        <w:rPr>
-          <w:lang w:val="en-GB"/>
-        </w:rPr>
-        <w:t>minkowski</w:t>
-      </w:r>
-      <w:proofErr w:type="spellEnd"/>
-      <w:r>
-        <w:rPr>
-          <w:lang w:val="en-GB"/>
-        </w:rPr>
-        <w:t>']</w:t>
+        <w:lastRenderedPageBreak/>
+        <w:t>Metric: ['euclidean', 'manhattan', 'chebyshev', 'minkowski']</w:t>
       </w:r>
     </w:p>
     <w:p>
@@ -4208,16 +6271,8 @@
         <w:rPr>
           <w:lang w:val="en-GB"/>
         </w:rPr>
-        <w:t xml:space="preserve">Las </w:t>
-      </w:r>
-      <w:proofErr w:type="spellStart"/>
-      <w:r>
-        <w:rPr>
-          <w:lang w:val="en-GB"/>
-        </w:rPr>
-        <w:t>losowy</w:t>
-      </w:r>
-      <w:proofErr w:type="spellEnd"/>
+        <w:t>Las losowy</w:t>
+      </w:r>
     </w:p>
     <w:p>
       <w:pPr>
@@ -4228,33 +6283,11 @@
         </w:numPr>
         <w:spacing w:line="278" w:lineRule="auto"/>
       </w:pPr>
-      <w:proofErr w:type="spellStart"/>
-      <w:r>
-        <w:rPr>
-          <w:lang w:val="en-GB"/>
-        </w:rPr>
-        <w:t>Ilość</w:t>
-      </w:r>
-      <w:proofErr w:type="spellEnd"/>
-      <w:r>
-        <w:rPr>
-          <w:lang w:val="en-GB"/>
-        </w:rPr>
-        <w:t xml:space="preserve"> </w:t>
-      </w:r>
-      <w:proofErr w:type="spellStart"/>
-      <w:r>
-        <w:rPr>
-          <w:lang w:val="en-GB"/>
-        </w:rPr>
-        <w:t>drzew</w:t>
-      </w:r>
-      <w:proofErr w:type="spellEnd"/>
-      <w:r>
-        <w:rPr>
-          <w:lang w:val="en-GB"/>
-        </w:rPr>
-        <w:t xml:space="preserve">: </w:t>
+      <w:r>
+        <w:rPr>
+          <w:lang w:val="en-GB"/>
+        </w:rPr>
+        <w:t xml:space="preserve">Ilość drzew: </w:t>
       </w:r>
       <w:r>
         <w:t>[10, 50, 100, 200]</w:t>
@@ -4269,44 +6302,14 @@
         </w:numPr>
         <w:spacing w:line="278" w:lineRule="auto"/>
       </w:pPr>
-      <w:proofErr w:type="spellStart"/>
-      <w:r>
-        <w:rPr>
-          <w:lang w:val="en-GB"/>
-        </w:rPr>
-        <w:t>Głębokość</w:t>
-      </w:r>
-      <w:proofErr w:type="spellEnd"/>
-      <w:r>
-        <w:rPr>
-          <w:lang w:val="en-GB"/>
-        </w:rPr>
-        <w:t xml:space="preserve"> </w:t>
-      </w:r>
-      <w:proofErr w:type="spellStart"/>
-      <w:r>
-        <w:rPr>
-          <w:lang w:val="en-GB"/>
-        </w:rPr>
-        <w:t>drzewa</w:t>
-      </w:r>
-      <w:proofErr w:type="spellEnd"/>
-      <w:r>
-        <w:rPr>
-          <w:lang w:val="en-GB"/>
-        </w:rPr>
-        <w:t xml:space="preserve">: </w:t>
-      </w:r>
-      <w:r>
-        <w:t>[</w:t>
-      </w:r>
-      <w:proofErr w:type="spellStart"/>
-      <w:r>
-        <w:t>None</w:t>
-      </w:r>
-      <w:proofErr w:type="spellEnd"/>
-      <w:r>
-        <w:t>, 3, 5, 10]</w:t>
+      <w:r>
+        <w:rPr>
+          <w:lang w:val="en-GB"/>
+        </w:rPr>
+        <w:t xml:space="preserve">Głębokość drzewa: </w:t>
+      </w:r>
+      <w:r>
+        <w:t>[None, 3, 5, 10]</w:t>
       </w:r>
     </w:p>
     <w:p>
@@ -4318,33 +6321,11 @@
         </w:numPr>
         <w:spacing w:line="278" w:lineRule="auto"/>
       </w:pPr>
-      <w:proofErr w:type="spellStart"/>
-      <w:r>
-        <w:rPr>
-          <w:lang w:val="en-GB"/>
-        </w:rPr>
-        <w:t>Ilość</w:t>
-      </w:r>
-      <w:proofErr w:type="spellEnd"/>
-      <w:r>
-        <w:rPr>
-          <w:lang w:val="en-GB"/>
-        </w:rPr>
-        <w:t xml:space="preserve"> </w:t>
-      </w:r>
-      <w:proofErr w:type="spellStart"/>
-      <w:r>
-        <w:rPr>
-          <w:lang w:val="en-GB"/>
-        </w:rPr>
-        <w:t>liści</w:t>
-      </w:r>
-      <w:proofErr w:type="spellEnd"/>
-      <w:r>
-        <w:rPr>
-          <w:lang w:val="en-GB"/>
-        </w:rPr>
-        <w:t xml:space="preserve">: </w:t>
+      <w:r>
+        <w:rPr>
+          <w:lang w:val="en-GB"/>
+        </w:rPr>
+        <w:t xml:space="preserve">Ilość liści: </w:t>
       </w:r>
       <w:r>
         <w:t>[1, 2, 5, 10]</w:t>
@@ -4386,33 +6367,11 @@
         </w:numPr>
         <w:spacing w:line="278" w:lineRule="auto"/>
       </w:pPr>
-      <w:proofErr w:type="spellStart"/>
-      <w:r>
-        <w:rPr>
-          <w:lang w:val="en-GB"/>
-        </w:rPr>
-        <w:t>Warstwy</w:t>
-      </w:r>
-      <w:proofErr w:type="spellEnd"/>
-      <w:r>
-        <w:rPr>
-          <w:lang w:val="en-GB"/>
-        </w:rPr>
-        <w:t xml:space="preserve"> </w:t>
-      </w:r>
-      <w:proofErr w:type="spellStart"/>
-      <w:r>
-        <w:rPr>
-          <w:lang w:val="en-GB"/>
-        </w:rPr>
-        <w:t>ukryte</w:t>
-      </w:r>
-      <w:proofErr w:type="spellEnd"/>
-      <w:r>
-        <w:rPr>
-          <w:lang w:val="en-GB"/>
-        </w:rPr>
-        <w:t xml:space="preserve">: </w:t>
+      <w:r>
+        <w:rPr>
+          <w:lang w:val="en-GB"/>
+        </w:rPr>
+        <w:t xml:space="preserve">Warstwy ukryte: </w:t>
       </w:r>
       <w:r>
         <w:t>[(64,), (128, 64), (128, 64, 32), (256, 128, 64)]</w:t>
@@ -4431,22 +6390,7 @@
         <w:rPr>
           <w:lang w:val="en-GB"/>
         </w:rPr>
-        <w:lastRenderedPageBreak/>
-        <w:t xml:space="preserve">Tempo </w:t>
-      </w:r>
-      <w:proofErr w:type="spellStart"/>
-      <w:r>
-        <w:rPr>
-          <w:lang w:val="en-GB"/>
-        </w:rPr>
-        <w:t>uczenia</w:t>
-      </w:r>
-      <w:proofErr w:type="spellEnd"/>
-      <w:r>
-        <w:rPr>
-          <w:lang w:val="en-GB"/>
-        </w:rPr>
-        <w:t xml:space="preserve">: </w:t>
+        <w:t xml:space="preserve">Tempo uczenia: </w:t>
       </w:r>
       <w:r>
         <w:t>[0.01, 0.005, 0.001, 0.0005]</w:t>
@@ -4462,31 +6406,7 @@
         <w:spacing w:line="278" w:lineRule="auto"/>
       </w:pPr>
       <w:r>
-        <w:t>Funkcja aktywacji: ['</w:t>
-      </w:r>
-      <w:proofErr w:type="spellStart"/>
-      <w:r>
-        <w:t>relu</w:t>
-      </w:r>
-      <w:proofErr w:type="spellEnd"/>
-      <w:r>
-        <w:t>', '</w:t>
-      </w:r>
-      <w:proofErr w:type="spellStart"/>
-      <w:r>
-        <w:t>tanh</w:t>
-      </w:r>
-      <w:proofErr w:type="spellEnd"/>
-      <w:r>
-        <w:t>', '</w:t>
-      </w:r>
-      <w:proofErr w:type="spellStart"/>
-      <w:r>
-        <w:t>logistic</w:t>
-      </w:r>
-      <w:proofErr w:type="spellEnd"/>
-      <w:r>
-        <w:t>']</w:t>
+        <w:t>Funkcja aktywacji: ['relu', 'tanh', 'logistic']</w:t>
       </w:r>
     </w:p>
     <w:p>
@@ -4499,15 +6419,7 @@
         <w:spacing w:line="278" w:lineRule="auto"/>
       </w:pPr>
       <w:r>
-        <w:t xml:space="preserve">Rozmiar </w:t>
-      </w:r>
-      <w:proofErr w:type="spellStart"/>
-      <w:r>
-        <w:t>batcha</w:t>
-      </w:r>
-      <w:proofErr w:type="spellEnd"/>
-      <w:r>
-        <w:t xml:space="preserve">: </w:t>
+        <w:t xml:space="preserve">Rozmiar batcha: </w:t>
       </w:r>
       <w:r>
         <w:t>[16, 32, 64, 128]</w:t>
@@ -4526,33 +6438,11 @@
           <w:lang w:val="en-GB"/>
         </w:rPr>
       </w:pPr>
-      <w:proofErr w:type="spellStart"/>
-      <w:r>
-        <w:rPr>
-          <w:lang w:val="en-GB"/>
-        </w:rPr>
-        <w:t>Najlepsze</w:t>
-      </w:r>
-      <w:proofErr w:type="spellEnd"/>
-      <w:r>
-        <w:rPr>
-          <w:lang w:val="en-GB"/>
-        </w:rPr>
-        <w:t xml:space="preserve"> </w:t>
-      </w:r>
-      <w:proofErr w:type="spellStart"/>
-      <w:r>
-        <w:rPr>
-          <w:lang w:val="en-GB"/>
-        </w:rPr>
-        <w:t>wyniki</w:t>
-      </w:r>
-      <w:proofErr w:type="spellEnd"/>
-      <w:r>
-        <w:rPr>
-          <w:lang w:val="en-GB"/>
-        </w:rPr>
-        <w:t>:</w:t>
+      <w:r>
+        <w:rPr>
+          <w:lang w:val="en-GB"/>
+        </w:rPr>
+        <w:t>Najlepsze wyniki:</w:t>
       </w:r>
     </w:p>
     <w:p>
@@ -4704,21 +6594,7 @@
               <w:rPr>
                 <w:lang w:val="en-GB"/>
               </w:rPr>
-              <w:t xml:space="preserve">K-Nearest </w:t>
-            </w:r>
-            <w:proofErr w:type="spellStart"/>
-            <w:r>
-              <w:rPr>
-                <w:lang w:val="en-GB"/>
-              </w:rPr>
-              <w:t>Neighbors</w:t>
-            </w:r>
-            <w:proofErr w:type="spellEnd"/>
-            <w:r>
-              <w:rPr>
-                <w:lang w:val="en-GB"/>
-              </w:rPr>
-              <w:t xml:space="preserve">     </w:t>
+              <w:t xml:space="preserve">K-Nearest Neighbors     </w:t>
             </w:r>
           </w:p>
         </w:tc>
@@ -4750,19 +6626,11 @@
                 <w:lang w:val="en-GB"/>
               </w:rPr>
             </w:pPr>
-            <w:proofErr w:type="spellStart"/>
-            <w:r>
-              <w:rPr>
-                <w:lang w:val="en-GB"/>
-              </w:rPr>
-              <w:t>manhattan</w:t>
-            </w:r>
-            <w:proofErr w:type="spellEnd"/>
-            <w:r>
-              <w:rPr>
-                <w:lang w:val="en-GB"/>
-              </w:rPr>
-              <w:t xml:space="preserve">          </w:t>
+            <w:r>
+              <w:rPr>
+                <w:lang w:val="en-GB"/>
+              </w:rPr>
+              <w:t xml:space="preserve">manhattan          </w:t>
             </w:r>
           </w:p>
         </w:tc>
@@ -5173,15 +7041,7 @@
         <w:t>Jak już wspomnieliśmy las losowy b</w:t>
       </w:r>
       <w:r>
-        <w:t xml:space="preserve">ędzie metodą z najlepszymi wynikami, lecz oprócz tego okazuję się, że dla regresji logistycznej i MLP </w:t>
-      </w:r>
-      <w:proofErr w:type="spellStart"/>
-      <w:r>
-        <w:t>Classifier</w:t>
-      </w:r>
-      <w:proofErr w:type="spellEnd"/>
-      <w:r>
-        <w:t xml:space="preserve"> parametry początkowe też są tymi najlepszymi. Poprawę obserwujemy, natomiast dla k-najbliższych sąsiadów, lecz jedynie o 0.0082 (statystyka F).</w:t>
+        <w:t>ędzie metodą z najlepszymi wynikami, lecz oprócz tego okazuję się, że dla regresji logistycznej i MLP Classifier parametry początkowe też są tymi najlepszymi. Poprawę obserwujemy, natomiast dla k-najbliższych sąsiadów, lecz jedynie o 0.0082 (statystyka F).</w:t>
       </w:r>
     </w:p>
     <w:p/>
@@ -5201,476 +7061,8 @@
     <w:p/>
     <w:p>
       <w:r>
-        <w:t xml:space="preserve">Na pytanie, czy osoba jest zdrowa, czym zajmuję się nasz problem klasyfikacyjny, najlepiej odpowiada metoda losowego lasu. Jeszcze przed analizą parametrów osiągamy idealne 100% </w:t>
-      </w:r>
-      <w:proofErr w:type="spellStart"/>
-      <w:r>
-        <w:t>accuracy</w:t>
-      </w:r>
-      <w:proofErr w:type="spellEnd"/>
-      <w:r>
-        <w:t xml:space="preserve">. Pozostałe modele też można określić jako bardzo dobre. Ponownie niewiele się zmienia po sprawdzeniu wartości różnych parametrów. </w:t>
-      </w:r>
-    </w:p>
-    <w:p/>
-    <w:p>
-      <w:pPr>
-        <w:pStyle w:val="Nagwek2"/>
-      </w:pPr>
-      <w:r>
         <w:lastRenderedPageBreak/>
-        <w:t>Analiza wpływu różnych parametrów wybranych metod na skuteczność działania sieci</w:t>
-      </w:r>
-    </w:p>
-    <w:p>
-      <w:pPr>
-        <w:pStyle w:val="Nagwek3"/>
-      </w:pPr>
-      <w:r>
-        <w:t>Model regresji</w:t>
-      </w:r>
-    </w:p>
-    <w:p>
-      <w:r>
-        <w:t xml:space="preserve">W ramach eksperymentu przeprowadzono analizę wpływu wybranych parametrów modelu sieci neuronowej na jakość predykcji długości snu. Badania wykonano w oparciu o autorską implementację sieci neuronowej w języku </w:t>
-      </w:r>
-      <w:proofErr w:type="spellStart"/>
-      <w:r>
-        <w:t>Python</w:t>
-      </w:r>
-      <w:proofErr w:type="spellEnd"/>
-      <w:r>
-        <w:t xml:space="preserve">, wykorzystującą propagację w przód i wstecz oraz optymalizację gradientową z </w:t>
-      </w:r>
-      <w:proofErr w:type="spellStart"/>
-      <w:r>
-        <w:t>momentum</w:t>
-      </w:r>
-      <w:proofErr w:type="spellEnd"/>
-      <w:r>
-        <w:t>.</w:t>
-      </w:r>
-    </w:p>
-    <w:p>
-      <w:r>
-        <w:t>W analizie zmieniano trzy kluczowe parametry modelu:</w:t>
-      </w:r>
-      <w:r>
-        <w:br/>
-        <w:t xml:space="preserve">• współczynnik uczenia (learning </w:t>
-      </w:r>
-      <w:proofErr w:type="spellStart"/>
-      <w:r>
-        <w:t>rate</w:t>
-      </w:r>
-      <w:proofErr w:type="spellEnd"/>
-      <w:r>
-        <w:t>): 0.01, 0.008, 0.005, 0.001</w:t>
-      </w:r>
-      <w:r>
-        <w:br/>
-        <w:t>• liczba neuronów w warstwie ukrytej (</w:t>
-      </w:r>
-      <w:proofErr w:type="spellStart"/>
-      <w:r>
-        <w:t>hidden</w:t>
-      </w:r>
-      <w:proofErr w:type="spellEnd"/>
-      <w:r>
-        <w:t xml:space="preserve"> </w:t>
-      </w:r>
-      <w:proofErr w:type="spellStart"/>
-      <w:r>
-        <w:t>units</w:t>
-      </w:r>
-      <w:proofErr w:type="spellEnd"/>
-      <w:r>
-        <w:t>): 64, 128, 256, 512</w:t>
-      </w:r>
-      <w:r>
-        <w:br/>
-        <w:t>• rozmiar partii danych (</w:t>
-      </w:r>
-      <w:proofErr w:type="spellStart"/>
-      <w:r>
-        <w:t>batch</w:t>
-      </w:r>
-      <w:proofErr w:type="spellEnd"/>
-      <w:r>
-        <w:t xml:space="preserve"> </w:t>
-      </w:r>
-      <w:proofErr w:type="spellStart"/>
-      <w:r>
-        <w:t>size</w:t>
-      </w:r>
-      <w:proofErr w:type="spellEnd"/>
-      <w:r>
-        <w:t>): 16, 32, 64, 128</w:t>
-      </w:r>
-    </w:p>
-    <w:p>
-      <w:r>
-        <w:t>Każda kombinacja powyższych parametrów została przetestowana niezależnie, przy zachowaniu stałej liczby epok (500) oraz identycznego podziału danych na zbiór treningowy i testowy. Jako miarę jakości modelu przyjęto średni błąd bezwzględny (MAE).</w:t>
-      </w:r>
-    </w:p>
-    <w:p>
-      <w:r>
-        <w:t xml:space="preserve">Uzyskane wyniki wskazują, że najlepsze konfiguracje modelu osiągają najniższe wartości błędu dla najmniejszych rozmiarów </w:t>
-      </w:r>
-      <w:proofErr w:type="spellStart"/>
-      <w:r>
-        <w:t>batch</w:t>
-      </w:r>
-      <w:proofErr w:type="spellEnd"/>
-      <w:r>
-        <w:t xml:space="preserve"> </w:t>
-      </w:r>
-      <w:proofErr w:type="spellStart"/>
-      <w:r>
-        <w:t>size</w:t>
-      </w:r>
-      <w:proofErr w:type="spellEnd"/>
-      <w:r>
-        <w:t xml:space="preserve">, w szczególności równych 16. Wraz ze wzrostem </w:t>
-      </w:r>
-      <w:proofErr w:type="spellStart"/>
-      <w:r>
-        <w:t>batch</w:t>
-      </w:r>
-      <w:proofErr w:type="spellEnd"/>
-      <w:r>
-        <w:t xml:space="preserve"> </w:t>
-      </w:r>
-      <w:proofErr w:type="spellStart"/>
-      <w:r>
-        <w:t>size</w:t>
-      </w:r>
-      <w:proofErr w:type="spellEnd"/>
-      <w:r>
-        <w:t xml:space="preserve"> obserwowano systematyczne pogorszenie wyników, co sugeruje, że rzadsza aktualizacja wag negatywnie wpływa na zdolność modelu do dokładnego dopasowania się do danych.</w:t>
-      </w:r>
-    </w:p>
-    <w:p>
-      <w:r>
-        <w:t xml:space="preserve">Analizując wpływ współczynnika uczenia, można zauważyć, że najwyższe jego wartości (0.01) prowadziły do najlepszych wyników końcowych. Nieco niższa wartość (0.008) również zapewniała stosunkowo dobrą jakość predykcji, jednak dalsze zmniejszanie współczynnika uczenia (0.005 oraz 0.001) powodowało wyraźne pogorszenie wyników. W szczególności dla learning </w:t>
-      </w:r>
-      <w:proofErr w:type="spellStart"/>
-      <w:r>
-        <w:t>rate</w:t>
-      </w:r>
-      <w:proofErr w:type="spellEnd"/>
-      <w:r>
-        <w:t xml:space="preserve"> równego 0.001 model uczył się bardzo wolno i osiągał najwyższe wartości błędu, co wskazuje na niewystarczającą dynamikę procesu optymalizacji.</w:t>
-      </w:r>
-    </w:p>
-    <w:p>
-      <w:r>
-        <w:t xml:space="preserve">W przypadku liczby neuronów w warstwie ukrytej zaobserwowano, że zwiększanie jej wartości prowadziło do poprawy wyników, zwłaszcza przy większych modelach. Najlepsze rezultaty uzyskano dla 512 neuronów, szczególnie w połączeniu z małym </w:t>
-      </w:r>
-      <w:proofErr w:type="spellStart"/>
-      <w:r>
-        <w:t>batch</w:t>
-      </w:r>
-      <w:proofErr w:type="spellEnd"/>
-      <w:r>
-        <w:t xml:space="preserve"> </w:t>
-      </w:r>
-      <w:proofErr w:type="spellStart"/>
-      <w:r>
-        <w:t>size</w:t>
-      </w:r>
-      <w:proofErr w:type="spellEnd"/>
-      <w:r>
-        <w:t>. W przeciwieństwie do wcześniejszych założeń, nie zaobserwowano wyraźnego pogorszenia wyników dla największych modeli, co sugeruje, że w analizowanym przypadku większa złożoność modelu pozwalała lepiej uchwycić zależności w danych.</w:t>
-      </w:r>
-    </w:p>
-    <w:p>
-      <w:r>
-        <w:t xml:space="preserve">Podsumowując, najlepsze rezultaty uzyskano dla konfiguracji charakteryzującej się wysokim współczynnikiem uczenia (0.01), bardzo małym rozmiarem </w:t>
-      </w:r>
-      <w:proofErr w:type="spellStart"/>
-      <w:r>
-        <w:t>batcha</w:t>
-      </w:r>
-      <w:proofErr w:type="spellEnd"/>
-      <w:r>
-        <w:t xml:space="preserve"> (16) oraz dużą liczbą neuronów w warstwie ukrytej (512). Najlepszy osiągnięty wynik wynosił około MAE ≈ 0.154. Wyniki te wskazują, że dla analizowanego problemu kluczowe znaczenie ma częsta aktualizacja wag oraz odpowiednio wysoka złożoność modelu, przy jednoczesnym zachowaniu wystarczająco dynamicznego procesu uczenia.</w:t>
-      </w:r>
-    </w:p>
-    <w:p>
-      <w:pPr>
-        <w:pStyle w:val="Nagwek3"/>
-      </w:pPr>
-      <w:r>
-        <w:t>Model klasyfikacyjny</w:t>
-      </w:r>
-    </w:p>
-    <w:p>
-      <w:r>
-        <w:t>W ramach eksperymentu przeprowadzono analizę wpływu wybranych parametrów modelu sieci neuronowej na skuteczność klasyfikacji stanu zdrowia psychicznego użytkowników. Model przewiduje, czy dana osoba znajduje się w stanie obniżonego dobrostanu psychicznego (klasa 1), czy nie (klasa 0).</w:t>
-      </w:r>
-    </w:p>
-    <w:p>
-      <w:r>
-        <w:lastRenderedPageBreak/>
-        <w:t>W analizie zmieniano trzy główne parametry:</w:t>
-      </w:r>
-    </w:p>
-    <w:p>
-      <w:pPr>
-        <w:numPr>
-          <w:ilvl w:val="0"/>
-          <w:numId w:val="7"/>
-        </w:numPr>
-      </w:pPr>
-      <w:r>
-        <w:t xml:space="preserve">współczynnik uczenia (learning </w:t>
-      </w:r>
-      <w:proofErr w:type="spellStart"/>
-      <w:r>
-        <w:t>rate</w:t>
-      </w:r>
-      <w:proofErr w:type="spellEnd"/>
-      <w:r>
-        <w:t xml:space="preserve">): 0.01, 0.005, 0.003, 0.001 </w:t>
-      </w:r>
-    </w:p>
-    <w:p>
-      <w:pPr>
-        <w:numPr>
-          <w:ilvl w:val="0"/>
-          <w:numId w:val="7"/>
-        </w:numPr>
-      </w:pPr>
-      <w:r>
-        <w:t>liczba neuronów w warstwie ukrytej (</w:t>
-      </w:r>
-      <w:proofErr w:type="spellStart"/>
-      <w:r>
-        <w:t>hidden</w:t>
-      </w:r>
-      <w:proofErr w:type="spellEnd"/>
-      <w:r>
-        <w:t xml:space="preserve"> </w:t>
-      </w:r>
-      <w:proofErr w:type="spellStart"/>
-      <w:r>
-        <w:t>units</w:t>
-      </w:r>
-      <w:proofErr w:type="spellEnd"/>
-      <w:r>
-        <w:t xml:space="preserve">): 64, 128, 256, 512 </w:t>
-      </w:r>
-    </w:p>
-    <w:p>
-      <w:pPr>
-        <w:numPr>
-          <w:ilvl w:val="0"/>
-          <w:numId w:val="7"/>
-        </w:numPr>
-      </w:pPr>
-      <w:r>
-        <w:t xml:space="preserve">rozmiar </w:t>
-      </w:r>
-      <w:proofErr w:type="spellStart"/>
-      <w:r>
-        <w:t>batcha</w:t>
-      </w:r>
-      <w:proofErr w:type="spellEnd"/>
-      <w:r>
-        <w:t xml:space="preserve"> (</w:t>
-      </w:r>
-      <w:proofErr w:type="spellStart"/>
-      <w:r>
-        <w:t>batch</w:t>
-      </w:r>
-      <w:proofErr w:type="spellEnd"/>
-      <w:r>
-        <w:t xml:space="preserve"> </w:t>
-      </w:r>
-      <w:proofErr w:type="spellStart"/>
-      <w:r>
-        <w:t>size</w:t>
-      </w:r>
-      <w:proofErr w:type="spellEnd"/>
-      <w:r>
-        <w:t xml:space="preserve">): 16, 32, 64, 128 </w:t>
-      </w:r>
-    </w:p>
-    <w:p>
-      <w:r>
-        <w:t>Każda kombinacja parametrów została przetestowana przy stałej liczbie iteracji (500) oraz identycznym podziale danych na zbiór treningowy i testowy. Jako miarę jakości modelu przyjęto dokładność klasyfikacji (</w:t>
-      </w:r>
-      <w:proofErr w:type="spellStart"/>
-      <w:r>
-        <w:t>accuracy</w:t>
-      </w:r>
-      <w:proofErr w:type="spellEnd"/>
-      <w:r>
-        <w:t>).</w:t>
-      </w:r>
-    </w:p>
-    <w:p>
-      <w:r>
-        <w:t>Najlepsze wyniki uzyskano dla konfiguracji:</w:t>
-      </w:r>
-    </w:p>
-    <w:p>
-      <w:pPr>
-        <w:numPr>
-          <w:ilvl w:val="0"/>
-          <w:numId w:val="8"/>
-        </w:numPr>
-      </w:pPr>
-      <w:r>
-        <w:t xml:space="preserve">learning </w:t>
-      </w:r>
-      <w:proofErr w:type="spellStart"/>
-      <w:r>
-        <w:t>rate</w:t>
-      </w:r>
-      <w:proofErr w:type="spellEnd"/>
-      <w:r>
-        <w:t xml:space="preserve"> = 0.003 </w:t>
-      </w:r>
-    </w:p>
-    <w:p>
-      <w:pPr>
-        <w:numPr>
-          <w:ilvl w:val="0"/>
-          <w:numId w:val="8"/>
-        </w:numPr>
-      </w:pPr>
-      <w:r>
-        <w:t xml:space="preserve">liczba neuronów = 512 </w:t>
-      </w:r>
-    </w:p>
-    <w:p>
-      <w:pPr>
-        <w:numPr>
-          <w:ilvl w:val="0"/>
-          <w:numId w:val="8"/>
-        </w:numPr>
-      </w:pPr>
-      <w:proofErr w:type="spellStart"/>
-      <w:r>
-        <w:t>batch</w:t>
-      </w:r>
-      <w:proofErr w:type="spellEnd"/>
-      <w:r>
-        <w:t xml:space="preserve"> </w:t>
-      </w:r>
-      <w:proofErr w:type="spellStart"/>
-      <w:r>
-        <w:t>size</w:t>
-      </w:r>
-      <w:proofErr w:type="spellEnd"/>
-      <w:r>
-        <w:t xml:space="preserve"> = 32 </w:t>
-      </w:r>
-    </w:p>
-    <w:p>
-      <w:r>
-        <w:t xml:space="preserve">dla której dokładność wyniosła około </w:t>
-      </w:r>
-      <w:r>
-        <w:rPr>
-          <w:b/>
-          <w:bCs/>
-        </w:rPr>
-        <w:t>93%</w:t>
-      </w:r>
-      <w:r>
-        <w:t xml:space="preserve">. Zbliżone wyniki (ok. 92–92.25%) uzyskano również dla innych konfiguracji, w szczególności dla większych wartości learning </w:t>
-      </w:r>
-      <w:proofErr w:type="spellStart"/>
-      <w:r>
-        <w:t>rate</w:t>
-      </w:r>
-      <w:proofErr w:type="spellEnd"/>
-      <w:r>
-        <w:t xml:space="preserve"> (0.01) oraz mniejszych </w:t>
-      </w:r>
-      <w:proofErr w:type="spellStart"/>
-      <w:r>
-        <w:t>batch</w:t>
-      </w:r>
-      <w:proofErr w:type="spellEnd"/>
-      <w:r>
-        <w:t xml:space="preserve"> </w:t>
-      </w:r>
-      <w:proofErr w:type="spellStart"/>
-      <w:r>
-        <w:t>size</w:t>
-      </w:r>
-      <w:proofErr w:type="spellEnd"/>
-      <w:r>
-        <w:t xml:space="preserve"> (16–32).</w:t>
-      </w:r>
-    </w:p>
-    <w:p>
-      <w:r>
-        <w:t xml:space="preserve">Analiza wpływu rozmiaru </w:t>
-      </w:r>
-      <w:proofErr w:type="spellStart"/>
-      <w:r>
-        <w:t>batcha</w:t>
-      </w:r>
-      <w:proofErr w:type="spellEnd"/>
-      <w:r>
-        <w:t xml:space="preserve"> wskazuje, że mniejsze wartości (16–32) najczęściej prowadziły do lepszych wyników niż większe (64–128). Oznacza to, że częstsza aktualizacja wag pozytywnie wpływała na zdolność modelu do generalizacji. Wraz ze wzrostem </w:t>
-      </w:r>
-      <w:proofErr w:type="spellStart"/>
-      <w:r>
-        <w:t>batch</w:t>
-      </w:r>
-      <w:proofErr w:type="spellEnd"/>
-      <w:r>
-        <w:t xml:space="preserve"> </w:t>
-      </w:r>
-      <w:proofErr w:type="spellStart"/>
-      <w:r>
-        <w:t>size</w:t>
-      </w:r>
-      <w:proofErr w:type="spellEnd"/>
-      <w:r>
-        <w:t xml:space="preserve"> obserwowano stopniowe pogorszenie skuteczności modelu.</w:t>
-      </w:r>
-    </w:p>
-    <w:p>
-      <w:r>
-        <w:t>W przypadku współczynnika uczenia zaobserwowano, że wartości pośrednie (0.003–0.01) dawały najlepsze rezultaty. Najniższa wartość (0.001) prowadziła do wyraźnie słabszych wyników (ok. 85–92%), co wskazuje na zbyt wolne uczenie się modelu. Z kolei wyższe wartości (0.01) często powodowały bardzo szybkie osiąganie wysokiej dokładności na zbiorze treningowym, co nie zawsze przekładało się na lepsze wyniki testowe.</w:t>
-      </w:r>
-    </w:p>
-    <w:p>
-      <w:r>
-        <w:t>Analiza liczby neuronów w warstwie ukrytej pokazuje, że większe modele (256–512 neuronów) częściej osiągały lepsze wyniki niż mniejsze (64), jednak różnice nie były bardzo duże. Wskazuje to, że zwiększanie złożoności modelu poprawiało jego zdolność dopasowania, ale tylko do pewnego stopnia.</w:t>
-      </w:r>
-    </w:p>
-    <w:p>
-      <w:r>
-        <w:t>W trakcie eksperymentów zaobserwowano również, że dla wielu konfiguracji model osiągał bardzo wysoką dokładność na zbiorze treningowym (nawet 100%), podczas gdy dokładność na zbiorze testowym była niższa (ok. 90–93%). Wskazuje to na występowanie zjawiska przeuczenia (</w:t>
-      </w:r>
-      <w:proofErr w:type="spellStart"/>
-      <w:r>
-        <w:t>overfitting</w:t>
-      </w:r>
-      <w:proofErr w:type="spellEnd"/>
-      <w:r>
-        <w:t>), szczególnie dla większych modeli oraz wyższych wartości współczynnika uczenia.</w:t>
-      </w:r>
-    </w:p>
-    <w:p>
-      <w:r>
-        <w:t xml:space="preserve">Podsumowując, najlepsze wyniki uzyskano dla konfiguracji wykorzystującej umiarkowany współczynnik uczenia, większą liczbę neuronów oraz niewielki rozmiar </w:t>
-      </w:r>
-      <w:proofErr w:type="spellStart"/>
-      <w:r>
-        <w:t>batcha</w:t>
-      </w:r>
-      <w:proofErr w:type="spellEnd"/>
-      <w:r>
-        <w:t>. Jednocześnie zaobserwowano, że zbyt agresywne uczenie prowadzi do przeuczenia modelu, co ogranicza jego zdolność do poprawnej klasyfikacji nowych danych.</w:t>
+        <w:t xml:space="preserve">Na pytanie, czy osoba jest zdrowa, czym zajmuję się nasz problem klasyfikacyjny, najlepiej odpowiada metoda losowego lasu. Jeszcze przed analizą parametrów osiągamy idealne 100% accuracy. Pozostałe modele też można określić jako bardzo dobre. Ponownie niewiele się zmienia po sprawdzeniu wartości różnych parametrów. </w:t>
       </w:r>
     </w:p>
     <w:p/>
@@ -5687,6 +7079,304 @@
 <file path=word/numbering.xml><?xml version="1.0" encoding="utf-8"?>
 <w:numbering xmlns:wpc="http://schemas.microsoft.com/office/word/2010/wordprocessingCanvas" xmlns:cx="http://schemas.microsoft.com/office/drawing/2014/chartex" xmlns:cx1="http://schemas.microsoft.com/office/drawing/2015/9/8/chartex" xmlns:cx2="http://schemas.microsoft.com/office/drawing/2015/10/21/chartex" xmlns:cx3="http://schemas.microsoft.com/office/drawing/2016/5/9/chartex" xmlns:cx4="http://schemas.microsoft.com/office/drawing/2016/5/10/chartex" xmlns:cx5="http://schemas.microsoft.com/office/drawing/2016/5/11/chartex" xmlns:cx6="http://schemas.microsoft.com/office/drawing/2016/5/12/chartex" xmlns:cx7="http://schemas.microsoft.com/office/drawing/2016/5/13/chartex" xmlns:cx8="http://schemas.microsoft.com/office/drawing/2016/5/14/chartex" xmlns:mc="http://schemas.openxmlformats.org/markup-compatibility/2006" xmlns:aink="http://schemas.microsoft.com/office/drawing/2016/ink" xmlns:am3d="http://schemas.microsoft.com/office/drawing/2017/model3d" xmlns:o="urn:schemas-microsoft-com:office:office" xmlns:oel="http://schemas.microsoft.com/office/2019/extlst" xmlns:r="http://schemas.openxmlformats.org/officeDocument/2006/relationships" xmlns:m="http://schemas.openxmlformats.org/officeDocument/2006/math" xmlns:v="urn:schemas-microsoft-com:vml" xmlns:wp14="http://schemas.microsoft.com/office/word/2010/wordprocessingDrawing" xmlns:wp="http://schemas.openxmlformats.org/drawingml/2006/wordprocessingDrawing" xmlns:w10="urn:schemas-microsoft-com:office:word" xmlns:w="http://schemas.openxmlformats.org/wordprocessingml/2006/main" xmlns:w14="http://schemas.microsoft.com/office/word/2010/wordml" xmlns:w15="http://schemas.microsoft.com/office/word/2012/wordml" xmlns:w16cex="http://schemas.microsoft.com/office/word/2018/wordml/cex" xmlns:w16cid="http://schemas.microsoft.com/office/word/2016/wordml/cid" xmlns:w16="http://schemas.microsoft.com/office/word/2018/wordml" xmlns:w16du="http://schemas.microsoft.com/office/word/2023/wordml/word16du" xmlns:w16sdtdh="http://schemas.microsoft.com/office/word/2020/wordml/sdtdatahash" xmlns:w16sdtfl="http://schemas.microsoft.com/office/word/2024/wordml/sdtformatlock" xmlns:w16se="http://schemas.microsoft.com/office/word/2015/wordml/symex" xmlns:wpg="http://schemas.microsoft.com/office/word/2010/wordprocessingGroup" xmlns:wpi="http://schemas.microsoft.com/office/word/2010/wordprocessingInk" xmlns:wne="http://schemas.microsoft.com/office/word/2006/wordml" xmlns:wps="http://schemas.microsoft.com/office/word/2010/wordprocessingShape" mc:Ignorable="w14 w15 w16se w16cid w16 w16cex w16sdtdh w16sdtfl w16du wp14">
   <w:abstractNum w:abstractNumId="0" w15:restartNumberingAfterBreak="0">
+    <w:nsid w:val="099C6425"/>
+    <w:multiLevelType w:val="multilevel"/>
+    <w:tmpl w:val="72768F60"/>
+    <w:lvl w:ilvl="0">
+      <w:start w:val="1"/>
+      <w:numFmt w:val="bullet"/>
+      <w:lvlText w:val=""/>
+      <w:lvlJc w:val="left"/>
+      <w:pPr>
+        <w:tabs>
+          <w:tab w:val="num" w:pos="720"/>
+        </w:tabs>
+        <w:ind w:left="720" w:hanging="360"/>
+      </w:pPr>
+      <w:rPr>
+        <w:rFonts w:ascii="Symbol" w:hAnsi="Symbol" w:hint="default"/>
+        <w:sz w:val="20"/>
+      </w:rPr>
+    </w:lvl>
+    <w:lvl w:ilvl="1" w:tentative="1">
+      <w:start w:val="1"/>
+      <w:numFmt w:val="bullet"/>
+      <w:lvlText w:val="o"/>
+      <w:lvlJc w:val="left"/>
+      <w:pPr>
+        <w:tabs>
+          <w:tab w:val="num" w:pos="1440"/>
+        </w:tabs>
+        <w:ind w:left="1440" w:hanging="360"/>
+      </w:pPr>
+      <w:rPr>
+        <w:rFonts w:ascii="Courier New" w:hAnsi="Courier New" w:hint="default"/>
+        <w:sz w:val="20"/>
+      </w:rPr>
+    </w:lvl>
+    <w:lvl w:ilvl="2" w:tentative="1">
+      <w:start w:val="1"/>
+      <w:numFmt w:val="bullet"/>
+      <w:lvlText w:val=""/>
+      <w:lvlJc w:val="left"/>
+      <w:pPr>
+        <w:tabs>
+          <w:tab w:val="num" w:pos="2160"/>
+        </w:tabs>
+        <w:ind w:left="2160" w:hanging="360"/>
+      </w:pPr>
+      <w:rPr>
+        <w:rFonts w:ascii="Wingdings" w:hAnsi="Wingdings" w:hint="default"/>
+        <w:sz w:val="20"/>
+      </w:rPr>
+    </w:lvl>
+    <w:lvl w:ilvl="3" w:tentative="1">
+      <w:start w:val="1"/>
+      <w:numFmt w:val="bullet"/>
+      <w:lvlText w:val=""/>
+      <w:lvlJc w:val="left"/>
+      <w:pPr>
+        <w:tabs>
+          <w:tab w:val="num" w:pos="2880"/>
+        </w:tabs>
+        <w:ind w:left="2880" w:hanging="360"/>
+      </w:pPr>
+      <w:rPr>
+        <w:rFonts w:ascii="Wingdings" w:hAnsi="Wingdings" w:hint="default"/>
+        <w:sz w:val="20"/>
+      </w:rPr>
+    </w:lvl>
+    <w:lvl w:ilvl="4" w:tentative="1">
+      <w:start w:val="1"/>
+      <w:numFmt w:val="bullet"/>
+      <w:lvlText w:val=""/>
+      <w:lvlJc w:val="left"/>
+      <w:pPr>
+        <w:tabs>
+          <w:tab w:val="num" w:pos="3600"/>
+        </w:tabs>
+        <w:ind w:left="3600" w:hanging="360"/>
+      </w:pPr>
+      <w:rPr>
+        <w:rFonts w:ascii="Wingdings" w:hAnsi="Wingdings" w:hint="default"/>
+        <w:sz w:val="20"/>
+      </w:rPr>
+    </w:lvl>
+    <w:lvl w:ilvl="5" w:tentative="1">
+      <w:start w:val="1"/>
+      <w:numFmt w:val="bullet"/>
+      <w:lvlText w:val=""/>
+      <w:lvlJc w:val="left"/>
+      <w:pPr>
+        <w:tabs>
+          <w:tab w:val="num" w:pos="4320"/>
+        </w:tabs>
+        <w:ind w:left="4320" w:hanging="360"/>
+      </w:pPr>
+      <w:rPr>
+        <w:rFonts w:ascii="Wingdings" w:hAnsi="Wingdings" w:hint="default"/>
+        <w:sz w:val="20"/>
+      </w:rPr>
+    </w:lvl>
+    <w:lvl w:ilvl="6" w:tentative="1">
+      <w:start w:val="1"/>
+      <w:numFmt w:val="bullet"/>
+      <w:lvlText w:val=""/>
+      <w:lvlJc w:val="left"/>
+      <w:pPr>
+        <w:tabs>
+          <w:tab w:val="num" w:pos="5040"/>
+        </w:tabs>
+        <w:ind w:left="5040" w:hanging="360"/>
+      </w:pPr>
+      <w:rPr>
+        <w:rFonts w:ascii="Wingdings" w:hAnsi="Wingdings" w:hint="default"/>
+        <w:sz w:val="20"/>
+      </w:rPr>
+    </w:lvl>
+    <w:lvl w:ilvl="7" w:tentative="1">
+      <w:start w:val="1"/>
+      <w:numFmt w:val="bullet"/>
+      <w:lvlText w:val=""/>
+      <w:lvlJc w:val="left"/>
+      <w:pPr>
+        <w:tabs>
+          <w:tab w:val="num" w:pos="5760"/>
+        </w:tabs>
+        <w:ind w:left="5760" w:hanging="360"/>
+      </w:pPr>
+      <w:rPr>
+        <w:rFonts w:ascii="Wingdings" w:hAnsi="Wingdings" w:hint="default"/>
+        <w:sz w:val="20"/>
+      </w:rPr>
+    </w:lvl>
+    <w:lvl w:ilvl="8" w:tentative="1">
+      <w:start w:val="1"/>
+      <w:numFmt w:val="bullet"/>
+      <w:lvlText w:val=""/>
+      <w:lvlJc w:val="left"/>
+      <w:pPr>
+        <w:tabs>
+          <w:tab w:val="num" w:pos="6480"/>
+        </w:tabs>
+        <w:ind w:left="6480" w:hanging="360"/>
+      </w:pPr>
+      <w:rPr>
+        <w:rFonts w:ascii="Wingdings" w:hAnsi="Wingdings" w:hint="default"/>
+        <w:sz w:val="20"/>
+      </w:rPr>
+    </w:lvl>
+  </w:abstractNum>
+  <w:abstractNum w:abstractNumId="1" w15:restartNumberingAfterBreak="0">
+    <w:nsid w:val="0FFC7A2A"/>
+    <w:multiLevelType w:val="multilevel"/>
+    <w:tmpl w:val="EB6C4BA6"/>
+    <w:lvl w:ilvl="0">
+      <w:start w:val="1"/>
+      <w:numFmt w:val="bullet"/>
+      <w:lvlText w:val=""/>
+      <w:lvlJc w:val="left"/>
+      <w:pPr>
+        <w:tabs>
+          <w:tab w:val="num" w:pos="720"/>
+        </w:tabs>
+        <w:ind w:left="720" w:hanging="360"/>
+      </w:pPr>
+      <w:rPr>
+        <w:rFonts w:ascii="Symbol" w:hAnsi="Symbol" w:hint="default"/>
+        <w:sz w:val="20"/>
+      </w:rPr>
+    </w:lvl>
+    <w:lvl w:ilvl="1" w:tentative="1">
+      <w:start w:val="1"/>
+      <w:numFmt w:val="bullet"/>
+      <w:lvlText w:val="o"/>
+      <w:lvlJc w:val="left"/>
+      <w:pPr>
+        <w:tabs>
+          <w:tab w:val="num" w:pos="1440"/>
+        </w:tabs>
+        <w:ind w:left="1440" w:hanging="360"/>
+      </w:pPr>
+      <w:rPr>
+        <w:rFonts w:ascii="Courier New" w:hAnsi="Courier New" w:hint="default"/>
+        <w:sz w:val="20"/>
+      </w:rPr>
+    </w:lvl>
+    <w:lvl w:ilvl="2" w:tentative="1">
+      <w:start w:val="1"/>
+      <w:numFmt w:val="bullet"/>
+      <w:lvlText w:val=""/>
+      <w:lvlJc w:val="left"/>
+      <w:pPr>
+        <w:tabs>
+          <w:tab w:val="num" w:pos="2160"/>
+        </w:tabs>
+        <w:ind w:left="2160" w:hanging="360"/>
+      </w:pPr>
+      <w:rPr>
+        <w:rFonts w:ascii="Wingdings" w:hAnsi="Wingdings" w:hint="default"/>
+        <w:sz w:val="20"/>
+      </w:rPr>
+    </w:lvl>
+    <w:lvl w:ilvl="3" w:tentative="1">
+      <w:start w:val="1"/>
+      <w:numFmt w:val="bullet"/>
+      <w:lvlText w:val=""/>
+      <w:lvlJc w:val="left"/>
+      <w:pPr>
+        <w:tabs>
+          <w:tab w:val="num" w:pos="2880"/>
+        </w:tabs>
+        <w:ind w:left="2880" w:hanging="360"/>
+      </w:pPr>
+      <w:rPr>
+        <w:rFonts w:ascii="Wingdings" w:hAnsi="Wingdings" w:hint="default"/>
+        <w:sz w:val="20"/>
+      </w:rPr>
+    </w:lvl>
+    <w:lvl w:ilvl="4" w:tentative="1">
+      <w:start w:val="1"/>
+      <w:numFmt w:val="bullet"/>
+      <w:lvlText w:val=""/>
+      <w:lvlJc w:val="left"/>
+      <w:pPr>
+        <w:tabs>
+          <w:tab w:val="num" w:pos="3600"/>
+        </w:tabs>
+        <w:ind w:left="3600" w:hanging="360"/>
+      </w:pPr>
+      <w:rPr>
+        <w:rFonts w:ascii="Wingdings" w:hAnsi="Wingdings" w:hint="default"/>
+        <w:sz w:val="20"/>
+      </w:rPr>
+    </w:lvl>
+    <w:lvl w:ilvl="5" w:tentative="1">
+      <w:start w:val="1"/>
+      <w:numFmt w:val="bullet"/>
+      <w:lvlText w:val=""/>
+      <w:lvlJc w:val="left"/>
+      <w:pPr>
+        <w:tabs>
+          <w:tab w:val="num" w:pos="4320"/>
+        </w:tabs>
+        <w:ind w:left="4320" w:hanging="360"/>
+      </w:pPr>
+      <w:rPr>
+        <w:rFonts w:ascii="Wingdings" w:hAnsi="Wingdings" w:hint="default"/>
+        <w:sz w:val="20"/>
+      </w:rPr>
+    </w:lvl>
+    <w:lvl w:ilvl="6" w:tentative="1">
+      <w:start w:val="1"/>
+      <w:numFmt w:val="bullet"/>
+      <w:lvlText w:val=""/>
+      <w:lvlJc w:val="left"/>
+      <w:pPr>
+        <w:tabs>
+          <w:tab w:val="num" w:pos="5040"/>
+        </w:tabs>
+        <w:ind w:left="5040" w:hanging="360"/>
+      </w:pPr>
+      <w:rPr>
+        <w:rFonts w:ascii="Wingdings" w:hAnsi="Wingdings" w:hint="default"/>
+        <w:sz w:val="20"/>
+      </w:rPr>
+    </w:lvl>
+    <w:lvl w:ilvl="7" w:tentative="1">
+      <w:start w:val="1"/>
+      <w:numFmt w:val="bullet"/>
+      <w:lvlText w:val=""/>
+      <w:lvlJc w:val="left"/>
+      <w:pPr>
+        <w:tabs>
+          <w:tab w:val="num" w:pos="5760"/>
+        </w:tabs>
+        <w:ind w:left="5760" w:hanging="360"/>
+      </w:pPr>
+      <w:rPr>
+        <w:rFonts w:ascii="Wingdings" w:hAnsi="Wingdings" w:hint="default"/>
+        <w:sz w:val="20"/>
+      </w:rPr>
+    </w:lvl>
+    <w:lvl w:ilvl="8" w:tentative="1">
+      <w:start w:val="1"/>
+      <w:numFmt w:val="bullet"/>
+      <w:lvlText w:val=""/>
+      <w:lvlJc w:val="left"/>
+      <w:pPr>
+        <w:tabs>
+          <w:tab w:val="num" w:pos="6480"/>
+        </w:tabs>
+        <w:ind w:left="6480" w:hanging="360"/>
+      </w:pPr>
+      <w:rPr>
+        <w:rFonts w:ascii="Wingdings" w:hAnsi="Wingdings" w:hint="default"/>
+        <w:sz w:val="20"/>
+      </w:rPr>
+    </w:lvl>
+  </w:abstractNum>
+  <w:abstractNum w:abstractNumId="2" w15:restartNumberingAfterBreak="0">
     <w:nsid w:val="10430596"/>
     <w:multiLevelType w:val="multilevel"/>
     <w:tmpl w:val="1124ED06"/>
@@ -5835,7 +7525,7 @@
       </w:rPr>
     </w:lvl>
   </w:abstractNum>
-  <w:abstractNum w:abstractNumId="1" w15:restartNumberingAfterBreak="0">
+  <w:abstractNum w:abstractNumId="3" w15:restartNumberingAfterBreak="0">
     <w:nsid w:val="16A1466E"/>
     <w:multiLevelType w:val="hybridMultilevel"/>
     <w:tmpl w:val="7C322A82"/>
@@ -5948,7 +7638,7 @@
       </w:rPr>
     </w:lvl>
   </w:abstractNum>
-  <w:abstractNum w:abstractNumId="2" w15:restartNumberingAfterBreak="0">
+  <w:abstractNum w:abstractNumId="4" w15:restartNumberingAfterBreak="0">
     <w:nsid w:val="174732C2"/>
     <w:multiLevelType w:val="hybridMultilevel"/>
     <w:tmpl w:val="981A882C"/>
@@ -6037,7 +7727,7 @@
       </w:pPr>
     </w:lvl>
   </w:abstractNum>
-  <w:abstractNum w:abstractNumId="3" w15:restartNumberingAfterBreak="0">
+  <w:abstractNum w:abstractNumId="5" w15:restartNumberingAfterBreak="0">
     <w:nsid w:val="201A4B82"/>
     <w:multiLevelType w:val="hybridMultilevel"/>
     <w:tmpl w:val="F6A8280A"/>
@@ -6150,7 +7840,7 @@
       </w:rPr>
     </w:lvl>
   </w:abstractNum>
-  <w:abstractNum w:abstractNumId="4" w15:restartNumberingAfterBreak="0">
+  <w:abstractNum w:abstractNumId="6" w15:restartNumberingAfterBreak="0">
     <w:nsid w:val="2A1A61EC"/>
     <w:multiLevelType w:val="hybridMultilevel"/>
     <w:tmpl w:val="D5A0D206"/>
@@ -6263,7 +7953,7 @@
       </w:rPr>
     </w:lvl>
   </w:abstractNum>
-  <w:abstractNum w:abstractNumId="5" w15:restartNumberingAfterBreak="0">
+  <w:abstractNum w:abstractNumId="7" w15:restartNumberingAfterBreak="0">
     <w:nsid w:val="2F3F5009"/>
     <w:multiLevelType w:val="hybridMultilevel"/>
     <w:tmpl w:val="6A189E54"/>
@@ -6376,7 +8066,7 @@
       </w:rPr>
     </w:lvl>
   </w:abstractNum>
-  <w:abstractNum w:abstractNumId="6" w15:restartNumberingAfterBreak="0">
+  <w:abstractNum w:abstractNumId="8" w15:restartNumberingAfterBreak="0">
     <w:nsid w:val="343E61BD"/>
     <w:multiLevelType w:val="multilevel"/>
     <w:tmpl w:val="A7FC046E"/>
@@ -6525,7 +8215,7 @@
       </w:rPr>
     </w:lvl>
   </w:abstractNum>
-  <w:abstractNum w:abstractNumId="7" w15:restartNumberingAfterBreak="0">
+  <w:abstractNum w:abstractNumId="9" w15:restartNumberingAfterBreak="0">
     <w:nsid w:val="34AC5F5F"/>
     <w:multiLevelType w:val="multilevel"/>
     <w:tmpl w:val="2E062B48"/>
@@ -6674,7 +8364,7 @@
       </w:rPr>
     </w:lvl>
   </w:abstractNum>
-  <w:abstractNum w:abstractNumId="8" w15:restartNumberingAfterBreak="0">
+  <w:abstractNum w:abstractNumId="10" w15:restartNumberingAfterBreak="0">
     <w:nsid w:val="3DC32AC4"/>
     <w:multiLevelType w:val="hybridMultilevel"/>
     <w:tmpl w:val="4A60A518"/>
@@ -6763,7 +8453,305 @@
       </w:pPr>
     </w:lvl>
   </w:abstractNum>
-  <w:abstractNum w:abstractNumId="9" w15:restartNumberingAfterBreak="0">
+  <w:abstractNum w:abstractNumId="11" w15:restartNumberingAfterBreak="0">
+    <w:nsid w:val="489C41BA"/>
+    <w:multiLevelType w:val="multilevel"/>
+    <w:tmpl w:val="75E44402"/>
+    <w:lvl w:ilvl="0">
+      <w:start w:val="1"/>
+      <w:numFmt w:val="bullet"/>
+      <w:lvlText w:val=""/>
+      <w:lvlJc w:val="left"/>
+      <w:pPr>
+        <w:tabs>
+          <w:tab w:val="num" w:pos="720"/>
+        </w:tabs>
+        <w:ind w:left="720" w:hanging="360"/>
+      </w:pPr>
+      <w:rPr>
+        <w:rFonts w:ascii="Symbol" w:hAnsi="Symbol" w:hint="default"/>
+        <w:sz w:val="20"/>
+      </w:rPr>
+    </w:lvl>
+    <w:lvl w:ilvl="1" w:tentative="1">
+      <w:start w:val="1"/>
+      <w:numFmt w:val="bullet"/>
+      <w:lvlText w:val="o"/>
+      <w:lvlJc w:val="left"/>
+      <w:pPr>
+        <w:tabs>
+          <w:tab w:val="num" w:pos="1440"/>
+        </w:tabs>
+        <w:ind w:left="1440" w:hanging="360"/>
+      </w:pPr>
+      <w:rPr>
+        <w:rFonts w:ascii="Courier New" w:hAnsi="Courier New" w:hint="default"/>
+        <w:sz w:val="20"/>
+      </w:rPr>
+    </w:lvl>
+    <w:lvl w:ilvl="2" w:tentative="1">
+      <w:start w:val="1"/>
+      <w:numFmt w:val="bullet"/>
+      <w:lvlText w:val=""/>
+      <w:lvlJc w:val="left"/>
+      <w:pPr>
+        <w:tabs>
+          <w:tab w:val="num" w:pos="2160"/>
+        </w:tabs>
+        <w:ind w:left="2160" w:hanging="360"/>
+      </w:pPr>
+      <w:rPr>
+        <w:rFonts w:ascii="Wingdings" w:hAnsi="Wingdings" w:hint="default"/>
+        <w:sz w:val="20"/>
+      </w:rPr>
+    </w:lvl>
+    <w:lvl w:ilvl="3" w:tentative="1">
+      <w:start w:val="1"/>
+      <w:numFmt w:val="bullet"/>
+      <w:lvlText w:val=""/>
+      <w:lvlJc w:val="left"/>
+      <w:pPr>
+        <w:tabs>
+          <w:tab w:val="num" w:pos="2880"/>
+        </w:tabs>
+        <w:ind w:left="2880" w:hanging="360"/>
+      </w:pPr>
+      <w:rPr>
+        <w:rFonts w:ascii="Wingdings" w:hAnsi="Wingdings" w:hint="default"/>
+        <w:sz w:val="20"/>
+      </w:rPr>
+    </w:lvl>
+    <w:lvl w:ilvl="4" w:tentative="1">
+      <w:start w:val="1"/>
+      <w:numFmt w:val="bullet"/>
+      <w:lvlText w:val=""/>
+      <w:lvlJc w:val="left"/>
+      <w:pPr>
+        <w:tabs>
+          <w:tab w:val="num" w:pos="3600"/>
+        </w:tabs>
+        <w:ind w:left="3600" w:hanging="360"/>
+      </w:pPr>
+      <w:rPr>
+        <w:rFonts w:ascii="Wingdings" w:hAnsi="Wingdings" w:hint="default"/>
+        <w:sz w:val="20"/>
+      </w:rPr>
+    </w:lvl>
+    <w:lvl w:ilvl="5" w:tentative="1">
+      <w:start w:val="1"/>
+      <w:numFmt w:val="bullet"/>
+      <w:lvlText w:val=""/>
+      <w:lvlJc w:val="left"/>
+      <w:pPr>
+        <w:tabs>
+          <w:tab w:val="num" w:pos="4320"/>
+        </w:tabs>
+        <w:ind w:left="4320" w:hanging="360"/>
+      </w:pPr>
+      <w:rPr>
+        <w:rFonts w:ascii="Wingdings" w:hAnsi="Wingdings" w:hint="default"/>
+        <w:sz w:val="20"/>
+      </w:rPr>
+    </w:lvl>
+    <w:lvl w:ilvl="6" w:tentative="1">
+      <w:start w:val="1"/>
+      <w:numFmt w:val="bullet"/>
+      <w:lvlText w:val=""/>
+      <w:lvlJc w:val="left"/>
+      <w:pPr>
+        <w:tabs>
+          <w:tab w:val="num" w:pos="5040"/>
+        </w:tabs>
+        <w:ind w:left="5040" w:hanging="360"/>
+      </w:pPr>
+      <w:rPr>
+        <w:rFonts w:ascii="Wingdings" w:hAnsi="Wingdings" w:hint="default"/>
+        <w:sz w:val="20"/>
+      </w:rPr>
+    </w:lvl>
+    <w:lvl w:ilvl="7" w:tentative="1">
+      <w:start w:val="1"/>
+      <w:numFmt w:val="bullet"/>
+      <w:lvlText w:val=""/>
+      <w:lvlJc w:val="left"/>
+      <w:pPr>
+        <w:tabs>
+          <w:tab w:val="num" w:pos="5760"/>
+        </w:tabs>
+        <w:ind w:left="5760" w:hanging="360"/>
+      </w:pPr>
+      <w:rPr>
+        <w:rFonts w:ascii="Wingdings" w:hAnsi="Wingdings" w:hint="default"/>
+        <w:sz w:val="20"/>
+      </w:rPr>
+    </w:lvl>
+    <w:lvl w:ilvl="8" w:tentative="1">
+      <w:start w:val="1"/>
+      <w:numFmt w:val="bullet"/>
+      <w:lvlText w:val=""/>
+      <w:lvlJc w:val="left"/>
+      <w:pPr>
+        <w:tabs>
+          <w:tab w:val="num" w:pos="6480"/>
+        </w:tabs>
+        <w:ind w:left="6480" w:hanging="360"/>
+      </w:pPr>
+      <w:rPr>
+        <w:rFonts w:ascii="Wingdings" w:hAnsi="Wingdings" w:hint="default"/>
+        <w:sz w:val="20"/>
+      </w:rPr>
+    </w:lvl>
+  </w:abstractNum>
+  <w:abstractNum w:abstractNumId="12" w15:restartNumberingAfterBreak="0">
+    <w:nsid w:val="4E2B1325"/>
+    <w:multiLevelType w:val="multilevel"/>
+    <w:tmpl w:val="3A705FC2"/>
+    <w:lvl w:ilvl="0">
+      <w:start w:val="1"/>
+      <w:numFmt w:val="bullet"/>
+      <w:lvlText w:val=""/>
+      <w:lvlJc w:val="left"/>
+      <w:pPr>
+        <w:tabs>
+          <w:tab w:val="num" w:pos="720"/>
+        </w:tabs>
+        <w:ind w:left="720" w:hanging="360"/>
+      </w:pPr>
+      <w:rPr>
+        <w:rFonts w:ascii="Symbol" w:hAnsi="Symbol" w:hint="default"/>
+        <w:sz w:val="20"/>
+      </w:rPr>
+    </w:lvl>
+    <w:lvl w:ilvl="1" w:tentative="1">
+      <w:start w:val="1"/>
+      <w:numFmt w:val="bullet"/>
+      <w:lvlText w:val="o"/>
+      <w:lvlJc w:val="left"/>
+      <w:pPr>
+        <w:tabs>
+          <w:tab w:val="num" w:pos="1440"/>
+        </w:tabs>
+        <w:ind w:left="1440" w:hanging="360"/>
+      </w:pPr>
+      <w:rPr>
+        <w:rFonts w:ascii="Courier New" w:hAnsi="Courier New" w:hint="default"/>
+        <w:sz w:val="20"/>
+      </w:rPr>
+    </w:lvl>
+    <w:lvl w:ilvl="2" w:tentative="1">
+      <w:start w:val="1"/>
+      <w:numFmt w:val="bullet"/>
+      <w:lvlText w:val=""/>
+      <w:lvlJc w:val="left"/>
+      <w:pPr>
+        <w:tabs>
+          <w:tab w:val="num" w:pos="2160"/>
+        </w:tabs>
+        <w:ind w:left="2160" w:hanging="360"/>
+      </w:pPr>
+      <w:rPr>
+        <w:rFonts w:ascii="Wingdings" w:hAnsi="Wingdings" w:hint="default"/>
+        <w:sz w:val="20"/>
+      </w:rPr>
+    </w:lvl>
+    <w:lvl w:ilvl="3" w:tentative="1">
+      <w:start w:val="1"/>
+      <w:numFmt w:val="bullet"/>
+      <w:lvlText w:val=""/>
+      <w:lvlJc w:val="left"/>
+      <w:pPr>
+        <w:tabs>
+          <w:tab w:val="num" w:pos="2880"/>
+        </w:tabs>
+        <w:ind w:left="2880" w:hanging="360"/>
+      </w:pPr>
+      <w:rPr>
+        <w:rFonts w:ascii="Wingdings" w:hAnsi="Wingdings" w:hint="default"/>
+        <w:sz w:val="20"/>
+      </w:rPr>
+    </w:lvl>
+    <w:lvl w:ilvl="4" w:tentative="1">
+      <w:start w:val="1"/>
+      <w:numFmt w:val="bullet"/>
+      <w:lvlText w:val=""/>
+      <w:lvlJc w:val="left"/>
+      <w:pPr>
+        <w:tabs>
+          <w:tab w:val="num" w:pos="3600"/>
+        </w:tabs>
+        <w:ind w:left="3600" w:hanging="360"/>
+      </w:pPr>
+      <w:rPr>
+        <w:rFonts w:ascii="Wingdings" w:hAnsi="Wingdings" w:hint="default"/>
+        <w:sz w:val="20"/>
+      </w:rPr>
+    </w:lvl>
+    <w:lvl w:ilvl="5" w:tentative="1">
+      <w:start w:val="1"/>
+      <w:numFmt w:val="bullet"/>
+      <w:lvlText w:val=""/>
+      <w:lvlJc w:val="left"/>
+      <w:pPr>
+        <w:tabs>
+          <w:tab w:val="num" w:pos="4320"/>
+        </w:tabs>
+        <w:ind w:left="4320" w:hanging="360"/>
+      </w:pPr>
+      <w:rPr>
+        <w:rFonts w:ascii="Wingdings" w:hAnsi="Wingdings" w:hint="default"/>
+        <w:sz w:val="20"/>
+      </w:rPr>
+    </w:lvl>
+    <w:lvl w:ilvl="6" w:tentative="1">
+      <w:start w:val="1"/>
+      <w:numFmt w:val="bullet"/>
+      <w:lvlText w:val=""/>
+      <w:lvlJc w:val="left"/>
+      <w:pPr>
+        <w:tabs>
+          <w:tab w:val="num" w:pos="5040"/>
+        </w:tabs>
+        <w:ind w:left="5040" w:hanging="360"/>
+      </w:pPr>
+      <w:rPr>
+        <w:rFonts w:ascii="Wingdings" w:hAnsi="Wingdings" w:hint="default"/>
+        <w:sz w:val="20"/>
+      </w:rPr>
+    </w:lvl>
+    <w:lvl w:ilvl="7" w:tentative="1">
+      <w:start w:val="1"/>
+      <w:numFmt w:val="bullet"/>
+      <w:lvlText w:val=""/>
+      <w:lvlJc w:val="left"/>
+      <w:pPr>
+        <w:tabs>
+          <w:tab w:val="num" w:pos="5760"/>
+        </w:tabs>
+        <w:ind w:left="5760" w:hanging="360"/>
+      </w:pPr>
+      <w:rPr>
+        <w:rFonts w:ascii="Wingdings" w:hAnsi="Wingdings" w:hint="default"/>
+        <w:sz w:val="20"/>
+      </w:rPr>
+    </w:lvl>
+    <w:lvl w:ilvl="8" w:tentative="1">
+      <w:start w:val="1"/>
+      <w:numFmt w:val="bullet"/>
+      <w:lvlText w:val=""/>
+      <w:lvlJc w:val="left"/>
+      <w:pPr>
+        <w:tabs>
+          <w:tab w:val="num" w:pos="6480"/>
+        </w:tabs>
+        <w:ind w:left="6480" w:hanging="360"/>
+      </w:pPr>
+      <w:rPr>
+        <w:rFonts w:ascii="Wingdings" w:hAnsi="Wingdings" w:hint="default"/>
+        <w:sz w:val="20"/>
+      </w:rPr>
+    </w:lvl>
+  </w:abstractNum>
+  <w:abstractNum w:abstractNumId="13" w15:restartNumberingAfterBreak="0">
     <w:nsid w:val="4F9252DA"/>
     <w:multiLevelType w:val="multilevel"/>
     <w:tmpl w:val="81AAF1B6"/>
@@ -6912,7 +8900,7 @@
       </w:rPr>
     </w:lvl>
   </w:abstractNum>
-  <w:abstractNum w:abstractNumId="10" w15:restartNumberingAfterBreak="0">
+  <w:abstractNum w:abstractNumId="14" w15:restartNumberingAfterBreak="0">
     <w:nsid w:val="50214B75"/>
     <w:multiLevelType w:val="hybridMultilevel"/>
     <w:tmpl w:val="4A60A518"/>
@@ -7001,7 +8989,305 @@
       </w:pPr>
     </w:lvl>
   </w:abstractNum>
-  <w:abstractNum w:abstractNumId="11" w15:restartNumberingAfterBreak="0">
+  <w:abstractNum w:abstractNumId="15" w15:restartNumberingAfterBreak="0">
+    <w:nsid w:val="523D430E"/>
+    <w:multiLevelType w:val="multilevel"/>
+    <w:tmpl w:val="7BD6203A"/>
+    <w:lvl w:ilvl="0">
+      <w:start w:val="1"/>
+      <w:numFmt w:val="bullet"/>
+      <w:lvlText w:val=""/>
+      <w:lvlJc w:val="left"/>
+      <w:pPr>
+        <w:tabs>
+          <w:tab w:val="num" w:pos="720"/>
+        </w:tabs>
+        <w:ind w:left="720" w:hanging="360"/>
+      </w:pPr>
+      <w:rPr>
+        <w:rFonts w:ascii="Symbol" w:hAnsi="Symbol" w:hint="default"/>
+        <w:sz w:val="20"/>
+      </w:rPr>
+    </w:lvl>
+    <w:lvl w:ilvl="1" w:tentative="1">
+      <w:start w:val="1"/>
+      <w:numFmt w:val="bullet"/>
+      <w:lvlText w:val="o"/>
+      <w:lvlJc w:val="left"/>
+      <w:pPr>
+        <w:tabs>
+          <w:tab w:val="num" w:pos="1440"/>
+        </w:tabs>
+        <w:ind w:left="1440" w:hanging="360"/>
+      </w:pPr>
+      <w:rPr>
+        <w:rFonts w:ascii="Courier New" w:hAnsi="Courier New" w:hint="default"/>
+        <w:sz w:val="20"/>
+      </w:rPr>
+    </w:lvl>
+    <w:lvl w:ilvl="2" w:tentative="1">
+      <w:start w:val="1"/>
+      <w:numFmt w:val="bullet"/>
+      <w:lvlText w:val=""/>
+      <w:lvlJc w:val="left"/>
+      <w:pPr>
+        <w:tabs>
+          <w:tab w:val="num" w:pos="2160"/>
+        </w:tabs>
+        <w:ind w:left="2160" w:hanging="360"/>
+      </w:pPr>
+      <w:rPr>
+        <w:rFonts w:ascii="Wingdings" w:hAnsi="Wingdings" w:hint="default"/>
+        <w:sz w:val="20"/>
+      </w:rPr>
+    </w:lvl>
+    <w:lvl w:ilvl="3" w:tentative="1">
+      <w:start w:val="1"/>
+      <w:numFmt w:val="bullet"/>
+      <w:lvlText w:val=""/>
+      <w:lvlJc w:val="left"/>
+      <w:pPr>
+        <w:tabs>
+          <w:tab w:val="num" w:pos="2880"/>
+        </w:tabs>
+        <w:ind w:left="2880" w:hanging="360"/>
+      </w:pPr>
+      <w:rPr>
+        <w:rFonts w:ascii="Wingdings" w:hAnsi="Wingdings" w:hint="default"/>
+        <w:sz w:val="20"/>
+      </w:rPr>
+    </w:lvl>
+    <w:lvl w:ilvl="4" w:tentative="1">
+      <w:start w:val="1"/>
+      <w:numFmt w:val="bullet"/>
+      <w:lvlText w:val=""/>
+      <w:lvlJc w:val="left"/>
+      <w:pPr>
+        <w:tabs>
+          <w:tab w:val="num" w:pos="3600"/>
+        </w:tabs>
+        <w:ind w:left="3600" w:hanging="360"/>
+      </w:pPr>
+      <w:rPr>
+        <w:rFonts w:ascii="Wingdings" w:hAnsi="Wingdings" w:hint="default"/>
+        <w:sz w:val="20"/>
+      </w:rPr>
+    </w:lvl>
+    <w:lvl w:ilvl="5" w:tentative="1">
+      <w:start w:val="1"/>
+      <w:numFmt w:val="bullet"/>
+      <w:lvlText w:val=""/>
+      <w:lvlJc w:val="left"/>
+      <w:pPr>
+        <w:tabs>
+          <w:tab w:val="num" w:pos="4320"/>
+        </w:tabs>
+        <w:ind w:left="4320" w:hanging="360"/>
+      </w:pPr>
+      <w:rPr>
+        <w:rFonts w:ascii="Wingdings" w:hAnsi="Wingdings" w:hint="default"/>
+        <w:sz w:val="20"/>
+      </w:rPr>
+    </w:lvl>
+    <w:lvl w:ilvl="6" w:tentative="1">
+      <w:start w:val="1"/>
+      <w:numFmt w:val="bullet"/>
+      <w:lvlText w:val=""/>
+      <w:lvlJc w:val="left"/>
+      <w:pPr>
+        <w:tabs>
+          <w:tab w:val="num" w:pos="5040"/>
+        </w:tabs>
+        <w:ind w:left="5040" w:hanging="360"/>
+      </w:pPr>
+      <w:rPr>
+        <w:rFonts w:ascii="Wingdings" w:hAnsi="Wingdings" w:hint="default"/>
+        <w:sz w:val="20"/>
+      </w:rPr>
+    </w:lvl>
+    <w:lvl w:ilvl="7" w:tentative="1">
+      <w:start w:val="1"/>
+      <w:numFmt w:val="bullet"/>
+      <w:lvlText w:val=""/>
+      <w:lvlJc w:val="left"/>
+      <w:pPr>
+        <w:tabs>
+          <w:tab w:val="num" w:pos="5760"/>
+        </w:tabs>
+        <w:ind w:left="5760" w:hanging="360"/>
+      </w:pPr>
+      <w:rPr>
+        <w:rFonts w:ascii="Wingdings" w:hAnsi="Wingdings" w:hint="default"/>
+        <w:sz w:val="20"/>
+      </w:rPr>
+    </w:lvl>
+    <w:lvl w:ilvl="8" w:tentative="1">
+      <w:start w:val="1"/>
+      <w:numFmt w:val="bullet"/>
+      <w:lvlText w:val=""/>
+      <w:lvlJc w:val="left"/>
+      <w:pPr>
+        <w:tabs>
+          <w:tab w:val="num" w:pos="6480"/>
+        </w:tabs>
+        <w:ind w:left="6480" w:hanging="360"/>
+      </w:pPr>
+      <w:rPr>
+        <w:rFonts w:ascii="Wingdings" w:hAnsi="Wingdings" w:hint="default"/>
+        <w:sz w:val="20"/>
+      </w:rPr>
+    </w:lvl>
+  </w:abstractNum>
+  <w:abstractNum w:abstractNumId="16" w15:restartNumberingAfterBreak="0">
+    <w:nsid w:val="5A2F73EF"/>
+    <w:multiLevelType w:val="multilevel"/>
+    <w:tmpl w:val="BCC2E4BA"/>
+    <w:lvl w:ilvl="0">
+      <w:start w:val="1"/>
+      <w:numFmt w:val="bullet"/>
+      <w:lvlText w:val=""/>
+      <w:lvlJc w:val="left"/>
+      <w:pPr>
+        <w:tabs>
+          <w:tab w:val="num" w:pos="720"/>
+        </w:tabs>
+        <w:ind w:left="720" w:hanging="360"/>
+      </w:pPr>
+      <w:rPr>
+        <w:rFonts w:ascii="Symbol" w:hAnsi="Symbol" w:hint="default"/>
+        <w:sz w:val="20"/>
+      </w:rPr>
+    </w:lvl>
+    <w:lvl w:ilvl="1" w:tentative="1">
+      <w:start w:val="1"/>
+      <w:numFmt w:val="bullet"/>
+      <w:lvlText w:val="o"/>
+      <w:lvlJc w:val="left"/>
+      <w:pPr>
+        <w:tabs>
+          <w:tab w:val="num" w:pos="1440"/>
+        </w:tabs>
+        <w:ind w:left="1440" w:hanging="360"/>
+      </w:pPr>
+      <w:rPr>
+        <w:rFonts w:ascii="Courier New" w:hAnsi="Courier New" w:hint="default"/>
+        <w:sz w:val="20"/>
+      </w:rPr>
+    </w:lvl>
+    <w:lvl w:ilvl="2" w:tentative="1">
+      <w:start w:val="1"/>
+      <w:numFmt w:val="bullet"/>
+      <w:lvlText w:val=""/>
+      <w:lvlJc w:val="left"/>
+      <w:pPr>
+        <w:tabs>
+          <w:tab w:val="num" w:pos="2160"/>
+        </w:tabs>
+        <w:ind w:left="2160" w:hanging="360"/>
+      </w:pPr>
+      <w:rPr>
+        <w:rFonts w:ascii="Wingdings" w:hAnsi="Wingdings" w:hint="default"/>
+        <w:sz w:val="20"/>
+      </w:rPr>
+    </w:lvl>
+    <w:lvl w:ilvl="3" w:tentative="1">
+      <w:start w:val="1"/>
+      <w:numFmt w:val="bullet"/>
+      <w:lvlText w:val=""/>
+      <w:lvlJc w:val="left"/>
+      <w:pPr>
+        <w:tabs>
+          <w:tab w:val="num" w:pos="2880"/>
+        </w:tabs>
+        <w:ind w:left="2880" w:hanging="360"/>
+      </w:pPr>
+      <w:rPr>
+        <w:rFonts w:ascii="Wingdings" w:hAnsi="Wingdings" w:hint="default"/>
+        <w:sz w:val="20"/>
+      </w:rPr>
+    </w:lvl>
+    <w:lvl w:ilvl="4" w:tentative="1">
+      <w:start w:val="1"/>
+      <w:numFmt w:val="bullet"/>
+      <w:lvlText w:val=""/>
+      <w:lvlJc w:val="left"/>
+      <w:pPr>
+        <w:tabs>
+          <w:tab w:val="num" w:pos="3600"/>
+        </w:tabs>
+        <w:ind w:left="3600" w:hanging="360"/>
+      </w:pPr>
+      <w:rPr>
+        <w:rFonts w:ascii="Wingdings" w:hAnsi="Wingdings" w:hint="default"/>
+        <w:sz w:val="20"/>
+      </w:rPr>
+    </w:lvl>
+    <w:lvl w:ilvl="5" w:tentative="1">
+      <w:start w:val="1"/>
+      <w:numFmt w:val="bullet"/>
+      <w:lvlText w:val=""/>
+      <w:lvlJc w:val="left"/>
+      <w:pPr>
+        <w:tabs>
+          <w:tab w:val="num" w:pos="4320"/>
+        </w:tabs>
+        <w:ind w:left="4320" w:hanging="360"/>
+      </w:pPr>
+      <w:rPr>
+        <w:rFonts w:ascii="Wingdings" w:hAnsi="Wingdings" w:hint="default"/>
+        <w:sz w:val="20"/>
+      </w:rPr>
+    </w:lvl>
+    <w:lvl w:ilvl="6" w:tentative="1">
+      <w:start w:val="1"/>
+      <w:numFmt w:val="bullet"/>
+      <w:lvlText w:val=""/>
+      <w:lvlJc w:val="left"/>
+      <w:pPr>
+        <w:tabs>
+          <w:tab w:val="num" w:pos="5040"/>
+        </w:tabs>
+        <w:ind w:left="5040" w:hanging="360"/>
+      </w:pPr>
+      <w:rPr>
+        <w:rFonts w:ascii="Wingdings" w:hAnsi="Wingdings" w:hint="default"/>
+        <w:sz w:val="20"/>
+      </w:rPr>
+    </w:lvl>
+    <w:lvl w:ilvl="7" w:tentative="1">
+      <w:start w:val="1"/>
+      <w:numFmt w:val="bullet"/>
+      <w:lvlText w:val=""/>
+      <w:lvlJc w:val="left"/>
+      <w:pPr>
+        <w:tabs>
+          <w:tab w:val="num" w:pos="5760"/>
+        </w:tabs>
+        <w:ind w:left="5760" w:hanging="360"/>
+      </w:pPr>
+      <w:rPr>
+        <w:rFonts w:ascii="Wingdings" w:hAnsi="Wingdings" w:hint="default"/>
+        <w:sz w:val="20"/>
+      </w:rPr>
+    </w:lvl>
+    <w:lvl w:ilvl="8" w:tentative="1">
+      <w:start w:val="1"/>
+      <w:numFmt w:val="bullet"/>
+      <w:lvlText w:val=""/>
+      <w:lvlJc w:val="left"/>
+      <w:pPr>
+        <w:tabs>
+          <w:tab w:val="num" w:pos="6480"/>
+        </w:tabs>
+        <w:ind w:left="6480" w:hanging="360"/>
+      </w:pPr>
+      <w:rPr>
+        <w:rFonts w:ascii="Wingdings" w:hAnsi="Wingdings" w:hint="default"/>
+        <w:sz w:val="20"/>
+      </w:rPr>
+    </w:lvl>
+  </w:abstractNum>
+  <w:abstractNum w:abstractNumId="17" w15:restartNumberingAfterBreak="0">
     <w:nsid w:val="5AF4075E"/>
     <w:multiLevelType w:val="hybridMultilevel"/>
     <w:tmpl w:val="7F86ABCE"/>
@@ -7114,7 +9400,7 @@
       </w:rPr>
     </w:lvl>
   </w:abstractNum>
-  <w:abstractNum w:abstractNumId="12" w15:restartNumberingAfterBreak="0">
+  <w:abstractNum w:abstractNumId="18" w15:restartNumberingAfterBreak="0">
     <w:nsid w:val="68E317E8"/>
     <w:multiLevelType w:val="hybridMultilevel"/>
     <w:tmpl w:val="9774CF50"/>
@@ -7203,7 +9489,7 @@
       </w:pPr>
     </w:lvl>
   </w:abstractNum>
-  <w:abstractNum w:abstractNumId="13" w15:restartNumberingAfterBreak="0">
+  <w:abstractNum w:abstractNumId="19" w15:restartNumberingAfterBreak="0">
     <w:nsid w:val="696E7140"/>
     <w:multiLevelType w:val="multilevel"/>
     <w:tmpl w:val="D7C8A154"/>
@@ -7352,7 +9638,7 @@
       </w:rPr>
     </w:lvl>
   </w:abstractNum>
-  <w:abstractNum w:abstractNumId="14" w15:restartNumberingAfterBreak="0">
+  <w:abstractNum w:abstractNumId="20" w15:restartNumberingAfterBreak="0">
     <w:nsid w:val="6B4212F9"/>
     <w:multiLevelType w:val="multilevel"/>
     <w:tmpl w:val="02F60B80"/>
@@ -7501,7 +9787,7 @@
       </w:rPr>
     </w:lvl>
   </w:abstractNum>
-  <w:abstractNum w:abstractNumId="15" w15:restartNumberingAfterBreak="0">
+  <w:abstractNum w:abstractNumId="21" w15:restartNumberingAfterBreak="0">
     <w:nsid w:val="6EDC3301"/>
     <w:multiLevelType w:val="hybridMultilevel"/>
     <w:tmpl w:val="E60AB5C6"/>
@@ -7614,7 +9900,7 @@
       </w:rPr>
     </w:lvl>
   </w:abstractNum>
-  <w:abstractNum w:abstractNumId="16" w15:restartNumberingAfterBreak="0">
+  <w:abstractNum w:abstractNumId="22" w15:restartNumberingAfterBreak="0">
     <w:nsid w:val="75AC0B99"/>
     <w:multiLevelType w:val="multilevel"/>
     <w:tmpl w:val="4086DE92"/>
@@ -7763,7 +10049,7 @@
       </w:rPr>
     </w:lvl>
   </w:abstractNum>
-  <w:abstractNum w:abstractNumId="17" w15:restartNumberingAfterBreak="0">
+  <w:abstractNum w:abstractNumId="23" w15:restartNumberingAfterBreak="0">
     <w:nsid w:val="784A7736"/>
     <w:multiLevelType w:val="hybridMultilevel"/>
     <w:tmpl w:val="26B8D2CE"/>
@@ -7876,7 +10162,7 @@
       </w:rPr>
     </w:lvl>
   </w:abstractNum>
-  <w:abstractNum w:abstractNumId="18" w15:restartNumberingAfterBreak="0">
+  <w:abstractNum w:abstractNumId="24" w15:restartNumberingAfterBreak="0">
     <w:nsid w:val="7B012225"/>
     <w:multiLevelType w:val="multilevel"/>
     <w:tmpl w:val="1D2EBD50"/>
@@ -8025,7 +10311,7 @@
       </w:rPr>
     </w:lvl>
   </w:abstractNum>
-  <w:abstractNum w:abstractNumId="19" w15:restartNumberingAfterBreak="0">
+  <w:abstractNum w:abstractNumId="25" w15:restartNumberingAfterBreak="0">
     <w:nsid w:val="7B082D11"/>
     <w:multiLevelType w:val="multilevel"/>
     <w:tmpl w:val="5544626A"/>
@@ -8175,64 +10461,82 @@
     </w:lvl>
   </w:abstractNum>
   <w:num w:numId="1" w16cid:durableId="1040125881">
+    <w:abstractNumId w:val="19"/>
+  </w:num>
+  <w:num w:numId="2" w16cid:durableId="1630816917">
+    <w:abstractNumId w:val="9"/>
+  </w:num>
+  <w:num w:numId="3" w16cid:durableId="132529508">
+    <w:abstractNumId w:val="22"/>
+  </w:num>
+  <w:num w:numId="4" w16cid:durableId="614557669">
+    <w:abstractNumId w:val="24"/>
+  </w:num>
+  <w:num w:numId="5" w16cid:durableId="64567832">
+    <w:abstractNumId w:val="25"/>
+  </w:num>
+  <w:num w:numId="6" w16cid:durableId="489638427">
+    <w:abstractNumId w:val="8"/>
+  </w:num>
+  <w:num w:numId="7" w16cid:durableId="1505897041">
+    <w:abstractNumId w:val="20"/>
+  </w:num>
+  <w:num w:numId="8" w16cid:durableId="1179809889">
+    <w:abstractNumId w:val="2"/>
+  </w:num>
+  <w:num w:numId="9" w16cid:durableId="1988391033">
+    <w:abstractNumId w:val="6"/>
+  </w:num>
+  <w:num w:numId="10" w16cid:durableId="1309214256">
     <w:abstractNumId w:val="13"/>
   </w:num>
-  <w:num w:numId="2" w16cid:durableId="1630816917">
+  <w:num w:numId="11" w16cid:durableId="1644694048">
+    <w:abstractNumId w:val="10"/>
+  </w:num>
+  <w:num w:numId="12" w16cid:durableId="839925188">
+    <w:abstractNumId w:val="4"/>
+  </w:num>
+  <w:num w:numId="13" w16cid:durableId="1586573368">
+    <w:abstractNumId w:val="5"/>
+  </w:num>
+  <w:num w:numId="14" w16cid:durableId="97681399">
+    <w:abstractNumId w:val="21"/>
+  </w:num>
+  <w:num w:numId="15" w16cid:durableId="1730961588">
     <w:abstractNumId w:val="7"/>
   </w:num>
-  <w:num w:numId="3" w16cid:durableId="132529508">
-    <w:abstractNumId w:val="16"/>
+  <w:num w:numId="16" w16cid:durableId="2118286884">
+    <w:abstractNumId w:val="14"/>
   </w:num>
-  <w:num w:numId="4" w16cid:durableId="614557669">
+  <w:num w:numId="17" w16cid:durableId="1904438912">
     <w:abstractNumId w:val="18"/>
   </w:num>
-  <w:num w:numId="5" w16cid:durableId="64567832">
-    <w:abstractNumId w:val="19"/>
+  <w:num w:numId="18" w16cid:durableId="300505554">
+    <w:abstractNumId w:val="3"/>
   </w:num>
-  <w:num w:numId="6" w16cid:durableId="489638427">
-    <w:abstractNumId w:val="6"/>
+  <w:num w:numId="19" w16cid:durableId="2514041">
+    <w:abstractNumId w:val="17"/>
   </w:num>
-  <w:num w:numId="7" w16cid:durableId="1505897041">
-    <w:abstractNumId w:val="14"/>
+  <w:num w:numId="20" w16cid:durableId="317654065">
+    <w:abstractNumId w:val="23"/>
   </w:num>
-  <w:num w:numId="8" w16cid:durableId="1179809889">
+  <w:num w:numId="21" w16cid:durableId="2109345475">
     <w:abstractNumId w:val="0"/>
   </w:num>
-  <w:num w:numId="9" w16cid:durableId="1988391033">
-    <w:abstractNumId w:val="4"/>
+  <w:num w:numId="22" w16cid:durableId="2096517013">
+    <w:abstractNumId w:val="12"/>
   </w:num>
-  <w:num w:numId="10" w16cid:durableId="1309214256">
-    <w:abstractNumId w:val="9"/>
+  <w:num w:numId="23" w16cid:durableId="1091124590">
+    <w:abstractNumId w:val="11"/>
   </w:num>
-  <w:num w:numId="11" w16cid:durableId="1644694048">
-    <w:abstractNumId w:val="8"/>
-  </w:num>
-  <w:num w:numId="12" w16cid:durableId="839925188">
-    <w:abstractNumId w:val="2"/>
-  </w:num>
-  <w:num w:numId="13" w16cid:durableId="1586573368">
-    <w:abstractNumId w:val="3"/>
-  </w:num>
-  <w:num w:numId="14" w16cid:durableId="97681399">
+  <w:num w:numId="24" w16cid:durableId="1853183595">
     <w:abstractNumId w:val="15"/>
   </w:num>
-  <w:num w:numId="15" w16cid:durableId="1730961588">
-    <w:abstractNumId w:val="5"/>
-  </w:num>
-  <w:num w:numId="16" w16cid:durableId="2118286884">
-    <w:abstractNumId w:val="10"/>
-  </w:num>
-  <w:num w:numId="17" w16cid:durableId="1904438912">
-    <w:abstractNumId w:val="12"/>
-  </w:num>
-  <w:num w:numId="18" w16cid:durableId="300505554">
+  <w:num w:numId="25" w16cid:durableId="1455713699">
     <w:abstractNumId w:val="1"/>
   </w:num>
-  <w:num w:numId="19" w16cid:durableId="2514041">
-    <w:abstractNumId w:val="11"/>
-  </w:num>
-  <w:num w:numId="20" w16cid:durableId="317654065">
-    <w:abstractNumId w:val="17"/>
+  <w:num w:numId="26" w16cid:durableId="954946361">
+    <w:abstractNumId w:val="16"/>
   </w:num>
 </w:numbering>
 </file>
@@ -8838,7 +11142,6 @@
   <w:style w:type="character" w:default="1" w:styleId="Domylnaczcionkaakapitu">
     <w:name w:val="Default Paragraph Font"/>
     <w:uiPriority w:val="1"/>
-    <w:semiHidden/>
     <w:unhideWhenUsed/>
   </w:style>
   <w:style w:type="table" w:default="1" w:styleId="Standardowy">
